--- a/documentación/Informes de Pruebas de Calidad/3.0 CU Mantenimiento de Usuarios - Informe Prueba de Calidad.docx
+++ b/documentación/Informes de Pruebas de Calidad/3.0 CU Mantenimiento de Usuarios - Informe Prueba de Calidad.docx
@@ -157,7 +157,7 @@
           <w:szCs w:val="36"/>
           <w:lang w:val="es-GT"/>
         </w:rPr>
-        <w:t>2</w:t>
+        <w:t>3</w:t>
       </w:r>
       <w:r>
         <w:rPr>
@@ -181,22 +181,8 @@
           <w:szCs w:val="36"/>
           <w:lang w:val="es-GT"/>
         </w:rPr>
-        <w:t xml:space="preserve">Registro de Pacientes y </w:t>
+        <w:t>Mantenimiento de Usuarios</w:t>
       </w:r>
-      <w:proofErr w:type="spellStart"/>
-      <w:r>
-        <w:rPr>
-          <w:rFonts w:ascii="Calibri" w:hAnsi="Calibri"/>
-          <w:b/>
-          <w:i/>
-          <w:color w:val="00B050"/>
-          <w:sz w:val="36"/>
-          <w:szCs w:val="36"/>
-          <w:lang w:val="es-GT"/>
-        </w:rPr>
-        <w:t>Triaje</w:t>
-      </w:r>
-      <w:proofErr w:type="spellEnd"/>
     </w:p>
     <w:p>
       <w:pPr>
@@ -817,7 +803,18 @@
                 <w:szCs w:val="20"/>
                 <w:lang w:eastAsia="es-VE"/>
               </w:rPr>
-              <w:t>02</w:t>
+              <w:t>0</w:t>
+            </w:r>
+            <w:r>
+              <w:rPr>
+                <w:rFonts w:eastAsia="Times New Roman" w:cs="Arial"/>
+                <w:b/>
+                <w:color w:val="000000"/>
+                <w:sz w:val="20"/>
+                <w:szCs w:val="20"/>
+                <w:lang w:eastAsia="es-VE"/>
+              </w:rPr>
+              <w:t>3</w:t>
             </w:r>
           </w:p>
         </w:tc>
@@ -3639,31 +3636,7 @@
                 <w:sz w:val="20"/>
                 <w:lang w:val="es-GT"/>
               </w:rPr>
-              <w:t xml:space="preserve">Normal Básico </w:t>
-            </w:r>
-            <w:r>
-              <w:rPr>
-                <w:rFonts w:cs="Arial"/>
-                <w:sz w:val="20"/>
-                <w:lang w:val="es-GT"/>
-              </w:rPr>
-              <w:t>2</w:t>
-            </w:r>
-            <w:r>
-              <w:rPr>
-                <w:rFonts w:cs="Arial"/>
-                <w:sz w:val="20"/>
-                <w:lang w:val="es-GT"/>
-              </w:rPr>
-              <w:t xml:space="preserve">.0 CU </w:t>
-            </w:r>
-            <w:r>
-              <w:rPr>
-                <w:rFonts w:cs="Arial"/>
-                <w:sz w:val="20"/>
-                <w:lang w:val="es-GT"/>
-              </w:rPr>
-              <w:t xml:space="preserve">Registro de Pacientes y </w:t>
+              <w:t xml:space="preserve">Normal Básico 2.0 CU Registro de Pacientes y </w:t>
             </w:r>
             <w:proofErr w:type="spellStart"/>
             <w:r>
@@ -10385,6 +10358,7 @@
   <w:style w:type="character" w:default="1" w:styleId="Fuentedeprrafopredeter">
     <w:name w:val="Default Paragraph Font"/>
     <w:uiPriority w:val="1"/>
+    <w:semiHidden/>
     <w:unhideWhenUsed/>
   </w:style>
   <w:style w:type="table" w:default="1" w:styleId="Tablanormal">

--- a/documentación/Informes de Pruebas de Calidad/3.0 CU Mantenimiento de Usuarios - Informe Prueba de Calidad.docx
+++ b/documentación/Informes de Pruebas de Calidad/3.0 CU Mantenimiento de Usuarios - Informe Prueba de Calidad.docx
@@ -2444,76 +2444,71 @@
     </w:p>
     <w:p>
       <w:pPr>
-        <w:spacing w:after="0"/>
+        <w:pStyle w:val="Ttulo1"/>
+        <w:spacing w:before="0"/>
         <w:rPr>
-          <w:lang w:val="es-GT" w:eastAsia="es-VE"/>
+          <w:rFonts w:asciiTheme="minorHAnsi" w:eastAsia="Times New Roman" w:hAnsiTheme="minorHAnsi" w:cs="Arial"/>
+          <w:b w:val="0"/>
+          <w:bCs w:val="0"/>
+          <w:color w:val="00B050"/>
+          <w:kern w:val="2"/>
+          <w:sz w:val="21"/>
+          <w:szCs w:val="24"/>
+          <w:lang w:eastAsia="es-VE"/>
         </w:rPr>
       </w:pPr>
       <w:bookmarkStart w:id="4" w:name="_Toc388088230"/>
       <w:r>
         <w:rPr>
-          <w:rFonts w:eastAsia="Times New Roman" w:cs="Arial"/>
+          <w:rFonts w:asciiTheme="minorHAnsi" w:eastAsia="Times New Roman" w:hAnsiTheme="minorHAnsi" w:cs="Arial"/>
+          <w:b w:val="0"/>
+          <w:bCs w:val="0"/>
           <w:color w:val="00B050"/>
+          <w:kern w:val="2"/>
+          <w:sz w:val="21"/>
           <w:szCs w:val="24"/>
-          <w:lang w:val="es-GT" w:eastAsia="es-VE"/>
+          <w:lang w:eastAsia="es-VE"/>
         </w:rPr>
-        <w:t>El presente documento constituye el Plan de Pruebas de Software detallado para el módulo de Registro de Pacientes y Clasificación de Urgencia (</w:t>
-      </w:r>
-      <w:proofErr w:type="spellStart"/>
-      <w:r>
-        <w:rPr>
-          <w:rFonts w:eastAsia="Times New Roman" w:cs="Arial"/>
-          <w:color w:val="00B050"/>
-          <w:szCs w:val="24"/>
-          <w:lang w:val="es-GT" w:eastAsia="es-VE"/>
-        </w:rPr>
-        <w:t>Triaje</w:t>
-      </w:r>
-      <w:proofErr w:type="spellEnd"/>
-      <w:r>
-        <w:rPr>
-          <w:rFonts w:eastAsia="Times New Roman" w:cs="Arial"/>
-          <w:color w:val="00B050"/>
-          <w:szCs w:val="24"/>
-          <w:lang w:val="es-GT" w:eastAsia="es-VE"/>
-        </w:rPr>
-        <w:t xml:space="preserve">). </w:t>
+        <w:t xml:space="preserve">El presente documento constituye el Plan de Pruebas de Software detallado para el módulo de Mantenimiento de Usuarios. El propósito es validar la creación, </w:t>
       </w:r>
       <w:r>
         <w:rPr>
-          <w:rFonts w:eastAsia="Times New Roman" w:cs="Arial"/>
+          <w:rFonts w:asciiTheme="minorHAnsi" w:eastAsia="Times New Roman" w:hAnsiTheme="minorHAnsi" w:cs="Arial"/>
+          <w:b w:val="0"/>
+          <w:bCs w:val="0"/>
           <w:color w:val="00B050"/>
+          <w:kern w:val="2"/>
+          <w:sz w:val="21"/>
           <w:szCs w:val="24"/>
-          <w:lang w:val="es-GT" w:eastAsia="es-VE"/>
+          <w:lang w:eastAsia="es-VE"/>
         </w:rPr>
-        <w:t>Su</w:t>
+        <w:t xml:space="preserve">modificación, eliminación y </w:t>
       </w:r>
       <w:r>
         <w:rPr>
-          <w:rFonts w:eastAsia="Times New Roman" w:cs="Arial"/>
+          <w:rFonts w:asciiTheme="minorHAnsi" w:eastAsia="Times New Roman" w:hAnsiTheme="minorHAnsi" w:cs="Arial"/>
+          <w:b w:val="0"/>
+          <w:bCs w:val="0"/>
           <w:color w:val="00B050"/>
+          <w:kern w:val="2"/>
+          <w:sz w:val="21"/>
           <w:szCs w:val="24"/>
-          <w:lang w:val="es-GT" w:eastAsia="es-VE"/>
+          <w:lang w:eastAsia="es-VE"/>
         </w:rPr>
-        <w:t xml:space="preserve"> propósito es validar </w:t>
+        <w:t xml:space="preserve">suspensión de las cuentas profesionales del personal del hospital. El esfuerzo se delimita a la verificación de la persistencia de datos legales únicos, asignación de privilegios </w:t>
       </w:r>
       <w:r>
         <w:rPr>
-          <w:rFonts w:eastAsia="Times New Roman" w:cs="Arial"/>
+          <w:rFonts w:asciiTheme="minorHAnsi" w:eastAsia="Times New Roman" w:hAnsiTheme="minorHAnsi" w:cs="Arial"/>
+          <w:b w:val="0"/>
+          <w:bCs w:val="0"/>
           <w:color w:val="00B050"/>
+          <w:kern w:val="2"/>
+          <w:sz w:val="21"/>
           <w:szCs w:val="24"/>
-          <w:lang w:val="es-GT" w:eastAsia="es-VE"/>
+          <w:lang w:eastAsia="es-VE"/>
         </w:rPr>
-        <w:t xml:space="preserve">el correcto registro de datos personales y de pago, así como </w:t>
-      </w:r>
-      <w:r>
-        <w:rPr>
-          <w:rFonts w:eastAsia="Times New Roman" w:cs="Arial"/>
-          <w:color w:val="00B050"/>
-          <w:szCs w:val="24"/>
-          <w:lang w:val="es-GT" w:eastAsia="es-VE"/>
-        </w:rPr>
-        <w:t>el cálculo automatizado de la prioridad clínica (Rojo, Naranja, Amarillo, Verde).</w:t>
+        <w:t>y roles</w:t>
       </w:r>
     </w:p>
     <w:p>
@@ -2561,7 +2556,7 @@
           <w:color w:val="00B050"/>
           <w:lang w:val="es-GT" w:eastAsia="en-US"/>
         </w:rPr>
-        <w:t>de registro de pacientes que ingresan caminando al hospital y necesitan asistencia médica</w:t>
+        <w:t>de registro de nuevos usuarios para personal hospitalario</w:t>
       </w:r>
     </w:p>
     <w:p>
@@ -2592,23 +2587,14 @@
           <w:color w:val="00B050"/>
           <w:lang w:val="es-GT" w:eastAsia="en-US"/>
         </w:rPr>
-        <w:t xml:space="preserve">a </w:t>
+        <w:t>eliminación, modificación y suspensión de usuarios</w:t>
       </w:r>
-      <w:proofErr w:type="spellStart"/>
       <w:r>
         <w:rPr>
           <w:color w:val="00B050"/>
           <w:lang w:val="es-GT" w:eastAsia="en-US"/>
         </w:rPr>
-        <w:t>triaje</w:t>
-      </w:r>
-      <w:proofErr w:type="spellEnd"/>
-      <w:r>
-        <w:rPr>
-          <w:color w:val="00B050"/>
-          <w:lang w:val="es-GT" w:eastAsia="en-US"/>
-        </w:rPr>
-        <w:t xml:space="preserve"> de pacientes que cuentan con una cita programada previamente y aquellos que ya cuenten con expediente clínico registrado en base a la atención médica histórica </w:t>
+        <w:t xml:space="preserve"> </w:t>
       </w:r>
     </w:p>
     <w:p>
@@ -2658,12 +2644,10 @@
         <w:pStyle w:val="Ttulo2"/>
         <w:numPr>
           <w:ilvl w:val="0"/>
-          <w:numId w:val="9"/>
+          <w:numId w:val="10"/>
         </w:numPr>
         <w:spacing w:before="0"/>
         <w:rPr>
-          <w:b w:val="0"/>
-          <w:bCs w:val="0"/>
           <w:color w:val="00B050"/>
           <w:sz w:val="22"/>
         </w:rPr>
@@ -2671,125 +2655,31 @@
       <w:bookmarkStart w:id="6" w:name="_Toc388088232"/>
       <w:r>
         <w:rPr>
-          <w:b w:val="0"/>
-          <w:bCs w:val="0"/>
           <w:color w:val="00B050"/>
           <w:sz w:val="22"/>
         </w:rPr>
-        <w:t xml:space="preserve">Módulo de Admisión y </w:t>
+        <w:t>Módulo de Control de Identidades (Tablero de Gestión)</w:t>
       </w:r>
-      <w:proofErr w:type="spellStart"/>
-      <w:r>
+    </w:p>
+    <w:p>
+      <w:pPr>
+        <w:pStyle w:val="Ttulo2"/>
+        <w:numPr>
+          <w:ilvl w:val="0"/>
+          <w:numId w:val="10"/>
+        </w:numPr>
+        <w:spacing w:before="0"/>
         <w:rPr>
-          <w:b w:val="0"/>
-          <w:bCs w:val="0"/>
           <w:color w:val="00B050"/>
           <w:sz w:val="22"/>
         </w:rPr>
-        <w:t>Triaje</w:t>
-      </w:r>
-      <w:proofErr w:type="spellEnd"/>
+      </w:pPr>
       <w:r>
         <w:rPr>
-          <w:b w:val="0"/>
-          <w:bCs w:val="0"/>
           <w:color w:val="00B050"/>
           <w:sz w:val="22"/>
         </w:rPr>
-        <w:t xml:space="preserve"> </w:t>
-      </w:r>
-    </w:p>
-    <w:p>
-      <w:pPr>
-        <w:pStyle w:val="Ttulo2"/>
-        <w:numPr>
-          <w:ilvl w:val="0"/>
-          <w:numId w:val="9"/>
-        </w:numPr>
-        <w:spacing w:before="0"/>
-        <w:rPr>
-          <w:b w:val="0"/>
-          <w:bCs w:val="0"/>
-          <w:color w:val="00B050"/>
-          <w:sz w:val="22"/>
-        </w:rPr>
-      </w:pPr>
-      <w:r>
-        <w:rPr>
-          <w:b w:val="0"/>
-          <w:bCs w:val="0"/>
-          <w:color w:val="00B050"/>
-          <w:sz w:val="22"/>
-        </w:rPr>
-        <w:t>Formulario Clínico (Signos vitales)</w:t>
-      </w:r>
-    </w:p>
-    <w:p>
-      <w:pPr>
-        <w:pStyle w:val="Ttulo2"/>
-        <w:numPr>
-          <w:ilvl w:val="0"/>
-          <w:numId w:val="9"/>
-        </w:numPr>
-        <w:spacing w:before="0"/>
-        <w:rPr>
-          <w:b w:val="0"/>
-          <w:bCs w:val="0"/>
-          <w:color w:val="00B050"/>
-          <w:sz w:val="22"/>
-        </w:rPr>
-      </w:pPr>
-      <w:r>
-        <w:rPr>
-          <w:b w:val="0"/>
-          <w:bCs w:val="0"/>
-          <w:color w:val="00B050"/>
-          <w:sz w:val="22"/>
-        </w:rPr>
-        <w:t>Módulo de Validación de Pago (</w:t>
-      </w:r>
-      <w:r>
-        <w:rPr>
-          <w:b w:val="0"/>
-          <w:bCs w:val="0"/>
-          <w:color w:val="00B050"/>
-          <w:sz w:val="22"/>
-        </w:rPr>
-        <w:t xml:space="preserve">Tarjeta </w:t>
-      </w:r>
-      <w:r>
-        <w:rPr>
-          <w:b w:val="0"/>
-          <w:bCs w:val="0"/>
-          <w:color w:val="00B050"/>
-          <w:sz w:val="22"/>
-        </w:rPr>
-        <w:t>/ Aseguradora)</w:t>
-      </w:r>
-    </w:p>
-    <w:p>
-      <w:pPr>
-        <w:pStyle w:val="Ttulo2"/>
-        <w:numPr>
-          <w:ilvl w:val="0"/>
-          <w:numId w:val="9"/>
-        </w:numPr>
-        <w:spacing w:before="0"/>
-        <w:rPr>
-          <w:b w:val="0"/>
-          <w:bCs w:val="0"/>
-          <w:color w:val="00B050"/>
-          <w:sz w:val="22"/>
-        </w:rPr>
-      </w:pPr>
-      <w:r>
-        <w:rPr>
-          <w:b w:val="0"/>
-          <w:bCs w:val="0"/>
-          <w:color w:val="00B050"/>
-          <w:sz w:val="22"/>
-        </w:rPr>
-        <w:t>Servicio de Alertas Visuales (Semáforo de Prioridades)</w:t>
+        <w:t>Formulario de Registro Profesional (Campos obligatorios y Firma Digital)</w:t>
       </w:r>
     </w:p>
     <w:p>
@@ -2871,7 +2761,7 @@
           <w:szCs w:val="24"/>
           <w:lang w:eastAsia="es-VE"/>
         </w:rPr>
-        <w:t>Captura segmentada por fases (Datos, Emergencia, Pago, Signos Vitales).</w:t>
+        <w:t>Creación de perfiles profesionales con vinculación de identificador legal único.</w:t>
       </w:r>
     </w:p>
     <w:p>
@@ -2896,7 +2786,7 @@
           <w:szCs w:val="24"/>
           <w:lang w:eastAsia="es-VE"/>
         </w:rPr>
-        <w:t>Integración cobro base de Q175.00 por cita médica.</w:t>
+        <w:t>Modificación de datos generales del personal activo.</w:t>
       </w:r>
     </w:p>
     <w:p>
@@ -2921,57 +2811,7 @@
           <w:szCs w:val="24"/>
           <w:lang w:eastAsia="es-VE"/>
         </w:rPr>
-        <w:t>Cálculo de prioridad basado en lógica de negocio clínica.</w:t>
-      </w:r>
-    </w:p>
-    <w:p>
-      <w:pPr>
-        <w:pStyle w:val="Prrafodelista"/>
-        <w:numPr>
-          <w:ilvl w:val="0"/>
-          <w:numId w:val="4"/>
-        </w:numPr>
-        <w:jc w:val="both"/>
-        <w:rPr>
-          <w:rFonts w:eastAsia="Times New Roman" w:cs="Arial"/>
-          <w:color w:val="00B050"/>
-          <w:szCs w:val="24"/>
-          <w:lang w:eastAsia="es-VE"/>
-        </w:rPr>
-      </w:pPr>
-      <w:r>
-        <w:rPr>
-          <w:rFonts w:eastAsia="Times New Roman" w:cs="Arial"/>
-          <w:color w:val="00B050"/>
-          <w:szCs w:val="24"/>
-          <w:lang w:eastAsia="es-VE"/>
-        </w:rPr>
-        <w:t>Despliegue de prioridad visual en el tablero de atención.</w:t>
-      </w:r>
-    </w:p>
-    <w:p>
-      <w:pPr>
-        <w:pStyle w:val="Prrafodelista"/>
-        <w:numPr>
-          <w:ilvl w:val="0"/>
-          <w:numId w:val="4"/>
-        </w:numPr>
-        <w:jc w:val="both"/>
-        <w:rPr>
-          <w:rFonts w:eastAsia="Times New Roman" w:cs="Arial"/>
-          <w:color w:val="00B050"/>
-          <w:szCs w:val="24"/>
-          <w:lang w:eastAsia="es-VE"/>
-        </w:rPr>
-      </w:pPr>
-      <w:r>
-        <w:rPr>
-          <w:rFonts w:eastAsia="Times New Roman" w:cs="Arial"/>
-          <w:color w:val="00B050"/>
-          <w:szCs w:val="24"/>
-          <w:lang w:eastAsia="es-VE"/>
-        </w:rPr>
-        <w:t>Emisión de orden de servicio con solvencia administrativa.</w:t>
+        <w:t>Suspensión / Inactivación lógica de cuentas de usuario sin borrado físico.</w:t>
       </w:r>
     </w:p>
     <w:tbl>
@@ -3125,7 +2965,7 @@
                 <w:sz w:val="20"/>
                 <w:lang w:val="es-GT"/>
               </w:rPr>
-              <w:t>Verificar obligatoriedad de campos de identidad (DPI), formatos numéricos en signos vitales y rangos lógicos de la escala Glasgow.</w:t>
+              <w:t>Verificar campos obligatorios (Nombre, DPI, Rol), formatos de correo y estructuras de longitud en campos de texto.</w:t>
             </w:r>
           </w:p>
         </w:tc>
@@ -3182,7 +3022,18 @@
               </w:rPr>
             </w:pPr>
             <w:r>
-              <w:t>FA03: Identificación de Emergencia Extrema (Código Rojo)</w:t>
+              <w:rPr>
+                <w:rFonts w:cs="Arial"/>
+                <w:sz w:val="20"/>
+              </w:rPr>
+              <w:t xml:space="preserve">RN11: </w:t>
+            </w:r>
+            <w:r>
+              <w:rPr>
+                <w:rFonts w:cs="Arial"/>
+                <w:sz w:val="20"/>
+              </w:rPr>
+              <w:t>Unicidad de Identidad Profesional</w:t>
             </w:r>
           </w:p>
         </w:tc>
@@ -3230,44 +3081,11 @@
           </w:tcPr>
           <w:p>
             <w:pPr>
-              <w:pStyle w:val="Prrafodelista"/>
-              <w:numPr>
-                <w:ilvl w:val="0"/>
-                <w:numId w:val="8"/>
-              </w:numPr>
-              <w:rPr>
-                <w:rFonts w:cs="Arial"/>
-                <w:sz w:val="20"/>
-              </w:rPr>
-            </w:pPr>
-            <w:r>
-              <w:rPr>
-                <w:rFonts w:cs="Arial"/>
-                <w:sz w:val="20"/>
-              </w:rPr>
-              <w:t>RN</w:t>
-            </w:r>
-            <w:r>
-              <w:rPr>
-                <w:rFonts w:cs="Arial"/>
-                <w:sz w:val="20"/>
-              </w:rPr>
-              <w:t>04</w:t>
-            </w:r>
-            <w:r>
-              <w:rPr>
-                <w:rFonts w:cs="Arial"/>
-                <w:sz w:val="20"/>
-              </w:rPr>
-              <w:t xml:space="preserve"> </w:t>
-            </w:r>
-            <w:r>
-              <w:rPr>
-                <w:rFonts w:cs="Arial"/>
-                <w:sz w:val="20"/>
-              </w:rPr>
-              <w:t>Protocolo de Priorización clínica</w:t>
-            </w:r>
+              <w:rPr>
+                <w:rFonts w:cs="Arial"/>
+                <w:sz w:val="20"/>
+              </w:rPr>
+            </w:pPr>
           </w:p>
         </w:tc>
       </w:tr>
@@ -3351,11 +3169,10 @@
               </w:rPr>
             </w:pPr>
             <w:r>
-              <w:rPr>
-                <w:rFonts w:cs="Arial"/>
-                <w:sz w:val="20"/>
-              </w:rPr>
-              <w:t>FA01: Paciente tiene Cita programada</w:t>
+              <w:t>FA</w:t>
+            </w:r>
+            <w:r>
+              <w:t>01: Actualizar datos de usuario</w:t>
             </w:r>
           </w:p>
           <w:p>
@@ -3375,7 +3192,7 @@
                 <w:rFonts w:cs="Arial"/>
                 <w:sz w:val="20"/>
               </w:rPr>
-              <w:t>FA02: Datos Clínicos Fuera de Rango (Error de captura)</w:t>
+              <w:t>FA02: Eliminar Usuario</w:t>
             </w:r>
           </w:p>
           <w:p>
@@ -3395,8 +3212,7 @@
                 <w:rFonts w:cs="Arial"/>
                 <w:sz w:val="20"/>
               </w:rPr>
-              <w:lastRenderedPageBreak/>
-              <w:t>FA03: Identificación de Emergencia Extrema (Código Rojo)</w:t>
+              <w:t>FA03: Suspender Usuario</w:t>
             </w:r>
           </w:p>
           <w:p>
@@ -3416,7 +3232,7 @@
                 <w:rFonts w:cs="Arial"/>
                 <w:sz w:val="20"/>
               </w:rPr>
-              <w:t>FA04: Saldos insuficientes en tarjeta de crédito/débito</w:t>
+              <w:t>FA04: Datos de Identidad Incompletos</w:t>
             </w:r>
           </w:p>
           <w:p>
@@ -3436,43 +3252,7 @@
                 <w:rFonts w:cs="Arial"/>
                 <w:sz w:val="20"/>
               </w:rPr>
-              <w:t>FA05: No cuenta con método de pago</w:t>
-            </w:r>
-          </w:p>
-          <w:p>
-            <w:pPr>
-              <w:pStyle w:val="Prrafodelista"/>
-              <w:numPr>
-                <w:ilvl w:val="0"/>
-                <w:numId w:val="6"/>
-              </w:numPr>
-              <w:rPr>
-                <w:rFonts w:cs="Arial"/>
-                <w:sz w:val="20"/>
-              </w:rPr>
-            </w:pPr>
-            <w:proofErr w:type="spellStart"/>
-            <w:r>
-              <w:rPr>
-                <w:rFonts w:cs="Arial"/>
-                <w:sz w:val="20"/>
-              </w:rPr>
-              <w:t>Fewqwf</w:t>
-            </w:r>
-            <w:proofErr w:type="spellEnd"/>
-            <w:r>
-              <w:rPr>
-                <w:rFonts w:cs="Arial"/>
-                <w:sz w:val="20"/>
-              </w:rPr>
-              <w:t xml:space="preserve"> DXZ</w:t>
-            </w:r>
-            <w:r>
-              <w:rPr>
-                <w:rFonts w:cs="Arial"/>
-                <w:sz w:val="20"/>
-              </w:rPr>
-              <w:t>FA06: El paciente ya tiene registro previo</w:t>
+              <w:t>FA05: Identidad Profesional Duplicada</w:t>
             </w:r>
           </w:p>
         </w:tc>
@@ -3636,18 +3416,32 @@
                 <w:sz w:val="20"/>
                 <w:lang w:val="es-GT"/>
               </w:rPr>
-              <w:t xml:space="preserve">Normal Básico 2.0 CU Registro de Pacientes y </w:t>
-            </w:r>
-            <w:proofErr w:type="spellStart"/>
+              <w:t xml:space="preserve">Normal Básico </w:t>
+            </w:r>
             <w:r>
               <w:rPr>
                 <w:rFonts w:cs="Arial"/>
                 <w:sz w:val="20"/>
                 <w:lang w:val="es-GT"/>
               </w:rPr>
-              <w:t>Triaje</w:t>
-            </w:r>
-            <w:proofErr w:type="spellEnd"/>
+              <w:t>3</w:t>
+            </w:r>
+            <w:r>
+              <w:rPr>
+                <w:rFonts w:cs="Arial"/>
+                <w:sz w:val="20"/>
+                <w:lang w:val="es-GT"/>
+              </w:rPr>
+              <w:t xml:space="preserve">.0 CU </w:t>
+            </w:r>
+            <w:r>
+              <w:rPr>
+                <w:rFonts w:cs="Arial"/>
+                <w:sz w:val="20"/>
+                <w:lang w:val="es-GT"/>
+              </w:rPr>
+              <w:t>Mantenimiento de Usuarios</w:t>
+            </w:r>
           </w:p>
         </w:tc>
       </w:tr>
@@ -4281,7 +4075,7 @@
                 <w:szCs w:val="20"/>
                 <w:lang w:val="es-GT"/>
               </w:rPr>
-              <w:t>Autenticación</w:t>
+              <w:t>Mantenimiento de Usuarios</w:t>
             </w:r>
             <w:r>
               <w:rPr>
@@ -4385,21 +4179,8 @@
                 <w:szCs w:val="20"/>
                 <w:lang w:val="es-GT"/>
               </w:rPr>
-              <w:t xml:space="preserve">Registro y </w:t>
-            </w:r>
-            <w:proofErr w:type="spellStart"/>
-            <w:r>
-              <w:rPr>
-                <w:rFonts w:cs="Arial"/>
-                <w:i/>
-                <w:color w:val="0000FF"/>
-                <w:sz w:val="20"/>
-                <w:szCs w:val="20"/>
-                <w:lang w:val="es-GT"/>
-              </w:rPr>
-              <w:t>Triaje</w:t>
-            </w:r>
-            <w:proofErr w:type="spellEnd"/>
+              <w:t>Usuarios</w:t>
+            </w:r>
           </w:p>
         </w:tc>
       </w:tr>
@@ -4489,6 +4270,17 @@
                 <w:lang w:val="es-GT"/>
               </w:rPr>
             </w:pPr>
+            <w:r>
+              <w:rPr>
+                <w:rFonts w:cs="Arial"/>
+                <w:i/>
+                <w:color w:val="0000FF"/>
+                <w:sz w:val="20"/>
+                <w:szCs w:val="20"/>
+                <w:lang w:val="es-GT"/>
+              </w:rPr>
+              <w:t>Validación de creación, modificación, eliminación y suspensión de usuarios.</w:t>
+            </w:r>
           </w:p>
         </w:tc>
       </w:tr>
@@ -4628,6 +4420,45 @@
                 <w:lang w:val="es-GT"/>
               </w:rPr>
             </w:pPr>
+            <w:r>
+              <w:rPr>
+                <w:rFonts w:cs="Arial"/>
+                <w:i/>
+                <w:color w:val="0000FF"/>
+                <w:sz w:val="20"/>
+                <w:szCs w:val="20"/>
+                <w:lang w:val="es-GT"/>
+              </w:rPr>
+              <w:t>1. Tener Rol de Administrador del Sistema para poder realizar cambios</w:t>
+            </w:r>
+          </w:p>
+          <w:p>
+            <w:pPr>
+              <w:numPr>
+                <w:ilvl w:val="12"/>
+                <w:numId w:val="0"/>
+              </w:numPr>
+              <w:spacing w:line="256" w:lineRule="auto"/>
+              <w:rPr>
+                <w:rFonts w:cs="Arial"/>
+                <w:i/>
+                <w:color w:val="0000FF"/>
+                <w:sz w:val="20"/>
+                <w:szCs w:val="20"/>
+                <w:lang w:val="es-GT"/>
+              </w:rPr>
+            </w:pPr>
+            <w:r>
+              <w:rPr>
+                <w:rFonts w:cs="Arial"/>
+                <w:i/>
+                <w:color w:val="0000FF"/>
+                <w:sz w:val="20"/>
+                <w:szCs w:val="20"/>
+                <w:lang w:val="es-GT"/>
+              </w:rPr>
+              <w:t>2. Tener una sesión activa</w:t>
+            </w:r>
           </w:p>
         </w:tc>
       </w:tr>
@@ -4730,10 +4561,7 @@
               </w:rPr>
               <w:t>1.</w:t>
             </w:r>
-          </w:p>
-          <w:p>
-            <w:pPr>
-              <w:spacing w:line="256" w:lineRule="auto"/>
+            <w:r>
               <w:rPr>
                 <w:rFonts w:cs="Arial"/>
                 <w:i/>
@@ -4742,8 +4570,12 @@
                 <w:szCs w:val="20"/>
                 <w:lang w:val="es-GT"/>
               </w:rPr>
-            </w:pPr>
-            <w:r>
+              <w:t>El usuario ingresa al portal y selección la opción de usuarios</w:t>
+            </w:r>
+          </w:p>
+          <w:p>
+            <w:pPr>
+              <w:spacing w:line="256" w:lineRule="auto"/>
               <w:rPr>
                 <w:rFonts w:cs="Arial"/>
                 <w:i/>
@@ -4752,12 +4584,96 @@
                 <w:szCs w:val="20"/>
                 <w:lang w:val="es-GT"/>
               </w:rPr>
-              <w:t>2.</w:t>
-            </w:r>
-          </w:p>
-          <w:p>
-            <w:pPr>
-              <w:spacing w:line="256" w:lineRule="auto"/>
+            </w:pPr>
+            <w:r>
+              <w:rPr>
+                <w:rFonts w:cs="Arial"/>
+                <w:i/>
+                <w:noProof/>
+                <w:color w:val="0000FF"/>
+                <w:sz w:val="20"/>
+                <w:szCs w:val="20"/>
+                <w:lang w:val="es-GT"/>
+              </w:rPr>
+              <w:lastRenderedPageBreak/>
+              <mc:AlternateContent>
+                <mc:Choice Requires="wps">
+                  <w:drawing>
+                    <wp:anchor distT="0" distB="0" distL="114300" distR="114300" simplePos="0" relativeHeight="251659264" behindDoc="0" locked="0" layoutInCell="1" allowOverlap="1" wp14:anchorId="08461A53" wp14:editId="551D81E4">
+                      <wp:simplePos x="0" y="0"/>
+                      <wp:positionH relativeFrom="column">
+                        <wp:posOffset>4947285</wp:posOffset>
+                      </wp:positionH>
+                      <wp:positionV relativeFrom="paragraph">
+                        <wp:posOffset>1333500</wp:posOffset>
+                      </wp:positionV>
+                      <wp:extent cx="1028700" cy="666750"/>
+                      <wp:effectExtent l="19050" t="19050" r="38100" b="38100"/>
+                      <wp:wrapNone/>
+                      <wp:docPr id="1655830109" name="Rectángulo 1"/>
+                      <wp:cNvGraphicFramePr/>
+                      <a:graphic xmlns:a="http://schemas.openxmlformats.org/drawingml/2006/main">
+                        <a:graphicData uri="http://schemas.microsoft.com/office/word/2010/wordprocessingShape">
+                          <wps:wsp>
+                            <wps:cNvSpPr/>
+                            <wps:spPr>
+                              <a:xfrm>
+                                <a:off x="0" y="0"/>
+                                <a:ext cx="1028700" cy="666750"/>
+                              </a:xfrm>
+                              <a:prstGeom prst="rect">
+                                <a:avLst/>
+                              </a:prstGeom>
+                              <a:noFill/>
+                              <a:ln w="57150" cap="flat" cmpd="sng" algn="ctr">
+                                <a:solidFill>
+                                  <a:srgbClr val="EE0000"/>
+                                </a:solidFill>
+                                <a:prstDash val="solid"/>
+                                <a:round/>
+                                <a:headEnd type="none" w="med" len="med"/>
+                                <a:tailEnd type="none" w="med" len="med"/>
+                              </a:ln>
+                            </wps:spPr>
+                            <wps:style>
+                              <a:lnRef idx="0">
+                                <a:scrgbClr r="0" g="0" b="0"/>
+                              </a:lnRef>
+                              <a:fillRef idx="0">
+                                <a:scrgbClr r="0" g="0" b="0"/>
+                              </a:fillRef>
+                              <a:effectRef idx="0">
+                                <a:scrgbClr r="0" g="0" b="0"/>
+                              </a:effectRef>
+                              <a:fontRef idx="minor">
+                                <a:schemeClr val="accent2"/>
+                              </a:fontRef>
+                            </wps:style>
+                            <wps:bodyPr rot="0" spcFirstLastPara="0" vertOverflow="overflow" horzOverflow="overflow" vert="horz" wrap="square" lIns="91440" tIns="45720" rIns="91440" bIns="45720" numCol="1" spcCol="0" rtlCol="0" fromWordArt="0" anchor="ctr" anchorCtr="0" forceAA="0" compatLnSpc="1">
+                              <a:prstTxWarp prst="textNoShape">
+                                <a:avLst/>
+                              </a:prstTxWarp>
+                              <a:noAutofit/>
+                            </wps:bodyPr>
+                          </wps:wsp>
+                        </a:graphicData>
+                      </a:graphic>
+                      <wp14:sizeRelV relativeFrom="margin">
+                        <wp14:pctHeight>0</wp14:pctHeight>
+                      </wp14:sizeRelV>
+                    </wp:anchor>
+                  </w:drawing>
+                </mc:Choice>
+                <mc:Fallback>
+                  <w:pict>
+                    <v:rect w14:anchorId="14794E64" id="Rectángulo 1" o:spid="_x0000_s1026" style="position:absolute;margin-left:389.55pt;margin-top:105pt;width:81pt;height:52.5pt;z-index:251659264;visibility:visible;mso-wrap-style:square;mso-height-percent:0;mso-wrap-distance-left:9pt;mso-wrap-distance-top:0;mso-wrap-distance-right:9pt;mso-wrap-distance-bottom:0;mso-position-horizontal:absolute;mso-position-horizontal-relative:text;mso-position-vertical:absolute;mso-position-vertical-relative:text;mso-height-percent:0;mso-height-relative:margin;v-text-anchor:middle" o:gfxdata="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" filled="f" strokecolor="#e00" strokeweight="4.5pt">
+                      <v:stroke joinstyle="round"/>
+                    </v:rect>
+                  </w:pict>
+                </mc:Fallback>
+              </mc:AlternateContent>
+            </w:r>
+            <w:r>
               <w:rPr>
                 <w:rFonts w:cs="Arial"/>
                 <w:i/>
@@ -4766,8 +4682,46 @@
                 <w:szCs w:val="20"/>
                 <w:lang w:val="es-GT"/>
               </w:rPr>
-            </w:pPr>
-            <w:r>
+              <w:drawing>
+                <wp:inline distT="0" distB="0" distL="0" distR="0" wp14:anchorId="23DC5513" wp14:editId="56B88069">
+                  <wp:extent cx="6473825" cy="2936240"/>
+                  <wp:effectExtent l="0" t="0" r="3175" b="0"/>
+                  <wp:docPr id="362596645" name="Imagen 1"/>
+                  <wp:cNvGraphicFramePr>
+                    <a:graphicFrameLocks xmlns:a="http://schemas.openxmlformats.org/drawingml/2006/main" noChangeAspect="1"/>
+                  </wp:cNvGraphicFramePr>
+                  <a:graphic xmlns:a="http://schemas.openxmlformats.org/drawingml/2006/main">
+                    <a:graphicData uri="http://schemas.openxmlformats.org/drawingml/2006/picture">
+                      <pic:pic xmlns:pic="http://schemas.openxmlformats.org/drawingml/2006/picture">
+                        <pic:nvPicPr>
+                          <pic:cNvPr id="362596645" name=""/>
+                          <pic:cNvPicPr/>
+                        </pic:nvPicPr>
+                        <pic:blipFill>
+                          <a:blip r:embed="rId8"/>
+                          <a:stretch>
+                            <a:fillRect/>
+                          </a:stretch>
+                        </pic:blipFill>
+                        <pic:spPr>
+                          <a:xfrm>
+                            <a:off x="0" y="0"/>
+                            <a:ext cx="6473825" cy="2936240"/>
+                          </a:xfrm>
+                          <a:prstGeom prst="rect">
+                            <a:avLst/>
+                          </a:prstGeom>
+                        </pic:spPr>
+                      </pic:pic>
+                    </a:graphicData>
+                  </a:graphic>
+                </wp:inline>
+              </w:drawing>
+            </w:r>
+          </w:p>
+          <w:p>
+            <w:pPr>
+              <w:spacing w:line="256" w:lineRule="auto"/>
               <w:rPr>
                 <w:rFonts w:cs="Arial"/>
                 <w:i/>
@@ -4776,12 +4730,8 @@
                 <w:szCs w:val="20"/>
                 <w:lang w:val="es-GT"/>
               </w:rPr>
-              <w:t>3.</w:t>
-            </w:r>
-          </w:p>
-          <w:p>
-            <w:pPr>
-              <w:spacing w:line="256" w:lineRule="auto"/>
+            </w:pPr>
+            <w:r>
               <w:rPr>
                 <w:rFonts w:cs="Arial"/>
                 <w:i/>
@@ -4790,7 +4740,8 @@
                 <w:szCs w:val="20"/>
                 <w:lang w:val="es-GT"/>
               </w:rPr>
-            </w:pPr>
+              <w:t>2.</w:t>
+            </w:r>
             <w:r>
               <w:rPr>
                 <w:rFonts w:cs="Arial"/>
@@ -4800,7 +4751,842 @@
                 <w:szCs w:val="20"/>
                 <w:lang w:val="es-GT"/>
               </w:rPr>
+              <w:t>El usuario selecciona Editar a algún usuario y modifica algún dato</w:t>
+            </w:r>
+          </w:p>
+          <w:p>
+            <w:pPr>
+              <w:spacing w:line="256" w:lineRule="auto"/>
+              <w:rPr>
+                <w:rFonts w:cs="Arial"/>
+                <w:i/>
+                <w:color w:val="0000FF"/>
+                <w:sz w:val="20"/>
+                <w:szCs w:val="20"/>
+                <w:lang w:val="es-GT"/>
+              </w:rPr>
+            </w:pPr>
+            <w:r>
+              <w:rPr>
+                <w:rFonts w:cs="Arial"/>
+                <w:i/>
+                <w:color w:val="0000FF"/>
+                <w:sz w:val="20"/>
+                <w:szCs w:val="20"/>
+                <w:lang w:val="es-GT"/>
+              </w:rPr>
+              <w:drawing>
+                <wp:inline distT="0" distB="0" distL="0" distR="0" wp14:anchorId="146B026F" wp14:editId="68491A36">
+                  <wp:extent cx="6473825" cy="2890520"/>
+                  <wp:effectExtent l="0" t="0" r="3175" b="5080"/>
+                  <wp:docPr id="1580448804" name="Imagen 1"/>
+                  <wp:cNvGraphicFramePr>
+                    <a:graphicFrameLocks xmlns:a="http://schemas.openxmlformats.org/drawingml/2006/main" noChangeAspect="1"/>
+                  </wp:cNvGraphicFramePr>
+                  <a:graphic xmlns:a="http://schemas.openxmlformats.org/drawingml/2006/main">
+                    <a:graphicData uri="http://schemas.openxmlformats.org/drawingml/2006/picture">
+                      <pic:pic xmlns:pic="http://schemas.openxmlformats.org/drawingml/2006/picture">
+                        <pic:nvPicPr>
+                          <pic:cNvPr id="1580448804" name=""/>
+                          <pic:cNvPicPr/>
+                        </pic:nvPicPr>
+                        <pic:blipFill>
+                          <a:blip r:embed="rId9"/>
+                          <a:stretch>
+                            <a:fillRect/>
+                          </a:stretch>
+                        </pic:blipFill>
+                        <pic:spPr>
+                          <a:xfrm>
+                            <a:off x="0" y="0"/>
+                            <a:ext cx="6473825" cy="2890520"/>
+                          </a:xfrm>
+                          <a:prstGeom prst="rect">
+                            <a:avLst/>
+                          </a:prstGeom>
+                        </pic:spPr>
+                      </pic:pic>
+                    </a:graphicData>
+                  </a:graphic>
+                </wp:inline>
+              </w:drawing>
+            </w:r>
+          </w:p>
+          <w:p>
+            <w:pPr>
+              <w:spacing w:line="256" w:lineRule="auto"/>
+              <w:rPr>
+                <w:rFonts w:cs="Arial"/>
+                <w:i/>
+                <w:color w:val="0000FF"/>
+                <w:sz w:val="20"/>
+                <w:szCs w:val="20"/>
+                <w:lang w:val="es-GT"/>
+              </w:rPr>
+            </w:pPr>
+            <w:r>
+              <w:rPr>
+                <w:rFonts w:cs="Arial"/>
+                <w:i/>
+                <w:color w:val="0000FF"/>
+                <w:sz w:val="20"/>
+                <w:szCs w:val="20"/>
+                <w:lang w:val="es-GT"/>
+              </w:rPr>
+              <w:t>3.</w:t>
+            </w:r>
+            <w:r>
+              <w:rPr>
+                <w:rFonts w:cs="Arial"/>
+                <w:i/>
+                <w:color w:val="0000FF"/>
+                <w:sz w:val="20"/>
+                <w:szCs w:val="20"/>
+                <w:lang w:val="es-GT"/>
+              </w:rPr>
+              <w:t>El sistema guarda la información</w:t>
+            </w:r>
+          </w:p>
+          <w:p>
+            <w:pPr>
+              <w:spacing w:line="256" w:lineRule="auto"/>
+              <w:rPr>
+                <w:rFonts w:cs="Arial"/>
+                <w:i/>
+                <w:color w:val="0000FF"/>
+                <w:sz w:val="20"/>
+                <w:szCs w:val="20"/>
+                <w:lang w:val="es-GT"/>
+              </w:rPr>
+            </w:pPr>
+            <w:r>
+              <w:rPr>
+                <w:rFonts w:cs="Arial"/>
+                <w:i/>
+                <w:color w:val="0000FF"/>
+                <w:sz w:val="20"/>
+                <w:szCs w:val="20"/>
+                <w:lang w:val="es-GT"/>
+              </w:rPr>
+              <w:lastRenderedPageBreak/>
+              <w:drawing>
+                <wp:inline distT="0" distB="0" distL="0" distR="0" wp14:anchorId="5DC88ACF" wp14:editId="71821471">
+                  <wp:extent cx="6473825" cy="3437255"/>
+                  <wp:effectExtent l="0" t="0" r="3175" b="0"/>
+                  <wp:docPr id="99855893" name="Imagen 1"/>
+                  <wp:cNvGraphicFramePr>
+                    <a:graphicFrameLocks xmlns:a="http://schemas.openxmlformats.org/drawingml/2006/main" noChangeAspect="1"/>
+                  </wp:cNvGraphicFramePr>
+                  <a:graphic xmlns:a="http://schemas.openxmlformats.org/drawingml/2006/main">
+                    <a:graphicData uri="http://schemas.openxmlformats.org/drawingml/2006/picture">
+                      <pic:pic xmlns:pic="http://schemas.openxmlformats.org/drawingml/2006/picture">
+                        <pic:nvPicPr>
+                          <pic:cNvPr id="99855893" name=""/>
+                          <pic:cNvPicPr/>
+                        </pic:nvPicPr>
+                        <pic:blipFill>
+                          <a:blip r:embed="rId10"/>
+                          <a:stretch>
+                            <a:fillRect/>
+                          </a:stretch>
+                        </pic:blipFill>
+                        <pic:spPr>
+                          <a:xfrm>
+                            <a:off x="0" y="0"/>
+                            <a:ext cx="6473825" cy="3437255"/>
+                          </a:xfrm>
+                          <a:prstGeom prst="rect">
+                            <a:avLst/>
+                          </a:prstGeom>
+                        </pic:spPr>
+                      </pic:pic>
+                    </a:graphicData>
+                  </a:graphic>
+                </wp:inline>
+              </w:drawing>
+            </w:r>
+          </w:p>
+          <w:p>
+            <w:pPr>
+              <w:spacing w:line="256" w:lineRule="auto"/>
+              <w:rPr>
+                <w:rFonts w:cs="Arial"/>
+                <w:i/>
+                <w:color w:val="0000FF"/>
+                <w:sz w:val="20"/>
+                <w:szCs w:val="20"/>
+                <w:lang w:val="es-GT"/>
+              </w:rPr>
+            </w:pPr>
+            <w:r>
+              <w:rPr>
+                <w:rFonts w:cs="Arial"/>
+                <w:i/>
+                <w:color w:val="0000FF"/>
+                <w:sz w:val="20"/>
+                <w:szCs w:val="20"/>
+                <w:lang w:val="es-GT"/>
+              </w:rPr>
               <w:t>4.</w:t>
+            </w:r>
+            <w:r>
+              <w:rPr>
+                <w:rFonts w:cs="Arial"/>
+                <w:i/>
+                <w:color w:val="0000FF"/>
+                <w:sz w:val="20"/>
+                <w:szCs w:val="20"/>
+                <w:lang w:val="es-GT"/>
+              </w:rPr>
+              <w:t>El usuario selecciona la opción de Suspender cuenta</w:t>
+            </w:r>
+          </w:p>
+          <w:p>
+            <w:pPr>
+              <w:spacing w:line="256" w:lineRule="auto"/>
+              <w:rPr>
+                <w:rFonts w:cs="Arial"/>
+                <w:i/>
+                <w:color w:val="0000FF"/>
+                <w:sz w:val="20"/>
+                <w:szCs w:val="20"/>
+                <w:lang w:val="es-GT"/>
+              </w:rPr>
+            </w:pPr>
+            <w:r>
+              <w:rPr>
+                <w:rFonts w:cs="Arial"/>
+                <w:i/>
+                <w:noProof/>
+                <w:color w:val="0000FF"/>
+                <w:sz w:val="20"/>
+                <w:szCs w:val="20"/>
+                <w:lang w:val="es-GT"/>
+              </w:rPr>
+              <mc:AlternateContent>
+                <mc:Choice Requires="wps">
+                  <w:drawing>
+                    <wp:anchor distT="0" distB="0" distL="114300" distR="114300" simplePos="0" relativeHeight="251661312" behindDoc="0" locked="0" layoutInCell="1" allowOverlap="1" wp14:anchorId="22ED9EEF" wp14:editId="1D55C2B4">
+                      <wp:simplePos x="0" y="0"/>
+                      <wp:positionH relativeFrom="column">
+                        <wp:posOffset>4876800</wp:posOffset>
+                      </wp:positionH>
+                      <wp:positionV relativeFrom="paragraph">
+                        <wp:posOffset>1376045</wp:posOffset>
+                      </wp:positionV>
+                      <wp:extent cx="1028700" cy="666750"/>
+                      <wp:effectExtent l="19050" t="19050" r="38100" b="38100"/>
+                      <wp:wrapNone/>
+                      <wp:docPr id="803497252" name="Rectángulo 1"/>
+                      <wp:cNvGraphicFramePr/>
+                      <a:graphic xmlns:a="http://schemas.openxmlformats.org/drawingml/2006/main">
+                        <a:graphicData uri="http://schemas.microsoft.com/office/word/2010/wordprocessingShape">
+                          <wps:wsp>
+                            <wps:cNvSpPr/>
+                            <wps:spPr>
+                              <a:xfrm>
+                                <a:off x="0" y="0"/>
+                                <a:ext cx="1028700" cy="666750"/>
+                              </a:xfrm>
+                              <a:prstGeom prst="rect">
+                                <a:avLst/>
+                              </a:prstGeom>
+                              <a:noFill/>
+                              <a:ln w="57150" cap="flat" cmpd="sng" algn="ctr">
+                                <a:solidFill>
+                                  <a:srgbClr val="EE0000"/>
+                                </a:solidFill>
+                                <a:prstDash val="solid"/>
+                                <a:round/>
+                                <a:headEnd type="none" w="med" len="med"/>
+                                <a:tailEnd type="none" w="med" len="med"/>
+                              </a:ln>
+                            </wps:spPr>
+                            <wps:style>
+                              <a:lnRef idx="0">
+                                <a:scrgbClr r="0" g="0" b="0"/>
+                              </a:lnRef>
+                              <a:fillRef idx="0">
+                                <a:scrgbClr r="0" g="0" b="0"/>
+                              </a:fillRef>
+                              <a:effectRef idx="0">
+                                <a:scrgbClr r="0" g="0" b="0"/>
+                              </a:effectRef>
+                              <a:fontRef idx="minor">
+                                <a:schemeClr val="accent2"/>
+                              </a:fontRef>
+                            </wps:style>
+                            <wps:bodyPr rot="0" spcFirstLastPara="0" vertOverflow="overflow" horzOverflow="overflow" vert="horz" wrap="square" lIns="91440" tIns="45720" rIns="91440" bIns="45720" numCol="1" spcCol="0" rtlCol="0" fromWordArt="0" anchor="ctr" anchorCtr="0" forceAA="0" compatLnSpc="1">
+                              <a:prstTxWarp prst="textNoShape">
+                                <a:avLst/>
+                              </a:prstTxWarp>
+                              <a:noAutofit/>
+                            </wps:bodyPr>
+                          </wps:wsp>
+                        </a:graphicData>
+                      </a:graphic>
+                      <wp14:sizeRelV relativeFrom="margin">
+                        <wp14:pctHeight>0</wp14:pctHeight>
+                      </wp14:sizeRelV>
+                    </wp:anchor>
+                  </w:drawing>
+                </mc:Choice>
+                <mc:Fallback>
+                  <w:pict>
+                    <v:rect w14:anchorId="03F89EF4" id="Rectángulo 1" o:spid="_x0000_s1026" style="position:absolute;margin-left:384pt;margin-top:108.35pt;width:81pt;height:52.5pt;z-index:251661312;visibility:visible;mso-wrap-style:square;mso-height-percent:0;mso-wrap-distance-left:9pt;mso-wrap-distance-top:0;mso-wrap-distance-right:9pt;mso-wrap-distance-bottom:0;mso-position-horizontal:absolute;mso-position-horizontal-relative:text;mso-position-vertical:absolute;mso-position-vertical-relative:text;mso-height-percent:0;mso-height-relative:margin;v-text-anchor:middle" o:gfxdata="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" filled="f" strokecolor="#e00" strokeweight="4.5pt">
+                      <v:stroke joinstyle="round"/>
+                    </v:rect>
+                  </w:pict>
+                </mc:Fallback>
+              </mc:AlternateContent>
+            </w:r>
+            <w:r>
+              <w:rPr>
+                <w:rFonts w:cs="Arial"/>
+                <w:i/>
+                <w:color w:val="0000FF"/>
+                <w:sz w:val="20"/>
+                <w:szCs w:val="20"/>
+                <w:lang w:val="es-GT"/>
+              </w:rPr>
+              <w:drawing>
+                <wp:inline distT="0" distB="0" distL="0" distR="0" wp14:anchorId="387A5CF5" wp14:editId="494CFE31">
+                  <wp:extent cx="6473825" cy="2936240"/>
+                  <wp:effectExtent l="0" t="0" r="3175" b="0"/>
+                  <wp:docPr id="51285415" name="Imagen 1"/>
+                  <wp:cNvGraphicFramePr>
+                    <a:graphicFrameLocks xmlns:a="http://schemas.openxmlformats.org/drawingml/2006/main" noChangeAspect="1"/>
+                  </wp:cNvGraphicFramePr>
+                  <a:graphic xmlns:a="http://schemas.openxmlformats.org/drawingml/2006/main">
+                    <a:graphicData uri="http://schemas.openxmlformats.org/drawingml/2006/picture">
+                      <pic:pic xmlns:pic="http://schemas.openxmlformats.org/drawingml/2006/picture">
+                        <pic:nvPicPr>
+                          <pic:cNvPr id="362596645" name=""/>
+                          <pic:cNvPicPr/>
+                        </pic:nvPicPr>
+                        <pic:blipFill>
+                          <a:blip r:embed="rId8"/>
+                          <a:stretch>
+                            <a:fillRect/>
+                          </a:stretch>
+                        </pic:blipFill>
+                        <pic:spPr>
+                          <a:xfrm>
+                            <a:off x="0" y="0"/>
+                            <a:ext cx="6473825" cy="2936240"/>
+                          </a:xfrm>
+                          <a:prstGeom prst="rect">
+                            <a:avLst/>
+                          </a:prstGeom>
+                        </pic:spPr>
+                      </pic:pic>
+                    </a:graphicData>
+                  </a:graphic>
+                </wp:inline>
+              </w:drawing>
+            </w:r>
+          </w:p>
+          <w:p>
+            <w:pPr>
+              <w:spacing w:line="256" w:lineRule="auto"/>
+              <w:rPr>
+                <w:rFonts w:cs="Arial"/>
+                <w:i/>
+                <w:color w:val="0000FF"/>
+                <w:sz w:val="20"/>
+                <w:szCs w:val="20"/>
+                <w:lang w:val="es-GT"/>
+              </w:rPr>
+            </w:pPr>
+            <w:r>
+              <w:rPr>
+                <w:rFonts w:cs="Arial"/>
+                <w:i/>
+                <w:color w:val="0000FF"/>
+                <w:sz w:val="20"/>
+                <w:szCs w:val="20"/>
+                <w:lang w:val="es-GT"/>
+              </w:rPr>
+              <w:t>5. El sistema consulta si la acción es correcta</w:t>
+            </w:r>
+          </w:p>
+          <w:p>
+            <w:pPr>
+              <w:spacing w:line="256" w:lineRule="auto"/>
+              <w:rPr>
+                <w:rFonts w:cs="Arial"/>
+                <w:i/>
+                <w:color w:val="0000FF"/>
+                <w:sz w:val="20"/>
+                <w:szCs w:val="20"/>
+                <w:lang w:val="es-GT"/>
+              </w:rPr>
+            </w:pPr>
+            <w:r>
+              <w:rPr>
+                <w:rFonts w:cs="Arial"/>
+                <w:i/>
+                <w:color w:val="0000FF"/>
+                <w:sz w:val="20"/>
+                <w:szCs w:val="20"/>
+                <w:lang w:val="es-GT"/>
+              </w:rPr>
+              <w:lastRenderedPageBreak/>
+              <w:drawing>
+                <wp:inline distT="0" distB="0" distL="0" distR="0" wp14:anchorId="06AA1244" wp14:editId="458B66FC">
+                  <wp:extent cx="6473825" cy="3654425"/>
+                  <wp:effectExtent l="0" t="0" r="3175" b="3175"/>
+                  <wp:docPr id="1136827633" name="Imagen 1"/>
+                  <wp:cNvGraphicFramePr>
+                    <a:graphicFrameLocks xmlns:a="http://schemas.openxmlformats.org/drawingml/2006/main" noChangeAspect="1"/>
+                  </wp:cNvGraphicFramePr>
+                  <a:graphic xmlns:a="http://schemas.openxmlformats.org/drawingml/2006/main">
+                    <a:graphicData uri="http://schemas.openxmlformats.org/drawingml/2006/picture">
+                      <pic:pic xmlns:pic="http://schemas.openxmlformats.org/drawingml/2006/picture">
+                        <pic:nvPicPr>
+                          <pic:cNvPr id="1136827633" name=""/>
+                          <pic:cNvPicPr/>
+                        </pic:nvPicPr>
+                        <pic:blipFill>
+                          <a:blip r:embed="rId11"/>
+                          <a:stretch>
+                            <a:fillRect/>
+                          </a:stretch>
+                        </pic:blipFill>
+                        <pic:spPr>
+                          <a:xfrm>
+                            <a:off x="0" y="0"/>
+                            <a:ext cx="6473825" cy="3654425"/>
+                          </a:xfrm>
+                          <a:prstGeom prst="rect">
+                            <a:avLst/>
+                          </a:prstGeom>
+                        </pic:spPr>
+                      </pic:pic>
+                    </a:graphicData>
+                  </a:graphic>
+                </wp:inline>
+              </w:drawing>
+            </w:r>
+          </w:p>
+          <w:p>
+            <w:pPr>
+              <w:spacing w:line="256" w:lineRule="auto"/>
+              <w:rPr>
+                <w:rFonts w:cs="Arial"/>
+                <w:i/>
+                <w:color w:val="0000FF"/>
+                <w:sz w:val="20"/>
+                <w:szCs w:val="20"/>
+                <w:lang w:val="es-GT"/>
+              </w:rPr>
+            </w:pPr>
+            <w:r>
+              <w:rPr>
+                <w:rFonts w:cs="Arial"/>
+                <w:i/>
+                <w:color w:val="0000FF"/>
+                <w:sz w:val="20"/>
+                <w:szCs w:val="20"/>
+                <w:lang w:val="es-GT"/>
+              </w:rPr>
+              <w:t>6. Sistema suspende la cuenta</w:t>
+            </w:r>
+          </w:p>
+          <w:p>
+            <w:pPr>
+              <w:spacing w:line="256" w:lineRule="auto"/>
+              <w:rPr>
+                <w:rFonts w:cs="Arial"/>
+                <w:i/>
+                <w:color w:val="0000FF"/>
+                <w:sz w:val="20"/>
+                <w:szCs w:val="20"/>
+                <w:lang w:val="es-GT"/>
+              </w:rPr>
+            </w:pPr>
+            <w:r>
+              <w:rPr>
+                <w:rFonts w:cs="Arial"/>
+                <w:i/>
+                <w:color w:val="0000FF"/>
+                <w:sz w:val="20"/>
+                <w:szCs w:val="20"/>
+                <w:lang w:val="es-GT"/>
+              </w:rPr>
+              <w:drawing>
+                <wp:inline distT="0" distB="0" distL="0" distR="0" wp14:anchorId="5CC46DD1" wp14:editId="76B5E402">
+                  <wp:extent cx="6473825" cy="1322070"/>
+                  <wp:effectExtent l="0" t="0" r="3175" b="0"/>
+                  <wp:docPr id="2040746654" name="Imagen 1"/>
+                  <wp:cNvGraphicFramePr>
+                    <a:graphicFrameLocks xmlns:a="http://schemas.openxmlformats.org/drawingml/2006/main" noChangeAspect="1"/>
+                  </wp:cNvGraphicFramePr>
+                  <a:graphic xmlns:a="http://schemas.openxmlformats.org/drawingml/2006/main">
+                    <a:graphicData uri="http://schemas.openxmlformats.org/drawingml/2006/picture">
+                      <pic:pic xmlns:pic="http://schemas.openxmlformats.org/drawingml/2006/picture">
+                        <pic:nvPicPr>
+                          <pic:cNvPr id="2040746654" name=""/>
+                          <pic:cNvPicPr/>
+                        </pic:nvPicPr>
+                        <pic:blipFill>
+                          <a:blip r:embed="rId12"/>
+                          <a:stretch>
+                            <a:fillRect/>
+                          </a:stretch>
+                        </pic:blipFill>
+                        <pic:spPr>
+                          <a:xfrm>
+                            <a:off x="0" y="0"/>
+                            <a:ext cx="6473825" cy="1322070"/>
+                          </a:xfrm>
+                          <a:prstGeom prst="rect">
+                            <a:avLst/>
+                          </a:prstGeom>
+                        </pic:spPr>
+                      </pic:pic>
+                    </a:graphicData>
+                  </a:graphic>
+                </wp:inline>
+              </w:drawing>
+            </w:r>
+          </w:p>
+          <w:p>
+            <w:pPr>
+              <w:spacing w:line="256" w:lineRule="auto"/>
+              <w:rPr>
+                <w:rFonts w:cs="Arial"/>
+                <w:i/>
+                <w:color w:val="0000FF"/>
+                <w:sz w:val="20"/>
+                <w:szCs w:val="20"/>
+                <w:lang w:val="es-GT"/>
+              </w:rPr>
+            </w:pPr>
+            <w:r>
+              <w:rPr>
+                <w:rFonts w:cs="Arial"/>
+                <w:i/>
+                <w:color w:val="0000FF"/>
+                <w:sz w:val="20"/>
+                <w:szCs w:val="20"/>
+                <w:lang w:val="es-GT"/>
+              </w:rPr>
+              <w:t>7. Usuario selección opción eliminar cuenta.</w:t>
+            </w:r>
+          </w:p>
+          <w:p>
+            <w:pPr>
+              <w:spacing w:line="256" w:lineRule="auto"/>
+              <w:rPr>
+                <w:rFonts w:cs="Arial"/>
+                <w:i/>
+                <w:color w:val="0000FF"/>
+                <w:sz w:val="20"/>
+                <w:szCs w:val="20"/>
+                <w:lang w:val="es-GT"/>
+              </w:rPr>
+            </w:pPr>
+            <w:r>
+              <w:rPr>
+                <w:rFonts w:cs="Arial"/>
+                <w:i/>
+                <w:noProof/>
+                <w:color w:val="0000FF"/>
+                <w:sz w:val="20"/>
+                <w:szCs w:val="20"/>
+                <w:lang w:val="es-GT"/>
+              </w:rPr>
+              <w:lastRenderedPageBreak/>
+              <mc:AlternateContent>
+                <mc:Choice Requires="wps">
+                  <w:drawing>
+                    <wp:anchor distT="0" distB="0" distL="114300" distR="114300" simplePos="0" relativeHeight="251663360" behindDoc="0" locked="0" layoutInCell="1" allowOverlap="1" wp14:anchorId="2DB6BF7F" wp14:editId="15010C99">
+                      <wp:simplePos x="0" y="0"/>
+                      <wp:positionH relativeFrom="column">
+                        <wp:posOffset>4890135</wp:posOffset>
+                      </wp:positionH>
+                      <wp:positionV relativeFrom="paragraph">
+                        <wp:posOffset>2346960</wp:posOffset>
+                      </wp:positionV>
+                      <wp:extent cx="1028700" cy="666750"/>
+                      <wp:effectExtent l="19050" t="19050" r="38100" b="38100"/>
+                      <wp:wrapNone/>
+                      <wp:docPr id="1791108060" name="Rectángulo 1"/>
+                      <wp:cNvGraphicFramePr/>
+                      <a:graphic xmlns:a="http://schemas.openxmlformats.org/drawingml/2006/main">
+                        <a:graphicData uri="http://schemas.microsoft.com/office/word/2010/wordprocessingShape">
+                          <wps:wsp>
+                            <wps:cNvSpPr/>
+                            <wps:spPr>
+                              <a:xfrm>
+                                <a:off x="0" y="0"/>
+                                <a:ext cx="1028700" cy="666750"/>
+                              </a:xfrm>
+                              <a:prstGeom prst="rect">
+                                <a:avLst/>
+                              </a:prstGeom>
+                              <a:noFill/>
+                              <a:ln w="57150" cap="flat" cmpd="sng" algn="ctr">
+                                <a:solidFill>
+                                  <a:srgbClr val="EE0000"/>
+                                </a:solidFill>
+                                <a:prstDash val="solid"/>
+                                <a:round/>
+                                <a:headEnd type="none" w="med" len="med"/>
+                                <a:tailEnd type="none" w="med" len="med"/>
+                              </a:ln>
+                            </wps:spPr>
+                            <wps:style>
+                              <a:lnRef idx="0">
+                                <a:scrgbClr r="0" g="0" b="0"/>
+                              </a:lnRef>
+                              <a:fillRef idx="0">
+                                <a:scrgbClr r="0" g="0" b="0"/>
+                              </a:fillRef>
+                              <a:effectRef idx="0">
+                                <a:scrgbClr r="0" g="0" b="0"/>
+                              </a:effectRef>
+                              <a:fontRef idx="minor">
+                                <a:schemeClr val="accent2"/>
+                              </a:fontRef>
+                            </wps:style>
+                            <wps:bodyPr rot="0" spcFirstLastPara="0" vertOverflow="overflow" horzOverflow="overflow" vert="horz" wrap="square" lIns="91440" tIns="45720" rIns="91440" bIns="45720" numCol="1" spcCol="0" rtlCol="0" fromWordArt="0" anchor="ctr" anchorCtr="0" forceAA="0" compatLnSpc="1">
+                              <a:prstTxWarp prst="textNoShape">
+                                <a:avLst/>
+                              </a:prstTxWarp>
+                              <a:noAutofit/>
+                            </wps:bodyPr>
+                          </wps:wsp>
+                        </a:graphicData>
+                      </a:graphic>
+                      <wp14:sizeRelH relativeFrom="margin">
+                        <wp14:pctWidth>0</wp14:pctWidth>
+                      </wp14:sizeRelH>
+                      <wp14:sizeRelV relativeFrom="margin">
+                        <wp14:pctHeight>0</wp14:pctHeight>
+                      </wp14:sizeRelV>
+                    </wp:anchor>
+                  </w:drawing>
+                </mc:Choice>
+                <mc:Fallback>
+                  <w:pict>
+                    <v:rect w14:anchorId="744EF389" id="Rectángulo 1" o:spid="_x0000_s1026" style="position:absolute;margin-left:385.05pt;margin-top:184.8pt;width:81pt;height:52.5pt;z-index:251663360;visibility:visible;mso-wrap-style:square;mso-width-percent:0;mso-height-percent:0;mso-wrap-distance-left:9pt;mso-wrap-distance-top:0;mso-wrap-distance-right:9pt;mso-wrap-distance-bottom:0;mso-position-horizontal:absolute;mso-position-horizontal-relative:text;mso-position-vertical:absolute;mso-position-vertical-relative:text;mso-width-percent:0;mso-height-percent:0;mso-width-relative:margin;mso-height-relative:margin;v-text-anchor:middle" o:gfxdata="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" filled="f" strokecolor="#e00" strokeweight="4.5pt">
+                      <v:stroke joinstyle="round"/>
+                    </v:rect>
+                  </w:pict>
+                </mc:Fallback>
+              </mc:AlternateContent>
+            </w:r>
+            <w:r>
+              <w:rPr>
+                <w:rFonts w:cs="Arial"/>
+                <w:i/>
+                <w:color w:val="0000FF"/>
+                <w:sz w:val="20"/>
+                <w:szCs w:val="20"/>
+                <w:lang w:val="es-GT"/>
+              </w:rPr>
+              <w:drawing>
+                <wp:inline distT="0" distB="0" distL="0" distR="0" wp14:anchorId="286FB322" wp14:editId="6037FAC3">
+                  <wp:extent cx="6473825" cy="2936240"/>
+                  <wp:effectExtent l="0" t="0" r="3175" b="0"/>
+                  <wp:docPr id="480105363" name="Imagen 1"/>
+                  <wp:cNvGraphicFramePr>
+                    <a:graphicFrameLocks xmlns:a="http://schemas.openxmlformats.org/drawingml/2006/main" noChangeAspect="1"/>
+                  </wp:cNvGraphicFramePr>
+                  <a:graphic xmlns:a="http://schemas.openxmlformats.org/drawingml/2006/main">
+                    <a:graphicData uri="http://schemas.openxmlformats.org/drawingml/2006/picture">
+                      <pic:pic xmlns:pic="http://schemas.openxmlformats.org/drawingml/2006/picture">
+                        <pic:nvPicPr>
+                          <pic:cNvPr id="362596645" name=""/>
+                          <pic:cNvPicPr/>
+                        </pic:nvPicPr>
+                        <pic:blipFill>
+                          <a:blip r:embed="rId8"/>
+                          <a:stretch>
+                            <a:fillRect/>
+                          </a:stretch>
+                        </pic:blipFill>
+                        <pic:spPr>
+                          <a:xfrm>
+                            <a:off x="0" y="0"/>
+                            <a:ext cx="6473825" cy="2936240"/>
+                          </a:xfrm>
+                          <a:prstGeom prst="rect">
+                            <a:avLst/>
+                          </a:prstGeom>
+                        </pic:spPr>
+                      </pic:pic>
+                    </a:graphicData>
+                  </a:graphic>
+                </wp:inline>
+              </w:drawing>
+            </w:r>
+          </w:p>
+          <w:p>
+            <w:pPr>
+              <w:spacing w:line="256" w:lineRule="auto"/>
+              <w:rPr>
+                <w:rFonts w:cs="Arial"/>
+                <w:i/>
+                <w:color w:val="0000FF"/>
+                <w:sz w:val="20"/>
+                <w:szCs w:val="20"/>
+                <w:lang w:val="es-GT"/>
+              </w:rPr>
+            </w:pPr>
+            <w:r>
+              <w:rPr>
+                <w:rFonts w:cs="Arial"/>
+                <w:i/>
+                <w:color w:val="0000FF"/>
+                <w:sz w:val="20"/>
+                <w:szCs w:val="20"/>
+                <w:lang w:val="es-GT"/>
+              </w:rPr>
+              <w:t>8. Sistema solicita confirmación</w:t>
+            </w:r>
+          </w:p>
+          <w:p>
+            <w:pPr>
+              <w:spacing w:line="256" w:lineRule="auto"/>
+              <w:rPr>
+                <w:rFonts w:cs="Arial"/>
+                <w:i/>
+                <w:color w:val="0000FF"/>
+                <w:sz w:val="20"/>
+                <w:szCs w:val="20"/>
+                <w:lang w:val="es-GT"/>
+              </w:rPr>
+            </w:pPr>
+            <w:r>
+              <w:rPr>
+                <w:rFonts w:cs="Arial"/>
+                <w:i/>
+                <w:color w:val="0000FF"/>
+                <w:sz w:val="20"/>
+                <w:szCs w:val="20"/>
+                <w:lang w:val="es-GT"/>
+              </w:rPr>
+              <w:drawing>
+                <wp:inline distT="0" distB="0" distL="0" distR="0" wp14:anchorId="19A99D0B" wp14:editId="1AFA7043">
+                  <wp:extent cx="6473825" cy="3780790"/>
+                  <wp:effectExtent l="0" t="0" r="3175" b="0"/>
+                  <wp:docPr id="141405893" name="Imagen 1"/>
+                  <wp:cNvGraphicFramePr>
+                    <a:graphicFrameLocks xmlns:a="http://schemas.openxmlformats.org/drawingml/2006/main" noChangeAspect="1"/>
+                  </wp:cNvGraphicFramePr>
+                  <a:graphic xmlns:a="http://schemas.openxmlformats.org/drawingml/2006/main">
+                    <a:graphicData uri="http://schemas.openxmlformats.org/drawingml/2006/picture">
+                      <pic:pic xmlns:pic="http://schemas.openxmlformats.org/drawingml/2006/picture">
+                        <pic:nvPicPr>
+                          <pic:cNvPr id="141405893" name=""/>
+                          <pic:cNvPicPr/>
+                        </pic:nvPicPr>
+                        <pic:blipFill>
+                          <a:blip r:embed="rId13"/>
+                          <a:stretch>
+                            <a:fillRect/>
+                          </a:stretch>
+                        </pic:blipFill>
+                        <pic:spPr>
+                          <a:xfrm>
+                            <a:off x="0" y="0"/>
+                            <a:ext cx="6473825" cy="3780790"/>
+                          </a:xfrm>
+                          <a:prstGeom prst="rect">
+                            <a:avLst/>
+                          </a:prstGeom>
+                        </pic:spPr>
+                      </pic:pic>
+                    </a:graphicData>
+                  </a:graphic>
+                </wp:inline>
+              </w:drawing>
+            </w:r>
+          </w:p>
+          <w:p>
+            <w:pPr>
+              <w:spacing w:line="256" w:lineRule="auto"/>
+              <w:rPr>
+                <w:rFonts w:cs="Arial"/>
+                <w:i/>
+                <w:color w:val="0000FF"/>
+                <w:sz w:val="20"/>
+                <w:szCs w:val="20"/>
+                <w:lang w:val="es-GT"/>
+              </w:rPr>
+            </w:pPr>
+            <w:r>
+              <w:rPr>
+                <w:rFonts w:cs="Arial"/>
+                <w:i/>
+                <w:color w:val="0000FF"/>
+                <w:sz w:val="20"/>
+                <w:szCs w:val="20"/>
+                <w:lang w:val="es-GT"/>
+              </w:rPr>
+              <w:t>9. Sistema Elimina cuenta</w:t>
+            </w:r>
+          </w:p>
+          <w:p>
+            <w:pPr>
+              <w:spacing w:line="256" w:lineRule="auto"/>
+              <w:rPr>
+                <w:rFonts w:cs="Arial"/>
+                <w:i/>
+                <w:color w:val="0000FF"/>
+                <w:sz w:val="20"/>
+                <w:szCs w:val="20"/>
+                <w:lang w:val="es-GT"/>
+              </w:rPr>
+            </w:pPr>
+            <w:r>
+              <w:rPr>
+                <w:rFonts w:cs="Arial"/>
+                <w:i/>
+                <w:color w:val="0000FF"/>
+                <w:sz w:val="20"/>
+                <w:szCs w:val="20"/>
+                <w:lang w:val="es-GT"/>
+              </w:rPr>
+              <w:lastRenderedPageBreak/>
+              <w:drawing>
+                <wp:inline distT="0" distB="0" distL="0" distR="0" wp14:anchorId="238670E2" wp14:editId="77A554AE">
+                  <wp:extent cx="6473825" cy="1444625"/>
+                  <wp:effectExtent l="0" t="0" r="3175" b="3175"/>
+                  <wp:docPr id="1737458211" name="Imagen 1"/>
+                  <wp:cNvGraphicFramePr>
+                    <a:graphicFrameLocks xmlns:a="http://schemas.openxmlformats.org/drawingml/2006/main" noChangeAspect="1"/>
+                  </wp:cNvGraphicFramePr>
+                  <a:graphic xmlns:a="http://schemas.openxmlformats.org/drawingml/2006/main">
+                    <a:graphicData uri="http://schemas.openxmlformats.org/drawingml/2006/picture">
+                      <pic:pic xmlns:pic="http://schemas.openxmlformats.org/drawingml/2006/picture">
+                        <pic:nvPicPr>
+                          <pic:cNvPr id="1737458211" name=""/>
+                          <pic:cNvPicPr/>
+                        </pic:nvPicPr>
+                        <pic:blipFill>
+                          <a:blip r:embed="rId14"/>
+                          <a:stretch>
+                            <a:fillRect/>
+                          </a:stretch>
+                        </pic:blipFill>
+                        <pic:spPr>
+                          <a:xfrm>
+                            <a:off x="0" y="0"/>
+                            <a:ext cx="6473825" cy="1444625"/>
+                          </a:xfrm>
+                          <a:prstGeom prst="rect">
+                            <a:avLst/>
+                          </a:prstGeom>
+                        </pic:spPr>
+                      </pic:pic>
+                    </a:graphicData>
+                  </a:graphic>
+                </wp:inline>
+              </w:drawing>
             </w:r>
           </w:p>
         </w:tc>
@@ -4858,6 +5644,7 @@
                 <w:sz w:val="20"/>
                 <w:szCs w:val="20"/>
               </w:rPr>
+              <w:lastRenderedPageBreak/>
               <w:t>RESULTADOS DE LA PRUEBA</w:t>
             </w:r>
           </w:p>
@@ -5085,7 +5872,6 @@
                 <w:sz w:val="20"/>
                 <w:szCs w:val="20"/>
               </w:rPr>
-              <w:lastRenderedPageBreak/>
               <w:t>Observaciones</w:t>
             </w:r>
             <w:proofErr w:type="spellEnd"/>
@@ -5398,1665 +6184,6 @@
         </w:rPr>
       </w:pPr>
     </w:p>
-    <w:tbl>
-      <w:tblPr>
-        <w:tblW w:w="10335" w:type="dxa"/>
-        <w:jc w:val="center"/>
-        <w:tblBorders>
-          <w:top w:val="single" w:sz="6" w:space="0" w:color="000000"/>
-          <w:left w:val="single" w:sz="6" w:space="0" w:color="000000"/>
-          <w:bottom w:val="single" w:sz="6" w:space="0" w:color="000000"/>
-          <w:right w:val="single" w:sz="6" w:space="0" w:color="000000"/>
-          <w:insideH w:val="single" w:sz="6" w:space="0" w:color="000000"/>
-          <w:insideV w:val="single" w:sz="6" w:space="0" w:color="000000"/>
-        </w:tblBorders>
-        <w:tblLayout w:type="fixed"/>
-        <w:tblLook w:val="04A0" w:firstRow="1" w:lastRow="0" w:firstColumn="1" w:lastColumn="0" w:noHBand="0" w:noVBand="1"/>
-      </w:tblPr>
-      <w:tblGrid>
-        <w:gridCol w:w="2373"/>
-        <w:gridCol w:w="3338"/>
-        <w:gridCol w:w="7"/>
-        <w:gridCol w:w="2050"/>
-        <w:gridCol w:w="380"/>
-        <w:gridCol w:w="2187"/>
-      </w:tblGrid>
-      <w:tr>
-        <w:trPr>
-          <w:trHeight w:val="321"/>
-          <w:jc w:val="center"/>
-        </w:trPr>
-        <w:tc>
-          <w:tcPr>
-            <w:tcW w:w="10335" w:type="dxa"/>
-            <w:gridSpan w:val="6"/>
-            <w:tcBorders>
-              <w:top w:val="single" w:sz="6" w:space="0" w:color="000000"/>
-              <w:left w:val="single" w:sz="6" w:space="0" w:color="000000"/>
-              <w:bottom w:val="single" w:sz="6" w:space="0" w:color="000000"/>
-              <w:right w:val="single" w:sz="6" w:space="0" w:color="000000"/>
-            </w:tcBorders>
-            <w:shd w:val="clear" w:color="auto" w:fill="BFBFBF"/>
-            <w:vAlign w:val="center"/>
-            <w:hideMark/>
-          </w:tcPr>
-          <w:p>
-            <w:pPr>
-              <w:numPr>
-                <w:ilvl w:val="12"/>
-                <w:numId w:val="0"/>
-              </w:numPr>
-              <w:spacing w:line="256" w:lineRule="auto"/>
-              <w:rPr>
-                <w:rFonts w:cs="Arial"/>
-                <w:b/>
-                <w:bCs/>
-                <w:sz w:val="20"/>
-                <w:szCs w:val="20"/>
-                <w:lang w:val="es-MX" w:eastAsia="es-ES"/>
-              </w:rPr>
-            </w:pPr>
-            <w:r>
-              <w:rPr>
-                <w:rFonts w:cs="Arial"/>
-                <w:b/>
-                <w:bCs/>
-                <w:sz w:val="20"/>
-                <w:szCs w:val="20"/>
-                <w:lang w:val="es-GT"/>
-              </w:rPr>
-              <w:t>INFORMACIÓN GLOBAL DEL CASO DE PRUEBA</w:t>
-            </w:r>
-          </w:p>
-        </w:tc>
-      </w:tr>
-      <w:tr>
-        <w:trPr>
-          <w:trHeight w:val="885"/>
-          <w:jc w:val="center"/>
-        </w:trPr>
-        <w:tc>
-          <w:tcPr>
-            <w:tcW w:w="2373" w:type="dxa"/>
-            <w:vMerge w:val="restart"/>
-            <w:tcBorders>
-              <w:top w:val="single" w:sz="6" w:space="0" w:color="000000"/>
-              <w:left w:val="single" w:sz="6" w:space="0" w:color="000000"/>
-              <w:bottom w:val="single" w:sz="6" w:space="0" w:color="000000"/>
-              <w:right w:val="single" w:sz="6" w:space="0" w:color="000000"/>
-            </w:tcBorders>
-            <w:tcMar>
-              <w:top w:w="0" w:type="dxa"/>
-              <w:left w:w="70" w:type="dxa"/>
-              <w:bottom w:w="0" w:type="dxa"/>
-              <w:right w:w="70" w:type="dxa"/>
-            </w:tcMar>
-            <w:vAlign w:val="center"/>
-            <w:hideMark/>
-          </w:tcPr>
-          <w:p>
-            <w:pPr>
-              <w:numPr>
-                <w:ilvl w:val="12"/>
-                <w:numId w:val="0"/>
-              </w:numPr>
-              <w:spacing w:line="256" w:lineRule="auto"/>
-              <w:rPr>
-                <w:rFonts w:cs="Arial"/>
-                <w:b/>
-                <w:bCs/>
-                <w:sz w:val="20"/>
-                <w:szCs w:val="20"/>
-              </w:rPr>
-            </w:pPr>
-            <w:r>
-              <w:rPr>
-                <w:rFonts w:cs="Arial"/>
-                <w:b/>
-                <w:bCs/>
-                <w:sz w:val="20"/>
-                <w:szCs w:val="20"/>
-              </w:rPr>
-              <w:t>CASO DE PRUEBA No.</w:t>
-            </w:r>
-          </w:p>
-        </w:tc>
-        <w:tc>
-          <w:tcPr>
-            <w:tcW w:w="3345" w:type="dxa"/>
-            <w:gridSpan w:val="2"/>
-            <w:vMerge w:val="restart"/>
-            <w:tcBorders>
-              <w:top w:val="single" w:sz="6" w:space="0" w:color="000000"/>
-              <w:left w:val="single" w:sz="6" w:space="0" w:color="000000"/>
-              <w:bottom w:val="single" w:sz="6" w:space="0" w:color="000000"/>
-              <w:right w:val="single" w:sz="4" w:space="0" w:color="auto"/>
-            </w:tcBorders>
-            <w:tcMar>
-              <w:top w:w="0" w:type="dxa"/>
-              <w:left w:w="70" w:type="dxa"/>
-              <w:bottom w:w="0" w:type="dxa"/>
-              <w:right w:w="70" w:type="dxa"/>
-            </w:tcMar>
-            <w:hideMark/>
-          </w:tcPr>
-          <w:p>
-            <w:pPr>
-              <w:numPr>
-                <w:ilvl w:val="12"/>
-                <w:numId w:val="0"/>
-              </w:numPr>
-              <w:spacing w:line="256" w:lineRule="auto"/>
-              <w:rPr>
-                <w:rFonts w:cs="Arial"/>
-                <w:b/>
-                <w:bCs/>
-                <w:i/>
-                <w:sz w:val="20"/>
-                <w:szCs w:val="20"/>
-                <w:lang w:val="es-GT"/>
-              </w:rPr>
-            </w:pPr>
-            <w:r>
-              <w:rPr>
-                <w:rFonts w:cs="Arial"/>
-                <w:i/>
-                <w:color w:val="0000FF"/>
-                <w:sz w:val="20"/>
-                <w:szCs w:val="20"/>
-                <w:lang w:val="es-GT"/>
-              </w:rPr>
-              <w:t>1.</w:t>
-            </w:r>
-            <w:r>
-              <w:rPr>
-                <w:rFonts w:cs="Arial"/>
-                <w:i/>
-                <w:color w:val="0000FF"/>
-                <w:sz w:val="20"/>
-                <w:szCs w:val="20"/>
-                <w:lang w:val="es-GT"/>
-              </w:rPr>
-              <w:t>2</w:t>
-            </w:r>
-          </w:p>
-        </w:tc>
-        <w:tc>
-          <w:tcPr>
-            <w:tcW w:w="2430" w:type="dxa"/>
-            <w:gridSpan w:val="2"/>
-            <w:tcBorders>
-              <w:top w:val="single" w:sz="6" w:space="0" w:color="000000"/>
-              <w:left w:val="single" w:sz="4" w:space="0" w:color="auto"/>
-              <w:bottom w:val="single" w:sz="4" w:space="0" w:color="auto"/>
-              <w:right w:val="single" w:sz="4" w:space="0" w:color="auto"/>
-            </w:tcBorders>
-            <w:tcMar>
-              <w:top w:w="0" w:type="dxa"/>
-              <w:left w:w="70" w:type="dxa"/>
-              <w:bottom w:w="0" w:type="dxa"/>
-              <w:right w:w="70" w:type="dxa"/>
-            </w:tcMar>
-            <w:vAlign w:val="center"/>
-          </w:tcPr>
-          <w:p>
-            <w:pPr>
-              <w:numPr>
-                <w:ilvl w:val="12"/>
-                <w:numId w:val="0"/>
-              </w:numPr>
-              <w:spacing w:line="256" w:lineRule="auto"/>
-              <w:jc w:val="center"/>
-              <w:rPr>
-                <w:rFonts w:cs="Arial"/>
-                <w:b/>
-                <w:bCs/>
-                <w:sz w:val="20"/>
-                <w:szCs w:val="20"/>
-              </w:rPr>
-            </w:pPr>
-            <w:r>
-              <w:rPr>
-                <w:rFonts w:cs="Arial"/>
-                <w:b/>
-                <w:bCs/>
-                <w:sz w:val="20"/>
-                <w:szCs w:val="20"/>
-              </w:rPr>
-              <w:t>VERSIÓN DE EJECUCIÓN</w:t>
-            </w:r>
-          </w:p>
-          <w:p>
-            <w:pPr>
-              <w:numPr>
-                <w:ilvl w:val="12"/>
-                <w:numId w:val="0"/>
-              </w:numPr>
-              <w:spacing w:line="256" w:lineRule="auto"/>
-              <w:jc w:val="center"/>
-              <w:rPr>
-                <w:rFonts w:cs="Arial"/>
-                <w:b/>
-                <w:bCs/>
-                <w:sz w:val="20"/>
-                <w:szCs w:val="20"/>
-              </w:rPr>
-            </w:pPr>
-          </w:p>
-        </w:tc>
-        <w:tc>
-          <w:tcPr>
-            <w:tcW w:w="2187" w:type="dxa"/>
-            <w:tcBorders>
-              <w:top w:val="single" w:sz="6" w:space="0" w:color="000000"/>
-              <w:left w:val="single" w:sz="4" w:space="0" w:color="auto"/>
-              <w:bottom w:val="single" w:sz="4" w:space="0" w:color="auto"/>
-              <w:right w:val="single" w:sz="6" w:space="0" w:color="000000"/>
-            </w:tcBorders>
-            <w:tcMar>
-              <w:top w:w="0" w:type="dxa"/>
-              <w:left w:w="70" w:type="dxa"/>
-              <w:bottom w:w="0" w:type="dxa"/>
-              <w:right w:w="70" w:type="dxa"/>
-            </w:tcMar>
-            <w:hideMark/>
-          </w:tcPr>
-          <w:p>
-            <w:pPr>
-              <w:numPr>
-                <w:ilvl w:val="12"/>
-                <w:numId w:val="0"/>
-              </w:numPr>
-              <w:spacing w:line="256" w:lineRule="auto"/>
-              <w:rPr>
-                <w:rFonts w:cs="Arial"/>
-                <w:i/>
-                <w:color w:val="0000FF"/>
-                <w:sz w:val="20"/>
-                <w:szCs w:val="20"/>
-              </w:rPr>
-            </w:pPr>
-            <w:r>
-              <w:rPr>
-                <w:rFonts w:cs="Arial"/>
-                <w:i/>
-                <w:color w:val="0000FF"/>
-                <w:sz w:val="20"/>
-                <w:szCs w:val="20"/>
-                <w:lang w:val="es-GT"/>
-              </w:rPr>
-              <w:t>1.0</w:t>
-            </w:r>
-          </w:p>
-        </w:tc>
-      </w:tr>
-      <w:tr>
-        <w:trPr>
-          <w:trHeight w:val="300"/>
-          <w:jc w:val="center"/>
-        </w:trPr>
-        <w:tc>
-          <w:tcPr>
-            <w:tcW w:w="2373" w:type="dxa"/>
-            <w:vMerge/>
-            <w:tcBorders>
-              <w:top w:val="single" w:sz="6" w:space="0" w:color="000000"/>
-              <w:left w:val="single" w:sz="6" w:space="0" w:color="000000"/>
-              <w:bottom w:val="single" w:sz="6" w:space="0" w:color="000000"/>
-              <w:right w:val="single" w:sz="6" w:space="0" w:color="000000"/>
-            </w:tcBorders>
-            <w:vAlign w:val="center"/>
-            <w:hideMark/>
-          </w:tcPr>
-          <w:p>
-            <w:pPr>
-              <w:spacing w:line="256" w:lineRule="auto"/>
-              <w:rPr>
-                <w:rFonts w:eastAsia="Times New Roman" w:cs="Arial"/>
-                <w:b/>
-                <w:bCs/>
-                <w:sz w:val="20"/>
-                <w:szCs w:val="20"/>
-                <w:lang w:val="es-MX" w:eastAsia="es-ES"/>
-              </w:rPr>
-            </w:pPr>
-          </w:p>
-        </w:tc>
-        <w:tc>
-          <w:tcPr>
-            <w:tcW w:w="3345" w:type="dxa"/>
-            <w:gridSpan w:val="2"/>
-            <w:vMerge/>
-            <w:tcBorders>
-              <w:top w:val="single" w:sz="6" w:space="0" w:color="000000"/>
-              <w:left w:val="single" w:sz="6" w:space="0" w:color="000000"/>
-              <w:bottom w:val="single" w:sz="6" w:space="0" w:color="000000"/>
-              <w:right w:val="single" w:sz="4" w:space="0" w:color="auto"/>
-            </w:tcBorders>
-            <w:vAlign w:val="center"/>
-            <w:hideMark/>
-          </w:tcPr>
-          <w:p>
-            <w:pPr>
-              <w:spacing w:line="256" w:lineRule="auto"/>
-              <w:rPr>
-                <w:rFonts w:eastAsia="Times New Roman" w:cs="Arial"/>
-                <w:b/>
-                <w:bCs/>
-                <w:i/>
-                <w:sz w:val="20"/>
-                <w:szCs w:val="20"/>
-                <w:lang w:val="es-MX" w:eastAsia="es-ES"/>
-              </w:rPr>
-            </w:pPr>
-          </w:p>
-        </w:tc>
-        <w:tc>
-          <w:tcPr>
-            <w:tcW w:w="2430" w:type="dxa"/>
-            <w:gridSpan w:val="2"/>
-            <w:tcBorders>
-              <w:top w:val="single" w:sz="4" w:space="0" w:color="auto"/>
-              <w:left w:val="single" w:sz="4" w:space="0" w:color="auto"/>
-              <w:bottom w:val="single" w:sz="6" w:space="0" w:color="000000"/>
-              <w:right w:val="single" w:sz="4" w:space="0" w:color="auto"/>
-            </w:tcBorders>
-            <w:tcMar>
-              <w:top w:w="0" w:type="dxa"/>
-              <w:left w:w="70" w:type="dxa"/>
-              <w:bottom w:w="0" w:type="dxa"/>
-              <w:right w:w="70" w:type="dxa"/>
-            </w:tcMar>
-            <w:vAlign w:val="center"/>
-            <w:hideMark/>
-          </w:tcPr>
-          <w:p>
-            <w:pPr>
-              <w:numPr>
-                <w:ilvl w:val="12"/>
-                <w:numId w:val="0"/>
-              </w:numPr>
-              <w:spacing w:line="256" w:lineRule="auto"/>
-              <w:jc w:val="center"/>
-              <w:rPr>
-                <w:rFonts w:cs="Arial"/>
-                <w:b/>
-                <w:bCs/>
-                <w:sz w:val="20"/>
-                <w:szCs w:val="20"/>
-              </w:rPr>
-            </w:pPr>
-            <w:r>
-              <w:rPr>
-                <w:rFonts w:cs="Arial"/>
-                <w:b/>
-                <w:bCs/>
-                <w:sz w:val="20"/>
-                <w:szCs w:val="20"/>
-              </w:rPr>
-              <w:t>FECHA EJECUCIÓN</w:t>
-            </w:r>
-          </w:p>
-        </w:tc>
-        <w:tc>
-          <w:tcPr>
-            <w:tcW w:w="2187" w:type="dxa"/>
-            <w:tcBorders>
-              <w:top w:val="single" w:sz="4" w:space="0" w:color="auto"/>
-              <w:left w:val="single" w:sz="4" w:space="0" w:color="auto"/>
-              <w:bottom w:val="single" w:sz="6" w:space="0" w:color="000000"/>
-              <w:right w:val="single" w:sz="6" w:space="0" w:color="000000"/>
-            </w:tcBorders>
-            <w:tcMar>
-              <w:top w:w="0" w:type="dxa"/>
-              <w:left w:w="70" w:type="dxa"/>
-              <w:bottom w:w="0" w:type="dxa"/>
-              <w:right w:w="70" w:type="dxa"/>
-            </w:tcMar>
-            <w:hideMark/>
-          </w:tcPr>
-          <w:p>
-            <w:pPr>
-              <w:numPr>
-                <w:ilvl w:val="12"/>
-                <w:numId w:val="0"/>
-              </w:numPr>
-              <w:spacing w:line="256" w:lineRule="auto"/>
-              <w:rPr>
-                <w:rFonts w:cs="Arial"/>
-                <w:i/>
-                <w:color w:val="0000FF"/>
-                <w:sz w:val="20"/>
-                <w:szCs w:val="20"/>
-                <w:lang w:val="es-GT"/>
-              </w:rPr>
-            </w:pPr>
-            <w:r>
-              <w:rPr>
-                <w:rFonts w:cs="Arial"/>
-                <w:i/>
-                <w:color w:val="0000FF"/>
-                <w:sz w:val="20"/>
-                <w:szCs w:val="20"/>
-                <w:lang w:val="es-GT"/>
-              </w:rPr>
-              <w:t>27-05-2026</w:t>
-            </w:r>
-          </w:p>
-        </w:tc>
-      </w:tr>
-      <w:tr>
-        <w:trPr>
-          <w:trHeight w:val="518"/>
-          <w:jc w:val="center"/>
-        </w:trPr>
-        <w:tc>
-          <w:tcPr>
-            <w:tcW w:w="2373" w:type="dxa"/>
-            <w:tcBorders>
-              <w:top w:val="single" w:sz="6" w:space="0" w:color="000000"/>
-              <w:left w:val="single" w:sz="6" w:space="0" w:color="000000"/>
-              <w:bottom w:val="single" w:sz="6" w:space="0" w:color="000000"/>
-              <w:right w:val="single" w:sz="6" w:space="0" w:color="000000"/>
-            </w:tcBorders>
-            <w:tcMar>
-              <w:top w:w="0" w:type="dxa"/>
-              <w:left w:w="70" w:type="dxa"/>
-              <w:bottom w:w="0" w:type="dxa"/>
-              <w:right w:w="70" w:type="dxa"/>
-            </w:tcMar>
-            <w:vAlign w:val="center"/>
-            <w:hideMark/>
-          </w:tcPr>
-          <w:p>
-            <w:pPr>
-              <w:numPr>
-                <w:ilvl w:val="12"/>
-                <w:numId w:val="0"/>
-              </w:numPr>
-              <w:spacing w:line="256" w:lineRule="auto"/>
-              <w:rPr>
-                <w:rFonts w:cs="Arial"/>
-                <w:b/>
-                <w:bCs/>
-                <w:sz w:val="20"/>
-                <w:szCs w:val="20"/>
-              </w:rPr>
-            </w:pPr>
-            <w:r>
-              <w:rPr>
-                <w:rFonts w:cs="Arial"/>
-                <w:b/>
-                <w:bCs/>
-                <w:sz w:val="20"/>
-                <w:szCs w:val="20"/>
-              </w:rPr>
-              <w:t>CASO DE USO:</w:t>
-            </w:r>
-          </w:p>
-        </w:tc>
-        <w:tc>
-          <w:tcPr>
-            <w:tcW w:w="3345" w:type="dxa"/>
-            <w:gridSpan w:val="2"/>
-            <w:tcBorders>
-              <w:top w:val="single" w:sz="6" w:space="0" w:color="000000"/>
-              <w:left w:val="single" w:sz="6" w:space="0" w:color="000000"/>
-              <w:bottom w:val="single" w:sz="6" w:space="0" w:color="000000"/>
-              <w:right w:val="single" w:sz="4" w:space="0" w:color="auto"/>
-            </w:tcBorders>
-            <w:tcMar>
-              <w:top w:w="0" w:type="dxa"/>
-              <w:left w:w="70" w:type="dxa"/>
-              <w:bottom w:w="0" w:type="dxa"/>
-              <w:right w:w="70" w:type="dxa"/>
-            </w:tcMar>
-            <w:hideMark/>
-          </w:tcPr>
-          <w:p>
-            <w:pPr>
-              <w:numPr>
-                <w:ilvl w:val="12"/>
-                <w:numId w:val="0"/>
-              </w:numPr>
-              <w:spacing w:line="256" w:lineRule="auto"/>
-              <w:rPr>
-                <w:rFonts w:cs="Arial"/>
-                <w:i/>
-                <w:color w:val="0000FF"/>
-                <w:sz w:val="20"/>
-                <w:szCs w:val="20"/>
-                <w:lang w:val="es-GT"/>
-              </w:rPr>
-            </w:pPr>
-            <w:r>
-              <w:rPr>
-                <w:rFonts w:cs="Arial"/>
-                <w:i/>
-                <w:color w:val="0000FF"/>
-                <w:sz w:val="20"/>
-                <w:szCs w:val="20"/>
-                <w:lang w:val="es-GT"/>
-              </w:rPr>
-              <w:t>Autenticación – Sistema de Información Hospitalario</w:t>
-            </w:r>
-          </w:p>
-        </w:tc>
-        <w:tc>
-          <w:tcPr>
-            <w:tcW w:w="2430" w:type="dxa"/>
-            <w:gridSpan w:val="2"/>
-            <w:tcBorders>
-              <w:top w:val="single" w:sz="6" w:space="0" w:color="000000"/>
-              <w:left w:val="single" w:sz="4" w:space="0" w:color="auto"/>
-              <w:bottom w:val="single" w:sz="6" w:space="0" w:color="000000"/>
-              <w:right w:val="single" w:sz="4" w:space="0" w:color="auto"/>
-            </w:tcBorders>
-            <w:tcMar>
-              <w:top w:w="0" w:type="dxa"/>
-              <w:left w:w="70" w:type="dxa"/>
-              <w:bottom w:w="0" w:type="dxa"/>
-              <w:right w:w="70" w:type="dxa"/>
-            </w:tcMar>
-            <w:vAlign w:val="center"/>
-            <w:hideMark/>
-          </w:tcPr>
-          <w:p>
-            <w:pPr>
-              <w:numPr>
-                <w:ilvl w:val="12"/>
-                <w:numId w:val="0"/>
-              </w:numPr>
-              <w:spacing w:line="256" w:lineRule="auto"/>
-              <w:jc w:val="center"/>
-              <w:rPr>
-                <w:rFonts w:cs="Arial"/>
-                <w:b/>
-                <w:bCs/>
-                <w:sz w:val="20"/>
-                <w:szCs w:val="20"/>
-              </w:rPr>
-            </w:pPr>
-            <w:r>
-              <w:rPr>
-                <w:rFonts w:cs="Arial"/>
-                <w:b/>
-                <w:bCs/>
-                <w:sz w:val="20"/>
-                <w:szCs w:val="20"/>
-              </w:rPr>
-              <w:t>MODULO DEL SISTEMA</w:t>
-            </w:r>
-          </w:p>
-        </w:tc>
-        <w:tc>
-          <w:tcPr>
-            <w:tcW w:w="2187" w:type="dxa"/>
-            <w:tcBorders>
-              <w:top w:val="single" w:sz="6" w:space="0" w:color="000000"/>
-              <w:left w:val="single" w:sz="4" w:space="0" w:color="auto"/>
-              <w:bottom w:val="single" w:sz="6" w:space="0" w:color="000000"/>
-              <w:right w:val="single" w:sz="6" w:space="0" w:color="000000"/>
-            </w:tcBorders>
-            <w:tcMar>
-              <w:top w:w="0" w:type="dxa"/>
-              <w:left w:w="70" w:type="dxa"/>
-              <w:bottom w:w="0" w:type="dxa"/>
-              <w:right w:w="70" w:type="dxa"/>
-            </w:tcMar>
-            <w:hideMark/>
-          </w:tcPr>
-          <w:p>
-            <w:pPr>
-              <w:numPr>
-                <w:ilvl w:val="12"/>
-                <w:numId w:val="0"/>
-              </w:numPr>
-              <w:spacing w:line="256" w:lineRule="auto"/>
-              <w:rPr>
-                <w:rFonts w:cs="Arial"/>
-                <w:i/>
-                <w:color w:val="0000FF"/>
-                <w:sz w:val="20"/>
-                <w:szCs w:val="20"/>
-                <w:lang w:val="es-GT"/>
-              </w:rPr>
-            </w:pPr>
-            <w:r>
-              <w:rPr>
-                <w:rFonts w:cs="Arial"/>
-                <w:i/>
-                <w:color w:val="0000FF"/>
-                <w:sz w:val="20"/>
-                <w:szCs w:val="20"/>
-                <w:lang w:val="es-GT"/>
-              </w:rPr>
-              <w:t xml:space="preserve">Registro y </w:t>
-            </w:r>
-            <w:proofErr w:type="spellStart"/>
-            <w:r>
-              <w:rPr>
-                <w:rFonts w:cs="Arial"/>
-                <w:i/>
-                <w:color w:val="0000FF"/>
-                <w:sz w:val="20"/>
-                <w:szCs w:val="20"/>
-                <w:lang w:val="es-GT"/>
-              </w:rPr>
-              <w:t>Triaje</w:t>
-            </w:r>
-            <w:proofErr w:type="spellEnd"/>
-          </w:p>
-        </w:tc>
-      </w:tr>
-      <w:tr>
-        <w:trPr>
-          <w:trHeight w:val="518"/>
-          <w:jc w:val="center"/>
-        </w:trPr>
-        <w:tc>
-          <w:tcPr>
-            <w:tcW w:w="2373" w:type="dxa"/>
-            <w:tcBorders>
-              <w:top w:val="single" w:sz="6" w:space="0" w:color="000000"/>
-              <w:left w:val="single" w:sz="6" w:space="0" w:color="000000"/>
-              <w:bottom w:val="single" w:sz="6" w:space="0" w:color="000000"/>
-              <w:right w:val="single" w:sz="6" w:space="0" w:color="000000"/>
-            </w:tcBorders>
-            <w:tcMar>
-              <w:top w:w="0" w:type="dxa"/>
-              <w:left w:w="70" w:type="dxa"/>
-              <w:bottom w:w="0" w:type="dxa"/>
-              <w:right w:w="70" w:type="dxa"/>
-            </w:tcMar>
-            <w:vAlign w:val="center"/>
-            <w:hideMark/>
-          </w:tcPr>
-          <w:p>
-            <w:pPr>
-              <w:numPr>
-                <w:ilvl w:val="12"/>
-                <w:numId w:val="0"/>
-              </w:numPr>
-              <w:spacing w:line="256" w:lineRule="auto"/>
-              <w:rPr>
-                <w:rFonts w:cs="Arial"/>
-                <w:b/>
-                <w:bCs/>
-                <w:sz w:val="20"/>
-                <w:szCs w:val="20"/>
-                <w:lang w:val="es-GT"/>
-              </w:rPr>
-            </w:pPr>
-            <w:r>
-              <w:rPr>
-                <w:rFonts w:cs="Arial"/>
-                <w:b/>
-                <w:bCs/>
-                <w:sz w:val="20"/>
-                <w:szCs w:val="20"/>
-                <w:lang w:val="es-GT"/>
-              </w:rPr>
-              <w:t>Descripción del caso de prueba:</w:t>
-            </w:r>
-          </w:p>
-        </w:tc>
-        <w:tc>
-          <w:tcPr>
-            <w:tcW w:w="7962" w:type="dxa"/>
-            <w:gridSpan w:val="5"/>
-            <w:tcBorders>
-              <w:top w:val="single" w:sz="6" w:space="0" w:color="000000"/>
-              <w:left w:val="single" w:sz="6" w:space="0" w:color="000000"/>
-              <w:bottom w:val="single" w:sz="6" w:space="0" w:color="000000"/>
-              <w:right w:val="single" w:sz="6" w:space="0" w:color="000000"/>
-            </w:tcBorders>
-            <w:tcMar>
-              <w:top w:w="0" w:type="dxa"/>
-              <w:left w:w="70" w:type="dxa"/>
-              <w:bottom w:w="0" w:type="dxa"/>
-              <w:right w:w="70" w:type="dxa"/>
-            </w:tcMar>
-            <w:hideMark/>
-          </w:tcPr>
-          <w:p>
-            <w:pPr>
-              <w:numPr>
-                <w:ilvl w:val="12"/>
-                <w:numId w:val="0"/>
-              </w:numPr>
-              <w:spacing w:line="256" w:lineRule="auto"/>
-              <w:rPr>
-                <w:rFonts w:cs="Arial"/>
-                <w:i/>
-                <w:color w:val="0000FF"/>
-                <w:sz w:val="20"/>
-                <w:szCs w:val="20"/>
-                <w:lang w:val="es-GT"/>
-              </w:rPr>
-            </w:pPr>
-          </w:p>
-        </w:tc>
-      </w:tr>
-      <w:tr>
-        <w:trPr>
-          <w:trHeight w:val="363"/>
-          <w:jc w:val="center"/>
-        </w:trPr>
-        <w:tc>
-          <w:tcPr>
-            <w:tcW w:w="10335" w:type="dxa"/>
-            <w:gridSpan w:val="6"/>
-            <w:tcBorders>
-              <w:top w:val="single" w:sz="6" w:space="0" w:color="000000"/>
-              <w:left w:val="single" w:sz="6" w:space="0" w:color="000000"/>
-              <w:bottom w:val="single" w:sz="6" w:space="0" w:color="000000"/>
-              <w:right w:val="single" w:sz="6" w:space="0" w:color="000000"/>
-            </w:tcBorders>
-            <w:shd w:val="clear" w:color="auto" w:fill="BFBFBF"/>
-            <w:vAlign w:val="center"/>
-            <w:hideMark/>
-          </w:tcPr>
-          <w:p>
-            <w:pPr>
-              <w:pStyle w:val="Prrafodelista"/>
-              <w:widowControl w:val="0"/>
-              <w:numPr>
-                <w:ilvl w:val="0"/>
-                <w:numId w:val="1"/>
-              </w:numPr>
-              <w:autoSpaceDE w:val="0"/>
-              <w:autoSpaceDN w:val="0"/>
-              <w:adjustRightInd w:val="0"/>
-              <w:spacing w:after="0" w:line="256" w:lineRule="auto"/>
-              <w:rPr>
-                <w:rFonts w:cs="Arial"/>
-                <w:b/>
-                <w:bCs/>
-                <w:sz w:val="20"/>
-                <w:szCs w:val="20"/>
-              </w:rPr>
-            </w:pPr>
-            <w:r>
-              <w:rPr>
-                <w:rFonts w:cs="Arial"/>
-                <w:b/>
-                <w:bCs/>
-                <w:sz w:val="20"/>
-                <w:szCs w:val="20"/>
-              </w:rPr>
-              <w:t>CASO DE PRUEBA</w:t>
-            </w:r>
-          </w:p>
-        </w:tc>
-      </w:tr>
-      <w:tr>
-        <w:trPr>
-          <w:trHeight w:val="225"/>
-          <w:jc w:val="center"/>
-        </w:trPr>
-        <w:tc>
-          <w:tcPr>
-            <w:tcW w:w="10335" w:type="dxa"/>
-            <w:gridSpan w:val="6"/>
-            <w:tcBorders>
-              <w:top w:val="single" w:sz="6" w:space="0" w:color="000000"/>
-              <w:left w:val="single" w:sz="6" w:space="0" w:color="000000"/>
-              <w:bottom w:val="single" w:sz="6" w:space="0" w:color="000000"/>
-              <w:right w:val="single" w:sz="6" w:space="0" w:color="000000"/>
-            </w:tcBorders>
-            <w:shd w:val="clear" w:color="auto" w:fill="BFBFBF"/>
-            <w:vAlign w:val="center"/>
-            <w:hideMark/>
-          </w:tcPr>
-          <w:p>
-            <w:pPr>
-              <w:pStyle w:val="Prrafodelista"/>
-              <w:widowControl w:val="0"/>
-              <w:numPr>
-                <w:ilvl w:val="0"/>
-                <w:numId w:val="2"/>
-              </w:numPr>
-              <w:autoSpaceDE w:val="0"/>
-              <w:autoSpaceDN w:val="0"/>
-              <w:adjustRightInd w:val="0"/>
-              <w:spacing w:after="0" w:line="256" w:lineRule="auto"/>
-              <w:rPr>
-                <w:rFonts w:cs="Arial"/>
-                <w:b/>
-                <w:bCs/>
-                <w:sz w:val="20"/>
-                <w:szCs w:val="20"/>
-              </w:rPr>
-            </w:pPr>
-            <w:r>
-              <w:rPr>
-                <w:rFonts w:cs="Arial"/>
-                <w:b/>
-                <w:bCs/>
-                <w:sz w:val="20"/>
-                <w:szCs w:val="20"/>
-              </w:rPr>
-              <w:t>Precondiciones</w:t>
-            </w:r>
-          </w:p>
-        </w:tc>
-      </w:tr>
-      <w:tr>
-        <w:trPr>
-          <w:trHeight w:val="148"/>
-          <w:jc w:val="center"/>
-        </w:trPr>
-        <w:tc>
-          <w:tcPr>
-            <w:tcW w:w="10335" w:type="dxa"/>
-            <w:gridSpan w:val="6"/>
-            <w:tcBorders>
-              <w:top w:val="single" w:sz="6" w:space="0" w:color="000000"/>
-              <w:left w:val="single" w:sz="6" w:space="0" w:color="000000"/>
-              <w:bottom w:val="single" w:sz="6" w:space="0" w:color="000000"/>
-              <w:right w:val="single" w:sz="6" w:space="0" w:color="000000"/>
-            </w:tcBorders>
-          </w:tcPr>
-          <w:p>
-            <w:pPr>
-              <w:numPr>
-                <w:ilvl w:val="12"/>
-                <w:numId w:val="0"/>
-              </w:numPr>
-              <w:spacing w:line="256" w:lineRule="auto"/>
-              <w:rPr>
-                <w:rFonts w:cs="Arial"/>
-                <w:i/>
-                <w:color w:val="0000FF"/>
-                <w:sz w:val="20"/>
-                <w:szCs w:val="20"/>
-                <w:lang w:val="es-GT"/>
-              </w:rPr>
-            </w:pPr>
-            <w:r>
-              <w:rPr>
-                <w:rFonts w:cs="Arial"/>
-                <w:i/>
-                <w:color w:val="0000FF"/>
-                <w:sz w:val="20"/>
-                <w:szCs w:val="20"/>
-                <w:lang w:val="es-GT"/>
-              </w:rPr>
-              <w:t xml:space="preserve">1. </w:t>
-            </w:r>
-          </w:p>
-        </w:tc>
-      </w:tr>
-      <w:tr>
-        <w:trPr>
-          <w:trHeight w:val="171"/>
-          <w:jc w:val="center"/>
-        </w:trPr>
-        <w:tc>
-          <w:tcPr>
-            <w:tcW w:w="10335" w:type="dxa"/>
-            <w:gridSpan w:val="6"/>
-            <w:tcBorders>
-              <w:top w:val="single" w:sz="6" w:space="0" w:color="000000"/>
-              <w:left w:val="single" w:sz="6" w:space="0" w:color="000000"/>
-              <w:bottom w:val="single" w:sz="6" w:space="0" w:color="000000"/>
-              <w:right w:val="single" w:sz="6" w:space="0" w:color="000000"/>
-            </w:tcBorders>
-            <w:shd w:val="clear" w:color="auto" w:fill="BFBFBF"/>
-            <w:hideMark/>
-          </w:tcPr>
-          <w:p>
-            <w:pPr>
-              <w:pStyle w:val="Prrafodelista"/>
-              <w:widowControl w:val="0"/>
-              <w:numPr>
-                <w:ilvl w:val="0"/>
-                <w:numId w:val="2"/>
-              </w:numPr>
-              <w:autoSpaceDE w:val="0"/>
-              <w:autoSpaceDN w:val="0"/>
-              <w:adjustRightInd w:val="0"/>
-              <w:spacing w:after="0" w:line="256" w:lineRule="auto"/>
-              <w:rPr>
-                <w:rFonts w:cs="Arial"/>
-                <w:b/>
-                <w:bCs/>
-                <w:i/>
-                <w:sz w:val="20"/>
-                <w:szCs w:val="20"/>
-              </w:rPr>
-            </w:pPr>
-            <w:r>
-              <w:rPr>
-                <w:rFonts w:cs="Arial"/>
-                <w:b/>
-                <w:bCs/>
-                <w:i/>
-                <w:sz w:val="20"/>
-                <w:szCs w:val="20"/>
-              </w:rPr>
-              <w:t>Pasos de la prueba</w:t>
-            </w:r>
-          </w:p>
-        </w:tc>
-      </w:tr>
-      <w:tr>
-        <w:trPr>
-          <w:trHeight w:val="360"/>
-          <w:jc w:val="center"/>
-        </w:trPr>
-        <w:tc>
-          <w:tcPr>
-            <w:tcW w:w="10335" w:type="dxa"/>
-            <w:gridSpan w:val="6"/>
-            <w:tcBorders>
-              <w:top w:val="single" w:sz="6" w:space="0" w:color="000000"/>
-              <w:left w:val="single" w:sz="6" w:space="0" w:color="000000"/>
-              <w:bottom w:val="single" w:sz="6" w:space="0" w:color="000000"/>
-              <w:right w:val="single" w:sz="6" w:space="0" w:color="000000"/>
-            </w:tcBorders>
-            <w:shd w:val="clear" w:color="auto" w:fill="FFFFFF"/>
-            <w:tcMar>
-              <w:top w:w="0" w:type="dxa"/>
-              <w:left w:w="70" w:type="dxa"/>
-              <w:bottom w:w="0" w:type="dxa"/>
-              <w:right w:w="70" w:type="dxa"/>
-            </w:tcMar>
-          </w:tcPr>
-          <w:p>
-            <w:pPr>
-              <w:spacing w:line="256" w:lineRule="auto"/>
-              <w:rPr>
-                <w:rFonts w:cs="Arial"/>
-                <w:i/>
-                <w:color w:val="0000FF"/>
-                <w:sz w:val="20"/>
-                <w:szCs w:val="20"/>
-                <w:lang w:val="es-GT"/>
-              </w:rPr>
-            </w:pPr>
-            <w:r>
-              <w:rPr>
-                <w:rFonts w:cs="Arial"/>
-                <w:i/>
-                <w:color w:val="0000FF"/>
-                <w:sz w:val="20"/>
-                <w:szCs w:val="20"/>
-                <w:lang w:val="es-GT"/>
-              </w:rPr>
-              <w:t>1.</w:t>
-            </w:r>
-          </w:p>
-          <w:p>
-            <w:pPr>
-              <w:spacing w:line="256" w:lineRule="auto"/>
-              <w:rPr>
-                <w:rFonts w:cs="Arial"/>
-                <w:i/>
-                <w:color w:val="0000FF"/>
-                <w:sz w:val="20"/>
-                <w:szCs w:val="20"/>
-                <w:lang w:val="es-GT"/>
-              </w:rPr>
-            </w:pPr>
-            <w:r>
-              <w:rPr>
-                <w:rFonts w:cs="Arial"/>
-                <w:i/>
-                <w:color w:val="0000FF"/>
-                <w:sz w:val="20"/>
-                <w:szCs w:val="20"/>
-                <w:lang w:val="es-GT"/>
-              </w:rPr>
-              <w:t>2.</w:t>
-            </w:r>
-          </w:p>
-          <w:p>
-            <w:pPr>
-              <w:spacing w:line="256" w:lineRule="auto"/>
-              <w:rPr>
-                <w:rFonts w:cs="Arial"/>
-                <w:i/>
-                <w:color w:val="0000FF"/>
-                <w:sz w:val="20"/>
-                <w:szCs w:val="20"/>
-                <w:lang w:val="es-GT"/>
-              </w:rPr>
-            </w:pPr>
-            <w:r>
-              <w:rPr>
-                <w:rFonts w:cs="Arial"/>
-                <w:i/>
-                <w:color w:val="0000FF"/>
-                <w:sz w:val="20"/>
-                <w:szCs w:val="20"/>
-                <w:lang w:val="es-GT"/>
-              </w:rPr>
-              <w:t>3.</w:t>
-            </w:r>
-          </w:p>
-          <w:p>
-            <w:pPr>
-              <w:spacing w:line="256" w:lineRule="auto"/>
-              <w:rPr>
-                <w:rFonts w:cs="Arial"/>
-                <w:i/>
-                <w:color w:val="0000FF"/>
-                <w:sz w:val="20"/>
-                <w:szCs w:val="20"/>
-                <w:lang w:val="es-GT"/>
-              </w:rPr>
-            </w:pPr>
-            <w:r>
-              <w:rPr>
-                <w:rFonts w:cs="Arial"/>
-                <w:i/>
-                <w:color w:val="0000FF"/>
-                <w:sz w:val="20"/>
-                <w:szCs w:val="20"/>
-                <w:lang w:val="es-GT"/>
-              </w:rPr>
-              <w:t>4.</w:t>
-            </w:r>
-          </w:p>
-          <w:p>
-            <w:pPr>
-              <w:spacing w:line="256" w:lineRule="auto"/>
-              <w:rPr>
-                <w:rFonts w:cs="Arial"/>
-                <w:i/>
-                <w:color w:val="0000FF"/>
-                <w:sz w:val="20"/>
-                <w:szCs w:val="20"/>
-                <w:lang w:val="es-GT"/>
-              </w:rPr>
-            </w:pPr>
-          </w:p>
-        </w:tc>
-      </w:tr>
-      <w:tr>
-        <w:trPr>
-          <w:trHeight w:val="283"/>
-          <w:jc w:val="center"/>
-        </w:trPr>
-        <w:tc>
-          <w:tcPr>
-            <w:tcW w:w="10335" w:type="dxa"/>
-            <w:gridSpan w:val="6"/>
-            <w:tcBorders>
-              <w:top w:val="single" w:sz="6" w:space="0" w:color="000000"/>
-              <w:left w:val="single" w:sz="6" w:space="0" w:color="000000"/>
-              <w:bottom w:val="single" w:sz="6" w:space="0" w:color="000000"/>
-              <w:right w:val="single" w:sz="6" w:space="0" w:color="000000"/>
-            </w:tcBorders>
-            <w:shd w:val="clear" w:color="auto" w:fill="BFBFBF"/>
-            <w:tcMar>
-              <w:top w:w="0" w:type="dxa"/>
-              <w:left w:w="70" w:type="dxa"/>
-              <w:bottom w:w="0" w:type="dxa"/>
-              <w:right w:w="70" w:type="dxa"/>
-            </w:tcMar>
-            <w:vAlign w:val="center"/>
-            <w:hideMark/>
-          </w:tcPr>
-          <w:p>
-            <w:pPr>
-              <w:pStyle w:val="Prrafodelista"/>
-              <w:widowControl w:val="0"/>
-              <w:numPr>
-                <w:ilvl w:val="0"/>
-                <w:numId w:val="1"/>
-              </w:numPr>
-              <w:autoSpaceDE w:val="0"/>
-              <w:autoSpaceDN w:val="0"/>
-              <w:adjustRightInd w:val="0"/>
-              <w:spacing w:after="0" w:line="256" w:lineRule="auto"/>
-              <w:rPr>
-                <w:rFonts w:cs="Arial"/>
-                <w:b/>
-                <w:bCs/>
-                <w:sz w:val="20"/>
-                <w:szCs w:val="20"/>
-              </w:rPr>
-            </w:pPr>
-            <w:r>
-              <w:rPr>
-                <w:rFonts w:cs="Arial"/>
-                <w:b/>
-                <w:bCs/>
-                <w:sz w:val="20"/>
-                <w:szCs w:val="20"/>
-              </w:rPr>
-              <w:t>RESULTADOS DE LA PRUEBA</w:t>
-            </w:r>
-          </w:p>
-        </w:tc>
-      </w:tr>
-      <w:tr>
-        <w:trPr>
-          <w:trHeight w:val="360"/>
-          <w:jc w:val="center"/>
-        </w:trPr>
-        <w:tc>
-          <w:tcPr>
-            <w:tcW w:w="7768" w:type="dxa"/>
-            <w:gridSpan w:val="4"/>
-            <w:tcBorders>
-              <w:top w:val="single" w:sz="6" w:space="0" w:color="000000"/>
-              <w:left w:val="single" w:sz="6" w:space="0" w:color="000000"/>
-              <w:bottom w:val="single" w:sz="6" w:space="0" w:color="000000"/>
-              <w:right w:val="single" w:sz="4" w:space="0" w:color="auto"/>
-            </w:tcBorders>
-            <w:shd w:val="clear" w:color="auto" w:fill="BFBFBF"/>
-            <w:tcMar>
-              <w:top w:w="0" w:type="dxa"/>
-              <w:left w:w="70" w:type="dxa"/>
-              <w:bottom w:w="0" w:type="dxa"/>
-              <w:right w:w="70" w:type="dxa"/>
-            </w:tcMar>
-            <w:vAlign w:val="center"/>
-            <w:hideMark/>
-          </w:tcPr>
-          <w:p>
-            <w:pPr>
-              <w:spacing w:line="256" w:lineRule="auto"/>
-              <w:rPr>
-                <w:rFonts w:cs="Arial"/>
-                <w:b/>
-                <w:bCs/>
-                <w:sz w:val="20"/>
-                <w:szCs w:val="20"/>
-              </w:rPr>
-            </w:pPr>
-            <w:proofErr w:type="spellStart"/>
-            <w:r>
-              <w:rPr>
-                <w:rFonts w:cs="Arial"/>
-                <w:b/>
-                <w:bCs/>
-                <w:sz w:val="20"/>
-                <w:szCs w:val="20"/>
-              </w:rPr>
-              <w:t>Hallazgos</w:t>
-            </w:r>
-            <w:proofErr w:type="spellEnd"/>
-          </w:p>
-        </w:tc>
-        <w:tc>
-          <w:tcPr>
-            <w:tcW w:w="2567" w:type="dxa"/>
-            <w:gridSpan w:val="2"/>
-            <w:tcBorders>
-              <w:top w:val="single" w:sz="6" w:space="0" w:color="000000"/>
-              <w:left w:val="single" w:sz="4" w:space="0" w:color="auto"/>
-              <w:bottom w:val="single" w:sz="6" w:space="0" w:color="000000"/>
-              <w:right w:val="single" w:sz="6" w:space="0" w:color="000000"/>
-            </w:tcBorders>
-            <w:shd w:val="clear" w:color="auto" w:fill="BFBFBF"/>
-            <w:tcMar>
-              <w:top w:w="0" w:type="dxa"/>
-              <w:left w:w="70" w:type="dxa"/>
-              <w:bottom w:w="0" w:type="dxa"/>
-              <w:right w:w="70" w:type="dxa"/>
-            </w:tcMar>
-            <w:vAlign w:val="center"/>
-            <w:hideMark/>
-          </w:tcPr>
-          <w:p>
-            <w:pPr>
-              <w:spacing w:line="256" w:lineRule="auto"/>
-              <w:rPr>
-                <w:rFonts w:cs="Arial"/>
-                <w:b/>
-                <w:bCs/>
-                <w:sz w:val="20"/>
-                <w:szCs w:val="20"/>
-              </w:rPr>
-            </w:pPr>
-            <w:proofErr w:type="spellStart"/>
-            <w:r>
-              <w:rPr>
-                <w:rFonts w:cs="Arial"/>
-                <w:b/>
-                <w:bCs/>
-                <w:sz w:val="20"/>
-                <w:szCs w:val="20"/>
-              </w:rPr>
-              <w:t>Veredicto</w:t>
-            </w:r>
-            <w:proofErr w:type="spellEnd"/>
-          </w:p>
-        </w:tc>
-      </w:tr>
-      <w:tr>
-        <w:trPr>
-          <w:trHeight w:val="360"/>
-          <w:jc w:val="center"/>
-        </w:trPr>
-        <w:tc>
-          <w:tcPr>
-            <w:tcW w:w="7768" w:type="dxa"/>
-            <w:gridSpan w:val="4"/>
-            <w:tcBorders>
-              <w:top w:val="single" w:sz="6" w:space="0" w:color="000000"/>
-              <w:left w:val="single" w:sz="6" w:space="0" w:color="000000"/>
-              <w:bottom w:val="single" w:sz="6" w:space="0" w:color="000000"/>
-              <w:right w:val="single" w:sz="4" w:space="0" w:color="auto"/>
-            </w:tcBorders>
-            <w:tcMar>
-              <w:top w:w="0" w:type="dxa"/>
-              <w:left w:w="70" w:type="dxa"/>
-              <w:bottom w:w="0" w:type="dxa"/>
-              <w:right w:w="70" w:type="dxa"/>
-            </w:tcMar>
-            <w:vAlign w:val="center"/>
-          </w:tcPr>
-          <w:p>
-            <w:pPr>
-              <w:spacing w:line="256" w:lineRule="auto"/>
-              <w:rPr>
-                <w:rFonts w:cs="Arial"/>
-                <w:b/>
-                <w:bCs/>
-                <w:sz w:val="20"/>
-                <w:szCs w:val="20"/>
-                <w:lang w:val="es-GT"/>
-              </w:rPr>
-            </w:pPr>
-          </w:p>
-        </w:tc>
-        <w:tc>
-          <w:tcPr>
-            <w:tcW w:w="2567" w:type="dxa"/>
-            <w:gridSpan w:val="2"/>
-            <w:tcBorders>
-              <w:top w:val="single" w:sz="6" w:space="0" w:color="000000"/>
-              <w:left w:val="single" w:sz="4" w:space="0" w:color="auto"/>
-              <w:bottom w:val="single" w:sz="6" w:space="0" w:color="000000"/>
-              <w:right w:val="single" w:sz="6" w:space="0" w:color="000000"/>
-            </w:tcBorders>
-            <w:tcMar>
-              <w:top w:w="0" w:type="dxa"/>
-              <w:left w:w="70" w:type="dxa"/>
-              <w:bottom w:w="0" w:type="dxa"/>
-              <w:right w:w="70" w:type="dxa"/>
-            </w:tcMar>
-            <w:vAlign w:val="center"/>
-            <w:hideMark/>
-          </w:tcPr>
-          <w:p>
-            <w:pPr>
-              <w:spacing w:line="256" w:lineRule="auto"/>
-              <w:rPr>
-                <w:rFonts w:cs="Arial"/>
-                <w:b/>
-                <w:bCs/>
-                <w:sz w:val="20"/>
-                <w:szCs w:val="20"/>
-              </w:rPr>
-            </w:pPr>
-            <w:r>
-              <w:rPr>
-                <w:rFonts w:cs="Arial"/>
-                <w:b/>
-                <w:noProof/>
-                <w:sz w:val="20"/>
-                <w:szCs w:val="20"/>
-                <w:lang w:val="es-ES"/>
-              </w:rPr>
-              <w:t xml:space="preserve">Aprobado </w:t>
-            </w:r>
-          </w:p>
-        </w:tc>
-      </w:tr>
-      <w:tr>
-        <w:trPr>
-          <w:trHeight w:val="360"/>
-          <w:jc w:val="center"/>
-        </w:trPr>
-        <w:tc>
-          <w:tcPr>
-            <w:tcW w:w="5711" w:type="dxa"/>
-            <w:gridSpan w:val="2"/>
-            <w:tcBorders>
-              <w:top w:val="single" w:sz="6" w:space="0" w:color="000000"/>
-              <w:left w:val="single" w:sz="6" w:space="0" w:color="000000"/>
-              <w:bottom w:val="single" w:sz="6" w:space="0" w:color="000000"/>
-              <w:right w:val="single" w:sz="4" w:space="0" w:color="auto"/>
-            </w:tcBorders>
-            <w:shd w:val="clear" w:color="auto" w:fill="BFBFBF"/>
-            <w:tcMar>
-              <w:top w:w="0" w:type="dxa"/>
-              <w:left w:w="70" w:type="dxa"/>
-              <w:bottom w:w="0" w:type="dxa"/>
-              <w:right w:w="70" w:type="dxa"/>
-            </w:tcMar>
-            <w:vAlign w:val="center"/>
-            <w:hideMark/>
-          </w:tcPr>
-          <w:p>
-            <w:pPr>
-              <w:spacing w:line="256" w:lineRule="auto"/>
-              <w:rPr>
-                <w:rFonts w:cs="Arial"/>
-                <w:b/>
-                <w:bCs/>
-                <w:sz w:val="20"/>
-                <w:szCs w:val="20"/>
-              </w:rPr>
-            </w:pPr>
-            <w:proofErr w:type="spellStart"/>
-            <w:r>
-              <w:rPr>
-                <w:rFonts w:cs="Arial"/>
-                <w:b/>
-                <w:bCs/>
-                <w:sz w:val="20"/>
-                <w:szCs w:val="20"/>
-              </w:rPr>
-              <w:t>Observaciones</w:t>
-            </w:r>
-            <w:proofErr w:type="spellEnd"/>
-          </w:p>
-        </w:tc>
-        <w:tc>
-          <w:tcPr>
-            <w:tcW w:w="4624" w:type="dxa"/>
-            <w:gridSpan w:val="4"/>
-            <w:tcBorders>
-              <w:top w:val="single" w:sz="6" w:space="0" w:color="000000"/>
-              <w:left w:val="single" w:sz="4" w:space="0" w:color="auto"/>
-              <w:bottom w:val="single" w:sz="6" w:space="0" w:color="000000"/>
-              <w:right w:val="single" w:sz="6" w:space="0" w:color="000000"/>
-            </w:tcBorders>
-            <w:shd w:val="clear" w:color="auto" w:fill="BFBFBF"/>
-            <w:tcMar>
-              <w:top w:w="0" w:type="dxa"/>
-              <w:left w:w="70" w:type="dxa"/>
-              <w:bottom w:w="0" w:type="dxa"/>
-              <w:right w:w="70" w:type="dxa"/>
-            </w:tcMar>
-            <w:vAlign w:val="center"/>
-            <w:hideMark/>
-          </w:tcPr>
-          <w:p>
-            <w:pPr>
-              <w:spacing w:line="256" w:lineRule="auto"/>
-              <w:rPr>
-                <w:rFonts w:cs="Arial"/>
-                <w:b/>
-                <w:bCs/>
-                <w:sz w:val="20"/>
-                <w:szCs w:val="20"/>
-              </w:rPr>
-            </w:pPr>
-            <w:proofErr w:type="spellStart"/>
-            <w:r>
-              <w:rPr>
-                <w:rFonts w:cs="Arial"/>
-                <w:b/>
-                <w:bCs/>
-                <w:sz w:val="20"/>
-                <w:szCs w:val="20"/>
-              </w:rPr>
-              <w:t>Analista</w:t>
-            </w:r>
-            <w:proofErr w:type="spellEnd"/>
-            <w:r>
-              <w:rPr>
-                <w:rFonts w:cs="Arial"/>
-                <w:b/>
-                <w:bCs/>
-                <w:sz w:val="20"/>
-                <w:szCs w:val="20"/>
-              </w:rPr>
-              <w:t xml:space="preserve"> de QA</w:t>
-            </w:r>
-          </w:p>
-        </w:tc>
-      </w:tr>
-      <w:tr>
-        <w:trPr>
-          <w:trHeight w:val="692"/>
-          <w:jc w:val="center"/>
-        </w:trPr>
-        <w:tc>
-          <w:tcPr>
-            <w:tcW w:w="5711" w:type="dxa"/>
-            <w:gridSpan w:val="2"/>
-            <w:vMerge w:val="restart"/>
-            <w:tcBorders>
-              <w:top w:val="single" w:sz="6" w:space="0" w:color="000000"/>
-              <w:left w:val="single" w:sz="6" w:space="0" w:color="000000"/>
-              <w:bottom w:val="single" w:sz="6" w:space="0" w:color="000000"/>
-              <w:right w:val="single" w:sz="4" w:space="0" w:color="auto"/>
-            </w:tcBorders>
-            <w:tcMar>
-              <w:top w:w="0" w:type="dxa"/>
-              <w:left w:w="70" w:type="dxa"/>
-              <w:bottom w:w="0" w:type="dxa"/>
-              <w:right w:w="70" w:type="dxa"/>
-            </w:tcMar>
-            <w:vAlign w:val="center"/>
-            <w:hideMark/>
-          </w:tcPr>
-          <w:p>
-            <w:pPr>
-              <w:numPr>
-                <w:ilvl w:val="12"/>
-                <w:numId w:val="0"/>
-              </w:numPr>
-              <w:spacing w:line="256" w:lineRule="auto"/>
-              <w:rPr>
-                <w:rFonts w:cs="Arial"/>
-                <w:b/>
-                <w:bCs/>
-                <w:i/>
-                <w:sz w:val="20"/>
-                <w:szCs w:val="20"/>
-                <w:lang w:val="es-GT"/>
-              </w:rPr>
-            </w:pPr>
-          </w:p>
-        </w:tc>
-        <w:tc>
-          <w:tcPr>
-            <w:tcW w:w="4624" w:type="dxa"/>
-            <w:gridSpan w:val="4"/>
-            <w:tcBorders>
-              <w:top w:val="single" w:sz="6" w:space="0" w:color="000000"/>
-              <w:left w:val="single" w:sz="4" w:space="0" w:color="auto"/>
-              <w:bottom w:val="single" w:sz="4" w:space="0" w:color="auto"/>
-              <w:right w:val="single" w:sz="6" w:space="0" w:color="000000"/>
-            </w:tcBorders>
-            <w:tcMar>
-              <w:top w:w="0" w:type="dxa"/>
-              <w:left w:w="70" w:type="dxa"/>
-              <w:bottom w:w="0" w:type="dxa"/>
-              <w:right w:w="70" w:type="dxa"/>
-            </w:tcMar>
-            <w:vAlign w:val="center"/>
-          </w:tcPr>
-          <w:p>
-            <w:pPr>
-              <w:spacing w:line="256" w:lineRule="auto"/>
-              <w:rPr>
-                <w:rFonts w:cs="Arial"/>
-                <w:b/>
-                <w:bCs/>
-                <w:sz w:val="20"/>
-                <w:szCs w:val="20"/>
-                <w:lang w:val="es-GT"/>
-              </w:rPr>
-            </w:pPr>
-          </w:p>
-          <w:p>
-            <w:pPr>
-              <w:spacing w:line="256" w:lineRule="auto"/>
-              <w:rPr>
-                <w:rFonts w:cs="Arial"/>
-                <w:b/>
-                <w:bCs/>
-                <w:sz w:val="20"/>
-                <w:szCs w:val="20"/>
-                <w:lang w:val="es-GT"/>
-              </w:rPr>
-            </w:pPr>
-            <w:r>
-              <w:rPr>
-                <w:rFonts w:cs="Arial"/>
-                <w:b/>
-                <w:bCs/>
-                <w:sz w:val="20"/>
-                <w:szCs w:val="20"/>
-                <w:lang w:val="es-GT"/>
-              </w:rPr>
-              <w:lastRenderedPageBreak/>
-              <w:t>Jonathan Guamuch</w:t>
-            </w:r>
-          </w:p>
-        </w:tc>
-      </w:tr>
-      <w:tr>
-        <w:trPr>
-          <w:trHeight w:val="503"/>
-          <w:jc w:val="center"/>
-        </w:trPr>
-        <w:tc>
-          <w:tcPr>
-            <w:tcW w:w="5711" w:type="dxa"/>
-            <w:gridSpan w:val="2"/>
-            <w:vMerge/>
-            <w:tcBorders>
-              <w:top w:val="single" w:sz="6" w:space="0" w:color="000000"/>
-              <w:left w:val="single" w:sz="6" w:space="0" w:color="000000"/>
-              <w:bottom w:val="single" w:sz="6" w:space="0" w:color="000000"/>
-              <w:right w:val="single" w:sz="4" w:space="0" w:color="auto"/>
-            </w:tcBorders>
-            <w:vAlign w:val="center"/>
-            <w:hideMark/>
-          </w:tcPr>
-          <w:p>
-            <w:pPr>
-              <w:spacing w:line="256" w:lineRule="auto"/>
-              <w:rPr>
-                <w:rFonts w:eastAsia="Times New Roman" w:cs="Arial"/>
-                <w:b/>
-                <w:bCs/>
-                <w:i/>
-                <w:sz w:val="20"/>
-                <w:szCs w:val="20"/>
-                <w:lang w:val="es-MX" w:eastAsia="es-ES"/>
-              </w:rPr>
-            </w:pPr>
-          </w:p>
-        </w:tc>
-        <w:tc>
-          <w:tcPr>
-            <w:tcW w:w="4624" w:type="dxa"/>
-            <w:gridSpan w:val="4"/>
-            <w:tcBorders>
-              <w:top w:val="single" w:sz="4" w:space="0" w:color="auto"/>
-              <w:left w:val="single" w:sz="4" w:space="0" w:color="auto"/>
-              <w:bottom w:val="single" w:sz="6" w:space="0" w:color="000000"/>
-              <w:right w:val="single" w:sz="6" w:space="0" w:color="000000"/>
-            </w:tcBorders>
-            <w:tcMar>
-              <w:top w:w="0" w:type="dxa"/>
-              <w:left w:w="70" w:type="dxa"/>
-              <w:bottom w:w="0" w:type="dxa"/>
-              <w:right w:w="70" w:type="dxa"/>
-            </w:tcMar>
-            <w:vAlign w:val="center"/>
-            <w:hideMark/>
-          </w:tcPr>
-          <w:p>
-            <w:pPr>
-              <w:spacing w:line="256" w:lineRule="auto"/>
-              <w:rPr>
-                <w:rFonts w:cs="Arial"/>
-                <w:b/>
-                <w:bCs/>
-                <w:sz w:val="20"/>
-                <w:szCs w:val="20"/>
-                <w:lang w:val="es-GT"/>
-              </w:rPr>
-            </w:pPr>
-            <w:r>
-              <w:rPr>
-                <w:rFonts w:cs="Arial"/>
-                <w:b/>
-                <w:bCs/>
-                <w:sz w:val="20"/>
-                <w:szCs w:val="20"/>
-                <w:lang w:val="es-GT"/>
-              </w:rPr>
-              <w:t>Firma:</w:t>
-            </w:r>
-          </w:p>
-          <w:p>
-            <w:pPr>
-              <w:spacing w:line="256" w:lineRule="auto"/>
-              <w:rPr>
-                <w:rFonts w:cs="Arial"/>
-                <w:b/>
-                <w:bCs/>
-                <w:sz w:val="20"/>
-                <w:szCs w:val="20"/>
-                <w:lang w:val="es-GT"/>
-              </w:rPr>
-            </w:pPr>
-            <w:r>
-              <w:rPr>
-                <w:rFonts w:cs="Arial"/>
-                <w:b/>
-                <w:bCs/>
-                <w:sz w:val="20"/>
-                <w:szCs w:val="20"/>
-                <w:lang w:val="es-GT"/>
-              </w:rPr>
-              <w:t>Nombre: Jonathan Guamuch</w:t>
-            </w:r>
-          </w:p>
-          <w:p>
-            <w:pPr>
-              <w:spacing w:line="256" w:lineRule="auto"/>
-              <w:rPr>
-                <w:rFonts w:cs="Arial"/>
-                <w:b/>
-                <w:bCs/>
-                <w:sz w:val="20"/>
-                <w:szCs w:val="20"/>
-                <w:lang w:val="es-GT"/>
-              </w:rPr>
-            </w:pPr>
-            <w:r>
-              <w:rPr>
-                <w:rFonts w:cs="Arial"/>
-                <w:b/>
-                <w:bCs/>
-                <w:sz w:val="20"/>
-                <w:szCs w:val="20"/>
-                <w:lang w:val="es-GT"/>
-              </w:rPr>
-              <w:t>Fecha:</w:t>
-            </w:r>
-            <w:r>
-              <w:rPr>
-                <w:rFonts w:cs="Arial"/>
-                <w:b/>
-                <w:bCs/>
-                <w:sz w:val="20"/>
-                <w:szCs w:val="20"/>
-                <w:lang w:val="es-GT"/>
-              </w:rPr>
-              <w:t xml:space="preserve"> 27-05-2026</w:t>
-            </w:r>
-          </w:p>
-        </w:tc>
-      </w:tr>
-    </w:tbl>
     <w:p>
       <w:pPr>
         <w:spacing w:after="0" w:line="480" w:lineRule="auto"/>
@@ -7068,1662 +6195,8 @@
         </w:rPr>
       </w:pPr>
     </w:p>
-    <w:tbl>
-      <w:tblPr>
-        <w:tblW w:w="10335" w:type="dxa"/>
-        <w:jc w:val="center"/>
-        <w:tblBorders>
-          <w:top w:val="single" w:sz="6" w:space="0" w:color="000000"/>
-          <w:left w:val="single" w:sz="6" w:space="0" w:color="000000"/>
-          <w:bottom w:val="single" w:sz="6" w:space="0" w:color="000000"/>
-          <w:right w:val="single" w:sz="6" w:space="0" w:color="000000"/>
-          <w:insideH w:val="single" w:sz="6" w:space="0" w:color="000000"/>
-          <w:insideV w:val="single" w:sz="6" w:space="0" w:color="000000"/>
-        </w:tblBorders>
-        <w:tblLayout w:type="fixed"/>
-        <w:tblLook w:val="04A0" w:firstRow="1" w:lastRow="0" w:firstColumn="1" w:lastColumn="0" w:noHBand="0" w:noVBand="1"/>
-      </w:tblPr>
-      <w:tblGrid>
-        <w:gridCol w:w="2373"/>
-        <w:gridCol w:w="3338"/>
-        <w:gridCol w:w="7"/>
-        <w:gridCol w:w="2050"/>
-        <w:gridCol w:w="380"/>
-        <w:gridCol w:w="2187"/>
-      </w:tblGrid>
-      <w:tr>
-        <w:trPr>
-          <w:trHeight w:val="321"/>
-          <w:jc w:val="center"/>
-        </w:trPr>
-        <w:tc>
-          <w:tcPr>
-            <w:tcW w:w="10335" w:type="dxa"/>
-            <w:gridSpan w:val="6"/>
-            <w:tcBorders>
-              <w:top w:val="single" w:sz="6" w:space="0" w:color="000000"/>
-              <w:left w:val="single" w:sz="6" w:space="0" w:color="000000"/>
-              <w:bottom w:val="single" w:sz="6" w:space="0" w:color="000000"/>
-              <w:right w:val="single" w:sz="6" w:space="0" w:color="000000"/>
-            </w:tcBorders>
-            <w:shd w:val="clear" w:color="auto" w:fill="BFBFBF"/>
-            <w:vAlign w:val="center"/>
-            <w:hideMark/>
-          </w:tcPr>
-          <w:p>
-            <w:pPr>
-              <w:numPr>
-                <w:ilvl w:val="12"/>
-                <w:numId w:val="0"/>
-              </w:numPr>
-              <w:spacing w:line="256" w:lineRule="auto"/>
-              <w:rPr>
-                <w:rFonts w:cs="Arial"/>
-                <w:b/>
-                <w:bCs/>
-                <w:sz w:val="20"/>
-                <w:szCs w:val="20"/>
-                <w:lang w:val="es-MX" w:eastAsia="es-ES"/>
-              </w:rPr>
-            </w:pPr>
-            <w:r>
-              <w:rPr>
-                <w:rFonts w:cs="Arial"/>
-                <w:b/>
-                <w:bCs/>
-                <w:sz w:val="20"/>
-                <w:szCs w:val="20"/>
-                <w:lang w:val="es-GT"/>
-              </w:rPr>
-              <w:t>INFORMACIÓN GLOBAL DEL CASO DE PRUEBA</w:t>
-            </w:r>
-          </w:p>
-        </w:tc>
-      </w:tr>
-      <w:tr>
-        <w:trPr>
-          <w:trHeight w:val="885"/>
-          <w:jc w:val="center"/>
-        </w:trPr>
-        <w:tc>
-          <w:tcPr>
-            <w:tcW w:w="2373" w:type="dxa"/>
-            <w:vMerge w:val="restart"/>
-            <w:tcBorders>
-              <w:top w:val="single" w:sz="6" w:space="0" w:color="000000"/>
-              <w:left w:val="single" w:sz="6" w:space="0" w:color="000000"/>
-              <w:bottom w:val="single" w:sz="6" w:space="0" w:color="000000"/>
-              <w:right w:val="single" w:sz="6" w:space="0" w:color="000000"/>
-            </w:tcBorders>
-            <w:tcMar>
-              <w:top w:w="0" w:type="dxa"/>
-              <w:left w:w="70" w:type="dxa"/>
-              <w:bottom w:w="0" w:type="dxa"/>
-              <w:right w:w="70" w:type="dxa"/>
-            </w:tcMar>
-            <w:vAlign w:val="center"/>
-            <w:hideMark/>
-          </w:tcPr>
-          <w:p>
-            <w:pPr>
-              <w:numPr>
-                <w:ilvl w:val="12"/>
-                <w:numId w:val="0"/>
-              </w:numPr>
-              <w:spacing w:line="256" w:lineRule="auto"/>
-              <w:rPr>
-                <w:rFonts w:cs="Arial"/>
-                <w:b/>
-                <w:bCs/>
-                <w:sz w:val="20"/>
-                <w:szCs w:val="20"/>
-              </w:rPr>
-            </w:pPr>
-            <w:r>
-              <w:rPr>
-                <w:rFonts w:cs="Arial"/>
-                <w:b/>
-                <w:bCs/>
-                <w:sz w:val="20"/>
-                <w:szCs w:val="20"/>
-              </w:rPr>
-              <w:t>CASO DE PRUEBA No.</w:t>
-            </w:r>
-          </w:p>
-        </w:tc>
-        <w:tc>
-          <w:tcPr>
-            <w:tcW w:w="3345" w:type="dxa"/>
-            <w:gridSpan w:val="2"/>
-            <w:vMerge w:val="restart"/>
-            <w:tcBorders>
-              <w:top w:val="single" w:sz="6" w:space="0" w:color="000000"/>
-              <w:left w:val="single" w:sz="6" w:space="0" w:color="000000"/>
-              <w:bottom w:val="single" w:sz="6" w:space="0" w:color="000000"/>
-              <w:right w:val="single" w:sz="4" w:space="0" w:color="auto"/>
-            </w:tcBorders>
-            <w:tcMar>
-              <w:top w:w="0" w:type="dxa"/>
-              <w:left w:w="70" w:type="dxa"/>
-              <w:bottom w:w="0" w:type="dxa"/>
-              <w:right w:w="70" w:type="dxa"/>
-            </w:tcMar>
-            <w:hideMark/>
-          </w:tcPr>
-          <w:p>
-            <w:pPr>
-              <w:numPr>
-                <w:ilvl w:val="12"/>
-                <w:numId w:val="0"/>
-              </w:numPr>
-              <w:spacing w:line="256" w:lineRule="auto"/>
-              <w:rPr>
-                <w:rFonts w:cs="Arial"/>
-                <w:b/>
-                <w:bCs/>
-                <w:i/>
-                <w:sz w:val="20"/>
-                <w:szCs w:val="20"/>
-                <w:lang w:val="es-GT"/>
-              </w:rPr>
-            </w:pPr>
-            <w:r>
-              <w:rPr>
-                <w:rFonts w:cs="Arial"/>
-                <w:i/>
-                <w:color w:val="0000FF"/>
-                <w:sz w:val="20"/>
-                <w:szCs w:val="20"/>
-                <w:lang w:val="es-GT"/>
-              </w:rPr>
-              <w:t>1.</w:t>
-            </w:r>
-            <w:r>
-              <w:rPr>
-                <w:rFonts w:cs="Arial"/>
-                <w:i/>
-                <w:color w:val="0000FF"/>
-                <w:sz w:val="20"/>
-                <w:szCs w:val="20"/>
-                <w:lang w:val="es-GT"/>
-              </w:rPr>
-              <w:t>3</w:t>
-            </w:r>
-          </w:p>
-        </w:tc>
-        <w:tc>
-          <w:tcPr>
-            <w:tcW w:w="2430" w:type="dxa"/>
-            <w:gridSpan w:val="2"/>
-            <w:tcBorders>
-              <w:top w:val="single" w:sz="6" w:space="0" w:color="000000"/>
-              <w:left w:val="single" w:sz="4" w:space="0" w:color="auto"/>
-              <w:bottom w:val="single" w:sz="4" w:space="0" w:color="auto"/>
-              <w:right w:val="single" w:sz="4" w:space="0" w:color="auto"/>
-            </w:tcBorders>
-            <w:tcMar>
-              <w:top w:w="0" w:type="dxa"/>
-              <w:left w:w="70" w:type="dxa"/>
-              <w:bottom w:w="0" w:type="dxa"/>
-              <w:right w:w="70" w:type="dxa"/>
-            </w:tcMar>
-            <w:vAlign w:val="center"/>
-          </w:tcPr>
-          <w:p>
-            <w:pPr>
-              <w:numPr>
-                <w:ilvl w:val="12"/>
-                <w:numId w:val="0"/>
-              </w:numPr>
-              <w:spacing w:line="256" w:lineRule="auto"/>
-              <w:jc w:val="center"/>
-              <w:rPr>
-                <w:rFonts w:cs="Arial"/>
-                <w:b/>
-                <w:bCs/>
-                <w:sz w:val="20"/>
-                <w:szCs w:val="20"/>
-              </w:rPr>
-            </w:pPr>
-            <w:r>
-              <w:rPr>
-                <w:rFonts w:cs="Arial"/>
-                <w:b/>
-                <w:bCs/>
-                <w:sz w:val="20"/>
-                <w:szCs w:val="20"/>
-              </w:rPr>
-              <w:t>VERSIÓN DE EJECUCIÓN</w:t>
-            </w:r>
-          </w:p>
-          <w:p>
-            <w:pPr>
-              <w:numPr>
-                <w:ilvl w:val="12"/>
-                <w:numId w:val="0"/>
-              </w:numPr>
-              <w:spacing w:line="256" w:lineRule="auto"/>
-              <w:jc w:val="center"/>
-              <w:rPr>
-                <w:rFonts w:cs="Arial"/>
-                <w:b/>
-                <w:bCs/>
-                <w:sz w:val="20"/>
-                <w:szCs w:val="20"/>
-              </w:rPr>
-            </w:pPr>
-          </w:p>
-        </w:tc>
-        <w:tc>
-          <w:tcPr>
-            <w:tcW w:w="2187" w:type="dxa"/>
-            <w:tcBorders>
-              <w:top w:val="single" w:sz="6" w:space="0" w:color="000000"/>
-              <w:left w:val="single" w:sz="4" w:space="0" w:color="auto"/>
-              <w:bottom w:val="single" w:sz="4" w:space="0" w:color="auto"/>
-              <w:right w:val="single" w:sz="6" w:space="0" w:color="000000"/>
-            </w:tcBorders>
-            <w:tcMar>
-              <w:top w:w="0" w:type="dxa"/>
-              <w:left w:w="70" w:type="dxa"/>
-              <w:bottom w:w="0" w:type="dxa"/>
-              <w:right w:w="70" w:type="dxa"/>
-            </w:tcMar>
-            <w:hideMark/>
-          </w:tcPr>
-          <w:p>
-            <w:pPr>
-              <w:numPr>
-                <w:ilvl w:val="12"/>
-                <w:numId w:val="0"/>
-              </w:numPr>
-              <w:spacing w:line="256" w:lineRule="auto"/>
-              <w:rPr>
-                <w:rFonts w:cs="Arial"/>
-                <w:i/>
-                <w:color w:val="0000FF"/>
-                <w:sz w:val="20"/>
-                <w:szCs w:val="20"/>
-              </w:rPr>
-            </w:pPr>
-            <w:r>
-              <w:rPr>
-                <w:rFonts w:cs="Arial"/>
-                <w:i/>
-                <w:color w:val="0000FF"/>
-                <w:sz w:val="20"/>
-                <w:szCs w:val="20"/>
-                <w:lang w:val="es-GT"/>
-              </w:rPr>
-              <w:t>1.0</w:t>
-            </w:r>
-          </w:p>
-        </w:tc>
-      </w:tr>
-      <w:tr>
-        <w:trPr>
-          <w:trHeight w:val="300"/>
-          <w:jc w:val="center"/>
-        </w:trPr>
-        <w:tc>
-          <w:tcPr>
-            <w:tcW w:w="2373" w:type="dxa"/>
-            <w:vMerge/>
-            <w:tcBorders>
-              <w:top w:val="single" w:sz="6" w:space="0" w:color="000000"/>
-              <w:left w:val="single" w:sz="6" w:space="0" w:color="000000"/>
-              <w:bottom w:val="single" w:sz="6" w:space="0" w:color="000000"/>
-              <w:right w:val="single" w:sz="6" w:space="0" w:color="000000"/>
-            </w:tcBorders>
-            <w:vAlign w:val="center"/>
-            <w:hideMark/>
-          </w:tcPr>
-          <w:p>
-            <w:pPr>
-              <w:spacing w:line="256" w:lineRule="auto"/>
-              <w:rPr>
-                <w:rFonts w:eastAsia="Times New Roman" w:cs="Arial"/>
-                <w:b/>
-                <w:bCs/>
-                <w:sz w:val="20"/>
-                <w:szCs w:val="20"/>
-                <w:lang w:val="es-MX" w:eastAsia="es-ES"/>
-              </w:rPr>
-            </w:pPr>
-          </w:p>
-        </w:tc>
-        <w:tc>
-          <w:tcPr>
-            <w:tcW w:w="3345" w:type="dxa"/>
-            <w:gridSpan w:val="2"/>
-            <w:vMerge/>
-            <w:tcBorders>
-              <w:top w:val="single" w:sz="6" w:space="0" w:color="000000"/>
-              <w:left w:val="single" w:sz="6" w:space="0" w:color="000000"/>
-              <w:bottom w:val="single" w:sz="6" w:space="0" w:color="000000"/>
-              <w:right w:val="single" w:sz="4" w:space="0" w:color="auto"/>
-            </w:tcBorders>
-            <w:vAlign w:val="center"/>
-            <w:hideMark/>
-          </w:tcPr>
-          <w:p>
-            <w:pPr>
-              <w:spacing w:line="256" w:lineRule="auto"/>
-              <w:rPr>
-                <w:rFonts w:eastAsia="Times New Roman" w:cs="Arial"/>
-                <w:b/>
-                <w:bCs/>
-                <w:i/>
-                <w:sz w:val="20"/>
-                <w:szCs w:val="20"/>
-                <w:lang w:val="es-MX" w:eastAsia="es-ES"/>
-              </w:rPr>
-            </w:pPr>
-          </w:p>
-        </w:tc>
-        <w:tc>
-          <w:tcPr>
-            <w:tcW w:w="2430" w:type="dxa"/>
-            <w:gridSpan w:val="2"/>
-            <w:tcBorders>
-              <w:top w:val="single" w:sz="4" w:space="0" w:color="auto"/>
-              <w:left w:val="single" w:sz="4" w:space="0" w:color="auto"/>
-              <w:bottom w:val="single" w:sz="6" w:space="0" w:color="000000"/>
-              <w:right w:val="single" w:sz="4" w:space="0" w:color="auto"/>
-            </w:tcBorders>
-            <w:tcMar>
-              <w:top w:w="0" w:type="dxa"/>
-              <w:left w:w="70" w:type="dxa"/>
-              <w:bottom w:w="0" w:type="dxa"/>
-              <w:right w:w="70" w:type="dxa"/>
-            </w:tcMar>
-            <w:vAlign w:val="center"/>
-            <w:hideMark/>
-          </w:tcPr>
-          <w:p>
-            <w:pPr>
-              <w:numPr>
-                <w:ilvl w:val="12"/>
-                <w:numId w:val="0"/>
-              </w:numPr>
-              <w:spacing w:line="256" w:lineRule="auto"/>
-              <w:jc w:val="center"/>
-              <w:rPr>
-                <w:rFonts w:cs="Arial"/>
-                <w:b/>
-                <w:bCs/>
-                <w:sz w:val="20"/>
-                <w:szCs w:val="20"/>
-              </w:rPr>
-            </w:pPr>
-            <w:r>
-              <w:rPr>
-                <w:rFonts w:cs="Arial"/>
-                <w:b/>
-                <w:bCs/>
-                <w:sz w:val="20"/>
-                <w:szCs w:val="20"/>
-              </w:rPr>
-              <w:t>FECHA EJECUCIÓN</w:t>
-            </w:r>
-          </w:p>
-        </w:tc>
-        <w:tc>
-          <w:tcPr>
-            <w:tcW w:w="2187" w:type="dxa"/>
-            <w:tcBorders>
-              <w:top w:val="single" w:sz="4" w:space="0" w:color="auto"/>
-              <w:left w:val="single" w:sz="4" w:space="0" w:color="auto"/>
-              <w:bottom w:val="single" w:sz="6" w:space="0" w:color="000000"/>
-              <w:right w:val="single" w:sz="6" w:space="0" w:color="000000"/>
-            </w:tcBorders>
-            <w:tcMar>
-              <w:top w:w="0" w:type="dxa"/>
-              <w:left w:w="70" w:type="dxa"/>
-              <w:bottom w:w="0" w:type="dxa"/>
-              <w:right w:w="70" w:type="dxa"/>
-            </w:tcMar>
-            <w:hideMark/>
-          </w:tcPr>
-          <w:p>
-            <w:pPr>
-              <w:numPr>
-                <w:ilvl w:val="12"/>
-                <w:numId w:val="0"/>
-              </w:numPr>
-              <w:spacing w:line="256" w:lineRule="auto"/>
-              <w:rPr>
-                <w:rFonts w:cs="Arial"/>
-                <w:i/>
-                <w:color w:val="0000FF"/>
-                <w:sz w:val="20"/>
-                <w:szCs w:val="20"/>
-                <w:lang w:val="es-GT"/>
-              </w:rPr>
-            </w:pPr>
-            <w:r>
-              <w:rPr>
-                <w:rFonts w:cs="Arial"/>
-                <w:i/>
-                <w:color w:val="0000FF"/>
-                <w:sz w:val="20"/>
-                <w:szCs w:val="20"/>
-                <w:lang w:val="es-GT"/>
-              </w:rPr>
-              <w:t>27-05-2026</w:t>
-            </w:r>
-          </w:p>
-        </w:tc>
-      </w:tr>
-      <w:tr>
-        <w:trPr>
-          <w:trHeight w:val="518"/>
-          <w:jc w:val="center"/>
-        </w:trPr>
-        <w:tc>
-          <w:tcPr>
-            <w:tcW w:w="2373" w:type="dxa"/>
-            <w:tcBorders>
-              <w:top w:val="single" w:sz="6" w:space="0" w:color="000000"/>
-              <w:left w:val="single" w:sz="6" w:space="0" w:color="000000"/>
-              <w:bottom w:val="single" w:sz="6" w:space="0" w:color="000000"/>
-              <w:right w:val="single" w:sz="6" w:space="0" w:color="000000"/>
-            </w:tcBorders>
-            <w:tcMar>
-              <w:top w:w="0" w:type="dxa"/>
-              <w:left w:w="70" w:type="dxa"/>
-              <w:bottom w:w="0" w:type="dxa"/>
-              <w:right w:w="70" w:type="dxa"/>
-            </w:tcMar>
-            <w:vAlign w:val="center"/>
-            <w:hideMark/>
-          </w:tcPr>
-          <w:p>
-            <w:pPr>
-              <w:numPr>
-                <w:ilvl w:val="12"/>
-                <w:numId w:val="0"/>
-              </w:numPr>
-              <w:spacing w:line="256" w:lineRule="auto"/>
-              <w:rPr>
-                <w:rFonts w:cs="Arial"/>
-                <w:b/>
-                <w:bCs/>
-                <w:sz w:val="20"/>
-                <w:szCs w:val="20"/>
-              </w:rPr>
-            </w:pPr>
-            <w:r>
-              <w:rPr>
-                <w:rFonts w:cs="Arial"/>
-                <w:b/>
-                <w:bCs/>
-                <w:sz w:val="20"/>
-                <w:szCs w:val="20"/>
-              </w:rPr>
-              <w:t>CASO DE USO:</w:t>
-            </w:r>
-          </w:p>
-        </w:tc>
-        <w:tc>
-          <w:tcPr>
-            <w:tcW w:w="3345" w:type="dxa"/>
-            <w:gridSpan w:val="2"/>
-            <w:tcBorders>
-              <w:top w:val="single" w:sz="6" w:space="0" w:color="000000"/>
-              <w:left w:val="single" w:sz="6" w:space="0" w:color="000000"/>
-              <w:bottom w:val="single" w:sz="6" w:space="0" w:color="000000"/>
-              <w:right w:val="single" w:sz="4" w:space="0" w:color="auto"/>
-            </w:tcBorders>
-            <w:tcMar>
-              <w:top w:w="0" w:type="dxa"/>
-              <w:left w:w="70" w:type="dxa"/>
-              <w:bottom w:w="0" w:type="dxa"/>
-              <w:right w:w="70" w:type="dxa"/>
-            </w:tcMar>
-            <w:hideMark/>
-          </w:tcPr>
-          <w:p>
-            <w:pPr>
-              <w:numPr>
-                <w:ilvl w:val="12"/>
-                <w:numId w:val="0"/>
-              </w:numPr>
-              <w:spacing w:line="256" w:lineRule="auto"/>
-              <w:rPr>
-                <w:rFonts w:cs="Arial"/>
-                <w:i/>
-                <w:color w:val="0000FF"/>
-                <w:sz w:val="20"/>
-                <w:szCs w:val="20"/>
-                <w:lang w:val="es-GT"/>
-              </w:rPr>
-            </w:pPr>
-            <w:r>
-              <w:rPr>
-                <w:rFonts w:cs="Arial"/>
-                <w:i/>
-                <w:color w:val="0000FF"/>
-                <w:sz w:val="20"/>
-                <w:szCs w:val="20"/>
-                <w:lang w:val="es-GT"/>
-              </w:rPr>
-              <w:t>Autenticación – Sistema de Información Hospitalario</w:t>
-            </w:r>
-          </w:p>
-        </w:tc>
-        <w:tc>
-          <w:tcPr>
-            <w:tcW w:w="2430" w:type="dxa"/>
-            <w:gridSpan w:val="2"/>
-            <w:tcBorders>
-              <w:top w:val="single" w:sz="6" w:space="0" w:color="000000"/>
-              <w:left w:val="single" w:sz="4" w:space="0" w:color="auto"/>
-              <w:bottom w:val="single" w:sz="6" w:space="0" w:color="000000"/>
-              <w:right w:val="single" w:sz="4" w:space="0" w:color="auto"/>
-            </w:tcBorders>
-            <w:tcMar>
-              <w:top w:w="0" w:type="dxa"/>
-              <w:left w:w="70" w:type="dxa"/>
-              <w:bottom w:w="0" w:type="dxa"/>
-              <w:right w:w="70" w:type="dxa"/>
-            </w:tcMar>
-            <w:vAlign w:val="center"/>
-            <w:hideMark/>
-          </w:tcPr>
-          <w:p>
-            <w:pPr>
-              <w:numPr>
-                <w:ilvl w:val="12"/>
-                <w:numId w:val="0"/>
-              </w:numPr>
-              <w:spacing w:line="256" w:lineRule="auto"/>
-              <w:jc w:val="center"/>
-              <w:rPr>
-                <w:rFonts w:cs="Arial"/>
-                <w:b/>
-                <w:bCs/>
-                <w:sz w:val="20"/>
-                <w:szCs w:val="20"/>
-              </w:rPr>
-            </w:pPr>
-            <w:r>
-              <w:rPr>
-                <w:rFonts w:cs="Arial"/>
-                <w:b/>
-                <w:bCs/>
-                <w:sz w:val="20"/>
-                <w:szCs w:val="20"/>
-              </w:rPr>
-              <w:t>MODULO DEL SISTEMA</w:t>
-            </w:r>
-          </w:p>
-        </w:tc>
-        <w:tc>
-          <w:tcPr>
-            <w:tcW w:w="2187" w:type="dxa"/>
-            <w:tcBorders>
-              <w:top w:val="single" w:sz="6" w:space="0" w:color="000000"/>
-              <w:left w:val="single" w:sz="4" w:space="0" w:color="auto"/>
-              <w:bottom w:val="single" w:sz="6" w:space="0" w:color="000000"/>
-              <w:right w:val="single" w:sz="6" w:space="0" w:color="000000"/>
-            </w:tcBorders>
-            <w:tcMar>
-              <w:top w:w="0" w:type="dxa"/>
-              <w:left w:w="70" w:type="dxa"/>
-              <w:bottom w:w="0" w:type="dxa"/>
-              <w:right w:w="70" w:type="dxa"/>
-            </w:tcMar>
-          </w:tcPr>
-          <w:p>
-            <w:pPr>
-              <w:numPr>
-                <w:ilvl w:val="12"/>
-                <w:numId w:val="0"/>
-              </w:numPr>
-              <w:spacing w:line="256" w:lineRule="auto"/>
-              <w:rPr>
-                <w:rFonts w:cs="Arial"/>
-                <w:i/>
-                <w:color w:val="0000FF"/>
-                <w:sz w:val="20"/>
-                <w:szCs w:val="20"/>
-                <w:lang w:val="es-GT"/>
-              </w:rPr>
-            </w:pPr>
-          </w:p>
-        </w:tc>
-      </w:tr>
-      <w:tr>
-        <w:trPr>
-          <w:trHeight w:val="518"/>
-          <w:jc w:val="center"/>
-        </w:trPr>
-        <w:tc>
-          <w:tcPr>
-            <w:tcW w:w="2373" w:type="dxa"/>
-            <w:tcBorders>
-              <w:top w:val="single" w:sz="6" w:space="0" w:color="000000"/>
-              <w:left w:val="single" w:sz="6" w:space="0" w:color="000000"/>
-              <w:bottom w:val="single" w:sz="6" w:space="0" w:color="000000"/>
-              <w:right w:val="single" w:sz="6" w:space="0" w:color="000000"/>
-            </w:tcBorders>
-            <w:tcMar>
-              <w:top w:w="0" w:type="dxa"/>
-              <w:left w:w="70" w:type="dxa"/>
-              <w:bottom w:w="0" w:type="dxa"/>
-              <w:right w:w="70" w:type="dxa"/>
-            </w:tcMar>
-            <w:vAlign w:val="center"/>
-            <w:hideMark/>
-          </w:tcPr>
-          <w:p>
-            <w:pPr>
-              <w:numPr>
-                <w:ilvl w:val="12"/>
-                <w:numId w:val="0"/>
-              </w:numPr>
-              <w:spacing w:line="256" w:lineRule="auto"/>
-              <w:rPr>
-                <w:rFonts w:cs="Arial"/>
-                <w:b/>
-                <w:bCs/>
-                <w:sz w:val="20"/>
-                <w:szCs w:val="20"/>
-                <w:lang w:val="es-GT"/>
-              </w:rPr>
-            </w:pPr>
-            <w:r>
-              <w:rPr>
-                <w:rFonts w:cs="Arial"/>
-                <w:b/>
-                <w:bCs/>
-                <w:sz w:val="20"/>
-                <w:szCs w:val="20"/>
-                <w:lang w:val="es-GT"/>
-              </w:rPr>
-              <w:t>Descripción del caso de prueba:</w:t>
-            </w:r>
-          </w:p>
-        </w:tc>
-        <w:tc>
-          <w:tcPr>
-            <w:tcW w:w="7962" w:type="dxa"/>
-            <w:gridSpan w:val="5"/>
-            <w:tcBorders>
-              <w:top w:val="single" w:sz="6" w:space="0" w:color="000000"/>
-              <w:left w:val="single" w:sz="6" w:space="0" w:color="000000"/>
-              <w:bottom w:val="single" w:sz="6" w:space="0" w:color="000000"/>
-              <w:right w:val="single" w:sz="6" w:space="0" w:color="000000"/>
-            </w:tcBorders>
-            <w:tcMar>
-              <w:top w:w="0" w:type="dxa"/>
-              <w:left w:w="70" w:type="dxa"/>
-              <w:bottom w:w="0" w:type="dxa"/>
-              <w:right w:w="70" w:type="dxa"/>
-            </w:tcMar>
-          </w:tcPr>
-          <w:p>
-            <w:pPr>
-              <w:numPr>
-                <w:ilvl w:val="12"/>
-                <w:numId w:val="0"/>
-              </w:numPr>
-              <w:spacing w:line="256" w:lineRule="auto"/>
-              <w:rPr>
-                <w:rFonts w:cs="Arial"/>
-                <w:i/>
-                <w:color w:val="0000FF"/>
-                <w:sz w:val="20"/>
-                <w:szCs w:val="20"/>
-                <w:lang w:val="es-GT"/>
-              </w:rPr>
-            </w:pPr>
-          </w:p>
-        </w:tc>
-      </w:tr>
-      <w:tr>
-        <w:trPr>
-          <w:trHeight w:val="363"/>
-          <w:jc w:val="center"/>
-        </w:trPr>
-        <w:tc>
-          <w:tcPr>
-            <w:tcW w:w="10335" w:type="dxa"/>
-            <w:gridSpan w:val="6"/>
-            <w:tcBorders>
-              <w:top w:val="single" w:sz="6" w:space="0" w:color="000000"/>
-              <w:left w:val="single" w:sz="6" w:space="0" w:color="000000"/>
-              <w:bottom w:val="single" w:sz="6" w:space="0" w:color="000000"/>
-              <w:right w:val="single" w:sz="6" w:space="0" w:color="000000"/>
-            </w:tcBorders>
-            <w:shd w:val="clear" w:color="auto" w:fill="BFBFBF"/>
-            <w:vAlign w:val="center"/>
-            <w:hideMark/>
-          </w:tcPr>
-          <w:p>
-            <w:pPr>
-              <w:pStyle w:val="Prrafodelista"/>
-              <w:widowControl w:val="0"/>
-              <w:numPr>
-                <w:ilvl w:val="0"/>
-                <w:numId w:val="1"/>
-              </w:numPr>
-              <w:autoSpaceDE w:val="0"/>
-              <w:autoSpaceDN w:val="0"/>
-              <w:adjustRightInd w:val="0"/>
-              <w:spacing w:after="0" w:line="256" w:lineRule="auto"/>
-              <w:rPr>
-                <w:rFonts w:cs="Arial"/>
-                <w:b/>
-                <w:bCs/>
-                <w:sz w:val="20"/>
-                <w:szCs w:val="20"/>
-              </w:rPr>
-            </w:pPr>
-            <w:r>
-              <w:rPr>
-                <w:rFonts w:cs="Arial"/>
-                <w:b/>
-                <w:bCs/>
-                <w:sz w:val="20"/>
-                <w:szCs w:val="20"/>
-              </w:rPr>
-              <w:t>CASO DE PRUEBA</w:t>
-            </w:r>
-          </w:p>
-        </w:tc>
-      </w:tr>
-      <w:tr>
-        <w:trPr>
-          <w:trHeight w:val="225"/>
-          <w:jc w:val="center"/>
-        </w:trPr>
-        <w:tc>
-          <w:tcPr>
-            <w:tcW w:w="10335" w:type="dxa"/>
-            <w:gridSpan w:val="6"/>
-            <w:tcBorders>
-              <w:top w:val="single" w:sz="6" w:space="0" w:color="000000"/>
-              <w:left w:val="single" w:sz="6" w:space="0" w:color="000000"/>
-              <w:bottom w:val="single" w:sz="6" w:space="0" w:color="000000"/>
-              <w:right w:val="single" w:sz="6" w:space="0" w:color="000000"/>
-            </w:tcBorders>
-            <w:shd w:val="clear" w:color="auto" w:fill="BFBFBF"/>
-            <w:vAlign w:val="center"/>
-            <w:hideMark/>
-          </w:tcPr>
-          <w:p>
-            <w:pPr>
-              <w:pStyle w:val="Prrafodelista"/>
-              <w:widowControl w:val="0"/>
-              <w:numPr>
-                <w:ilvl w:val="0"/>
-                <w:numId w:val="2"/>
-              </w:numPr>
-              <w:autoSpaceDE w:val="0"/>
-              <w:autoSpaceDN w:val="0"/>
-              <w:adjustRightInd w:val="0"/>
-              <w:spacing w:after="0" w:line="256" w:lineRule="auto"/>
-              <w:rPr>
-                <w:rFonts w:cs="Arial"/>
-                <w:b/>
-                <w:bCs/>
-                <w:sz w:val="20"/>
-                <w:szCs w:val="20"/>
-              </w:rPr>
-            </w:pPr>
-            <w:r>
-              <w:rPr>
-                <w:rFonts w:cs="Arial"/>
-                <w:b/>
-                <w:bCs/>
-                <w:sz w:val="20"/>
-                <w:szCs w:val="20"/>
-              </w:rPr>
-              <w:t>Precondiciones</w:t>
-            </w:r>
-          </w:p>
-        </w:tc>
-      </w:tr>
-      <w:tr>
-        <w:trPr>
-          <w:trHeight w:val="148"/>
-          <w:jc w:val="center"/>
-        </w:trPr>
-        <w:tc>
-          <w:tcPr>
-            <w:tcW w:w="10335" w:type="dxa"/>
-            <w:gridSpan w:val="6"/>
-            <w:tcBorders>
-              <w:top w:val="single" w:sz="6" w:space="0" w:color="000000"/>
-              <w:left w:val="single" w:sz="6" w:space="0" w:color="000000"/>
-              <w:bottom w:val="single" w:sz="6" w:space="0" w:color="000000"/>
-              <w:right w:val="single" w:sz="6" w:space="0" w:color="000000"/>
-            </w:tcBorders>
-          </w:tcPr>
-          <w:p>
-            <w:pPr>
-              <w:numPr>
-                <w:ilvl w:val="12"/>
-                <w:numId w:val="0"/>
-              </w:numPr>
-              <w:spacing w:line="256" w:lineRule="auto"/>
-              <w:rPr>
-                <w:rFonts w:cs="Arial"/>
-                <w:i/>
-                <w:color w:val="0000FF"/>
-                <w:sz w:val="20"/>
-                <w:szCs w:val="20"/>
-                <w:lang w:val="es-GT"/>
-              </w:rPr>
-            </w:pPr>
-            <w:r>
-              <w:rPr>
-                <w:rFonts w:cs="Arial"/>
-                <w:i/>
-                <w:color w:val="0000FF"/>
-                <w:sz w:val="20"/>
-                <w:szCs w:val="20"/>
-                <w:lang w:val="es-GT"/>
-              </w:rPr>
-              <w:t>1</w:t>
-            </w:r>
-            <w:r>
-              <w:rPr>
-                <w:rFonts w:cs="Arial"/>
-                <w:i/>
-                <w:color w:val="0000FF"/>
-                <w:sz w:val="20"/>
-                <w:szCs w:val="20"/>
-                <w:lang w:val="es-GT"/>
-              </w:rPr>
-              <w:t xml:space="preserve">. </w:t>
-            </w:r>
-          </w:p>
-        </w:tc>
-      </w:tr>
-      <w:tr>
-        <w:trPr>
-          <w:trHeight w:val="171"/>
-          <w:jc w:val="center"/>
-        </w:trPr>
-        <w:tc>
-          <w:tcPr>
-            <w:tcW w:w="10335" w:type="dxa"/>
-            <w:gridSpan w:val="6"/>
-            <w:tcBorders>
-              <w:top w:val="single" w:sz="6" w:space="0" w:color="000000"/>
-              <w:left w:val="single" w:sz="6" w:space="0" w:color="000000"/>
-              <w:bottom w:val="single" w:sz="6" w:space="0" w:color="000000"/>
-              <w:right w:val="single" w:sz="6" w:space="0" w:color="000000"/>
-            </w:tcBorders>
-            <w:shd w:val="clear" w:color="auto" w:fill="BFBFBF"/>
-            <w:hideMark/>
-          </w:tcPr>
-          <w:p>
-            <w:pPr>
-              <w:pStyle w:val="Prrafodelista"/>
-              <w:widowControl w:val="0"/>
-              <w:numPr>
-                <w:ilvl w:val="0"/>
-                <w:numId w:val="2"/>
-              </w:numPr>
-              <w:autoSpaceDE w:val="0"/>
-              <w:autoSpaceDN w:val="0"/>
-              <w:adjustRightInd w:val="0"/>
-              <w:spacing w:after="0" w:line="256" w:lineRule="auto"/>
-              <w:rPr>
-                <w:rFonts w:cs="Arial"/>
-                <w:b/>
-                <w:bCs/>
-                <w:i/>
-                <w:sz w:val="20"/>
-                <w:szCs w:val="20"/>
-              </w:rPr>
-            </w:pPr>
-            <w:r>
-              <w:rPr>
-                <w:rFonts w:cs="Arial"/>
-                <w:b/>
-                <w:bCs/>
-                <w:i/>
-                <w:sz w:val="20"/>
-                <w:szCs w:val="20"/>
-              </w:rPr>
-              <w:t>Pasos de la prueba</w:t>
-            </w:r>
-          </w:p>
-        </w:tc>
-      </w:tr>
-      <w:tr>
-        <w:trPr>
-          <w:trHeight w:val="360"/>
-          <w:jc w:val="center"/>
-        </w:trPr>
-        <w:tc>
-          <w:tcPr>
-            <w:tcW w:w="10335" w:type="dxa"/>
-            <w:gridSpan w:val="6"/>
-            <w:tcBorders>
-              <w:top w:val="single" w:sz="6" w:space="0" w:color="000000"/>
-              <w:left w:val="single" w:sz="6" w:space="0" w:color="000000"/>
-              <w:bottom w:val="single" w:sz="6" w:space="0" w:color="000000"/>
-              <w:right w:val="single" w:sz="6" w:space="0" w:color="000000"/>
-            </w:tcBorders>
-            <w:shd w:val="clear" w:color="auto" w:fill="FFFFFF"/>
-            <w:tcMar>
-              <w:top w:w="0" w:type="dxa"/>
-              <w:left w:w="70" w:type="dxa"/>
-              <w:bottom w:w="0" w:type="dxa"/>
-              <w:right w:w="70" w:type="dxa"/>
-            </w:tcMar>
-          </w:tcPr>
-          <w:p>
-            <w:pPr>
-              <w:spacing w:line="256" w:lineRule="auto"/>
-              <w:rPr>
-                <w:rFonts w:cs="Arial"/>
-                <w:i/>
-                <w:color w:val="0000FF"/>
-                <w:sz w:val="20"/>
-                <w:szCs w:val="20"/>
-                <w:lang w:val="es-GT"/>
-              </w:rPr>
-            </w:pPr>
-            <w:r>
-              <w:rPr>
-                <w:rFonts w:cs="Arial"/>
-                <w:i/>
-                <w:color w:val="0000FF"/>
-                <w:sz w:val="20"/>
-                <w:szCs w:val="20"/>
-                <w:lang w:val="es-GT"/>
-              </w:rPr>
-              <w:t>1.</w:t>
-            </w:r>
-          </w:p>
-          <w:p>
-            <w:pPr>
-              <w:spacing w:line="256" w:lineRule="auto"/>
-              <w:rPr>
-                <w:rFonts w:cs="Arial"/>
-                <w:i/>
-                <w:color w:val="0000FF"/>
-                <w:sz w:val="20"/>
-                <w:szCs w:val="20"/>
-                <w:lang w:val="es-GT"/>
-              </w:rPr>
-            </w:pPr>
-            <w:r>
-              <w:rPr>
-                <w:rFonts w:cs="Arial"/>
-                <w:i/>
-                <w:color w:val="0000FF"/>
-                <w:sz w:val="20"/>
-                <w:szCs w:val="20"/>
-                <w:lang w:val="es-GT"/>
-              </w:rPr>
-              <w:t>2.</w:t>
-            </w:r>
-          </w:p>
-          <w:p>
-            <w:pPr>
-              <w:spacing w:line="256" w:lineRule="auto"/>
-              <w:rPr>
-                <w:rFonts w:cs="Arial"/>
-                <w:i/>
-                <w:color w:val="0000FF"/>
-                <w:sz w:val="20"/>
-                <w:szCs w:val="20"/>
-                <w:lang w:val="es-GT"/>
-              </w:rPr>
-            </w:pPr>
-            <w:r>
-              <w:rPr>
-                <w:rFonts w:cs="Arial"/>
-                <w:i/>
-                <w:color w:val="0000FF"/>
-                <w:sz w:val="20"/>
-                <w:szCs w:val="20"/>
-                <w:lang w:val="es-GT"/>
-              </w:rPr>
-              <w:t>3.</w:t>
-            </w:r>
-          </w:p>
-          <w:p>
-            <w:pPr>
-              <w:spacing w:line="256" w:lineRule="auto"/>
-              <w:rPr>
-                <w:rFonts w:cs="Arial"/>
-                <w:i/>
-                <w:color w:val="0000FF"/>
-                <w:sz w:val="20"/>
-                <w:szCs w:val="20"/>
-                <w:lang w:val="es-GT"/>
-              </w:rPr>
-            </w:pPr>
-            <w:r>
-              <w:rPr>
-                <w:rFonts w:cs="Arial"/>
-                <w:i/>
-                <w:color w:val="0000FF"/>
-                <w:sz w:val="20"/>
-                <w:szCs w:val="20"/>
-                <w:lang w:val="es-GT"/>
-              </w:rPr>
-              <w:t>4.</w:t>
-            </w:r>
-          </w:p>
-          <w:p>
-            <w:pPr>
-              <w:spacing w:line="256" w:lineRule="auto"/>
-              <w:rPr>
-                <w:rFonts w:cs="Arial"/>
-                <w:i/>
-                <w:color w:val="0000FF"/>
-                <w:sz w:val="20"/>
-                <w:szCs w:val="20"/>
-                <w:lang w:val="es-GT"/>
-              </w:rPr>
-            </w:pPr>
-          </w:p>
-        </w:tc>
-      </w:tr>
-      <w:tr>
-        <w:trPr>
-          <w:trHeight w:val="283"/>
-          <w:jc w:val="center"/>
-        </w:trPr>
-        <w:tc>
-          <w:tcPr>
-            <w:tcW w:w="10335" w:type="dxa"/>
-            <w:gridSpan w:val="6"/>
-            <w:tcBorders>
-              <w:top w:val="single" w:sz="6" w:space="0" w:color="000000"/>
-              <w:left w:val="single" w:sz="6" w:space="0" w:color="000000"/>
-              <w:bottom w:val="single" w:sz="6" w:space="0" w:color="000000"/>
-              <w:right w:val="single" w:sz="6" w:space="0" w:color="000000"/>
-            </w:tcBorders>
-            <w:shd w:val="clear" w:color="auto" w:fill="BFBFBF"/>
-            <w:tcMar>
-              <w:top w:w="0" w:type="dxa"/>
-              <w:left w:w="70" w:type="dxa"/>
-              <w:bottom w:w="0" w:type="dxa"/>
-              <w:right w:w="70" w:type="dxa"/>
-            </w:tcMar>
-            <w:vAlign w:val="center"/>
-            <w:hideMark/>
-          </w:tcPr>
-          <w:p>
-            <w:pPr>
-              <w:pStyle w:val="Prrafodelista"/>
-              <w:widowControl w:val="0"/>
-              <w:numPr>
-                <w:ilvl w:val="0"/>
-                <w:numId w:val="1"/>
-              </w:numPr>
-              <w:autoSpaceDE w:val="0"/>
-              <w:autoSpaceDN w:val="0"/>
-              <w:adjustRightInd w:val="0"/>
-              <w:spacing w:after="0" w:line="256" w:lineRule="auto"/>
-              <w:rPr>
-                <w:rFonts w:cs="Arial"/>
-                <w:b/>
-                <w:bCs/>
-                <w:sz w:val="20"/>
-                <w:szCs w:val="20"/>
-              </w:rPr>
-            </w:pPr>
-            <w:r>
-              <w:rPr>
-                <w:rFonts w:cs="Arial"/>
-                <w:b/>
-                <w:bCs/>
-                <w:sz w:val="20"/>
-                <w:szCs w:val="20"/>
-              </w:rPr>
-              <w:t>RESULTADOS DE LA PRUEBA</w:t>
-            </w:r>
-          </w:p>
-        </w:tc>
-      </w:tr>
-      <w:tr>
-        <w:trPr>
-          <w:trHeight w:val="360"/>
-          <w:jc w:val="center"/>
-        </w:trPr>
-        <w:tc>
-          <w:tcPr>
-            <w:tcW w:w="7768" w:type="dxa"/>
-            <w:gridSpan w:val="4"/>
-            <w:tcBorders>
-              <w:top w:val="single" w:sz="6" w:space="0" w:color="000000"/>
-              <w:left w:val="single" w:sz="6" w:space="0" w:color="000000"/>
-              <w:bottom w:val="single" w:sz="6" w:space="0" w:color="000000"/>
-              <w:right w:val="single" w:sz="4" w:space="0" w:color="auto"/>
-            </w:tcBorders>
-            <w:shd w:val="clear" w:color="auto" w:fill="BFBFBF"/>
-            <w:tcMar>
-              <w:top w:w="0" w:type="dxa"/>
-              <w:left w:w="70" w:type="dxa"/>
-              <w:bottom w:w="0" w:type="dxa"/>
-              <w:right w:w="70" w:type="dxa"/>
-            </w:tcMar>
-            <w:vAlign w:val="center"/>
-            <w:hideMark/>
-          </w:tcPr>
-          <w:p>
-            <w:pPr>
-              <w:spacing w:line="256" w:lineRule="auto"/>
-              <w:rPr>
-                <w:rFonts w:cs="Arial"/>
-                <w:b/>
-                <w:bCs/>
-                <w:sz w:val="20"/>
-                <w:szCs w:val="20"/>
-              </w:rPr>
-            </w:pPr>
-            <w:proofErr w:type="spellStart"/>
-            <w:r>
-              <w:rPr>
-                <w:rFonts w:cs="Arial"/>
-                <w:b/>
-                <w:bCs/>
-                <w:sz w:val="20"/>
-                <w:szCs w:val="20"/>
-              </w:rPr>
-              <w:t>Hallazgos</w:t>
-            </w:r>
-            <w:proofErr w:type="spellEnd"/>
-          </w:p>
-        </w:tc>
-        <w:tc>
-          <w:tcPr>
-            <w:tcW w:w="2567" w:type="dxa"/>
-            <w:gridSpan w:val="2"/>
-            <w:tcBorders>
-              <w:top w:val="single" w:sz="6" w:space="0" w:color="000000"/>
-              <w:left w:val="single" w:sz="4" w:space="0" w:color="auto"/>
-              <w:bottom w:val="single" w:sz="6" w:space="0" w:color="000000"/>
-              <w:right w:val="single" w:sz="6" w:space="0" w:color="000000"/>
-            </w:tcBorders>
-            <w:shd w:val="clear" w:color="auto" w:fill="BFBFBF"/>
-            <w:tcMar>
-              <w:top w:w="0" w:type="dxa"/>
-              <w:left w:w="70" w:type="dxa"/>
-              <w:bottom w:w="0" w:type="dxa"/>
-              <w:right w:w="70" w:type="dxa"/>
-            </w:tcMar>
-            <w:vAlign w:val="center"/>
-            <w:hideMark/>
-          </w:tcPr>
-          <w:p>
-            <w:pPr>
-              <w:spacing w:line="256" w:lineRule="auto"/>
-              <w:rPr>
-                <w:rFonts w:cs="Arial"/>
-                <w:b/>
-                <w:bCs/>
-                <w:sz w:val="20"/>
-                <w:szCs w:val="20"/>
-              </w:rPr>
-            </w:pPr>
-            <w:proofErr w:type="spellStart"/>
-            <w:r>
-              <w:rPr>
-                <w:rFonts w:cs="Arial"/>
-                <w:b/>
-                <w:bCs/>
-                <w:sz w:val="20"/>
-                <w:szCs w:val="20"/>
-              </w:rPr>
-              <w:t>Veredicto</w:t>
-            </w:r>
-            <w:proofErr w:type="spellEnd"/>
-          </w:p>
-        </w:tc>
-      </w:tr>
-      <w:tr>
-        <w:trPr>
-          <w:trHeight w:val="360"/>
-          <w:jc w:val="center"/>
-        </w:trPr>
-        <w:tc>
-          <w:tcPr>
-            <w:tcW w:w="7768" w:type="dxa"/>
-            <w:gridSpan w:val="4"/>
-            <w:tcBorders>
-              <w:top w:val="single" w:sz="6" w:space="0" w:color="000000"/>
-              <w:left w:val="single" w:sz="6" w:space="0" w:color="000000"/>
-              <w:bottom w:val="single" w:sz="6" w:space="0" w:color="000000"/>
-              <w:right w:val="single" w:sz="4" w:space="0" w:color="auto"/>
-            </w:tcBorders>
-            <w:tcMar>
-              <w:top w:w="0" w:type="dxa"/>
-              <w:left w:w="70" w:type="dxa"/>
-              <w:bottom w:w="0" w:type="dxa"/>
-              <w:right w:w="70" w:type="dxa"/>
-            </w:tcMar>
-            <w:vAlign w:val="center"/>
-          </w:tcPr>
-          <w:p>
-            <w:pPr>
-              <w:spacing w:line="256" w:lineRule="auto"/>
-              <w:rPr>
-                <w:rFonts w:cs="Arial"/>
-                <w:b/>
-                <w:bCs/>
-                <w:sz w:val="20"/>
-                <w:szCs w:val="20"/>
-                <w:lang w:val="es-GT"/>
-              </w:rPr>
-            </w:pPr>
-          </w:p>
-        </w:tc>
-        <w:tc>
-          <w:tcPr>
-            <w:tcW w:w="2567" w:type="dxa"/>
-            <w:gridSpan w:val="2"/>
-            <w:tcBorders>
-              <w:top w:val="single" w:sz="6" w:space="0" w:color="000000"/>
-              <w:left w:val="single" w:sz="4" w:space="0" w:color="auto"/>
-              <w:bottom w:val="single" w:sz="6" w:space="0" w:color="000000"/>
-              <w:right w:val="single" w:sz="6" w:space="0" w:color="000000"/>
-            </w:tcBorders>
-            <w:tcMar>
-              <w:top w:w="0" w:type="dxa"/>
-              <w:left w:w="70" w:type="dxa"/>
-              <w:bottom w:w="0" w:type="dxa"/>
-              <w:right w:w="70" w:type="dxa"/>
-            </w:tcMar>
-            <w:vAlign w:val="center"/>
-            <w:hideMark/>
-          </w:tcPr>
-          <w:p>
-            <w:pPr>
-              <w:spacing w:line="256" w:lineRule="auto"/>
-              <w:rPr>
-                <w:rFonts w:cs="Arial"/>
-                <w:b/>
-                <w:bCs/>
-                <w:sz w:val="20"/>
-                <w:szCs w:val="20"/>
-              </w:rPr>
-            </w:pPr>
-            <w:r>
-              <w:rPr>
-                <w:rFonts w:cs="Arial"/>
-                <w:b/>
-                <w:noProof/>
-                <w:sz w:val="20"/>
-                <w:szCs w:val="20"/>
-                <w:lang w:val="es-ES"/>
-              </w:rPr>
-              <w:t xml:space="preserve">Aprobado </w:t>
-            </w:r>
-          </w:p>
-        </w:tc>
-      </w:tr>
-      <w:tr>
-        <w:trPr>
-          <w:trHeight w:val="360"/>
-          <w:jc w:val="center"/>
-        </w:trPr>
-        <w:tc>
-          <w:tcPr>
-            <w:tcW w:w="5711" w:type="dxa"/>
-            <w:gridSpan w:val="2"/>
-            <w:tcBorders>
-              <w:top w:val="single" w:sz="6" w:space="0" w:color="000000"/>
-              <w:left w:val="single" w:sz="6" w:space="0" w:color="000000"/>
-              <w:bottom w:val="single" w:sz="6" w:space="0" w:color="000000"/>
-              <w:right w:val="single" w:sz="4" w:space="0" w:color="auto"/>
-            </w:tcBorders>
-            <w:shd w:val="clear" w:color="auto" w:fill="BFBFBF"/>
-            <w:tcMar>
-              <w:top w:w="0" w:type="dxa"/>
-              <w:left w:w="70" w:type="dxa"/>
-              <w:bottom w:w="0" w:type="dxa"/>
-              <w:right w:w="70" w:type="dxa"/>
-            </w:tcMar>
-            <w:vAlign w:val="center"/>
-            <w:hideMark/>
-          </w:tcPr>
-          <w:p>
-            <w:pPr>
-              <w:spacing w:line="256" w:lineRule="auto"/>
-              <w:rPr>
-                <w:rFonts w:cs="Arial"/>
-                <w:b/>
-                <w:bCs/>
-                <w:sz w:val="20"/>
-                <w:szCs w:val="20"/>
-              </w:rPr>
-            </w:pPr>
-            <w:proofErr w:type="spellStart"/>
-            <w:r>
-              <w:rPr>
-                <w:rFonts w:cs="Arial"/>
-                <w:b/>
-                <w:bCs/>
-                <w:sz w:val="20"/>
-                <w:szCs w:val="20"/>
-              </w:rPr>
-              <w:t>Observaciones</w:t>
-            </w:r>
-            <w:proofErr w:type="spellEnd"/>
-          </w:p>
-        </w:tc>
-        <w:tc>
-          <w:tcPr>
-            <w:tcW w:w="4624" w:type="dxa"/>
-            <w:gridSpan w:val="4"/>
-            <w:tcBorders>
-              <w:top w:val="single" w:sz="6" w:space="0" w:color="000000"/>
-              <w:left w:val="single" w:sz="4" w:space="0" w:color="auto"/>
-              <w:bottom w:val="single" w:sz="6" w:space="0" w:color="000000"/>
-              <w:right w:val="single" w:sz="6" w:space="0" w:color="000000"/>
-            </w:tcBorders>
-            <w:shd w:val="clear" w:color="auto" w:fill="BFBFBF"/>
-            <w:tcMar>
-              <w:top w:w="0" w:type="dxa"/>
-              <w:left w:w="70" w:type="dxa"/>
-              <w:bottom w:w="0" w:type="dxa"/>
-              <w:right w:w="70" w:type="dxa"/>
-            </w:tcMar>
-            <w:vAlign w:val="center"/>
-            <w:hideMark/>
-          </w:tcPr>
-          <w:p>
-            <w:pPr>
-              <w:spacing w:line="256" w:lineRule="auto"/>
-              <w:rPr>
-                <w:rFonts w:cs="Arial"/>
-                <w:b/>
-                <w:bCs/>
-                <w:sz w:val="20"/>
-                <w:szCs w:val="20"/>
-              </w:rPr>
-            </w:pPr>
-            <w:proofErr w:type="spellStart"/>
-            <w:r>
-              <w:rPr>
-                <w:rFonts w:cs="Arial"/>
-                <w:b/>
-                <w:bCs/>
-                <w:sz w:val="20"/>
-                <w:szCs w:val="20"/>
-              </w:rPr>
-              <w:t>Analista</w:t>
-            </w:r>
-            <w:proofErr w:type="spellEnd"/>
-            <w:r>
-              <w:rPr>
-                <w:rFonts w:cs="Arial"/>
-                <w:b/>
-                <w:bCs/>
-                <w:sz w:val="20"/>
-                <w:szCs w:val="20"/>
-              </w:rPr>
-              <w:t xml:space="preserve"> de QA</w:t>
-            </w:r>
-          </w:p>
-        </w:tc>
-      </w:tr>
-      <w:tr>
-        <w:trPr>
-          <w:trHeight w:val="692"/>
-          <w:jc w:val="center"/>
-        </w:trPr>
-        <w:tc>
-          <w:tcPr>
-            <w:tcW w:w="5711" w:type="dxa"/>
-            <w:gridSpan w:val="2"/>
-            <w:vMerge w:val="restart"/>
-            <w:tcBorders>
-              <w:top w:val="single" w:sz="6" w:space="0" w:color="000000"/>
-              <w:left w:val="single" w:sz="6" w:space="0" w:color="000000"/>
-              <w:bottom w:val="single" w:sz="6" w:space="0" w:color="000000"/>
-              <w:right w:val="single" w:sz="4" w:space="0" w:color="auto"/>
-            </w:tcBorders>
-            <w:tcMar>
-              <w:top w:w="0" w:type="dxa"/>
-              <w:left w:w="70" w:type="dxa"/>
-              <w:bottom w:w="0" w:type="dxa"/>
-              <w:right w:w="70" w:type="dxa"/>
-            </w:tcMar>
-            <w:vAlign w:val="center"/>
-            <w:hideMark/>
-          </w:tcPr>
-          <w:p>
-            <w:pPr>
-              <w:numPr>
-                <w:ilvl w:val="12"/>
-                <w:numId w:val="0"/>
-              </w:numPr>
-              <w:spacing w:line="256" w:lineRule="auto"/>
-              <w:rPr>
-                <w:rFonts w:cs="Arial"/>
-                <w:b/>
-                <w:bCs/>
-                <w:i/>
-                <w:sz w:val="20"/>
-                <w:szCs w:val="20"/>
-                <w:lang w:val="es-GT"/>
-              </w:rPr>
-            </w:pPr>
-          </w:p>
-        </w:tc>
-        <w:tc>
-          <w:tcPr>
-            <w:tcW w:w="4624" w:type="dxa"/>
-            <w:gridSpan w:val="4"/>
-            <w:tcBorders>
-              <w:top w:val="single" w:sz="6" w:space="0" w:color="000000"/>
-              <w:left w:val="single" w:sz="4" w:space="0" w:color="auto"/>
-              <w:bottom w:val="single" w:sz="4" w:space="0" w:color="auto"/>
-              <w:right w:val="single" w:sz="6" w:space="0" w:color="000000"/>
-            </w:tcBorders>
-            <w:tcMar>
-              <w:top w:w="0" w:type="dxa"/>
-              <w:left w:w="70" w:type="dxa"/>
-              <w:bottom w:w="0" w:type="dxa"/>
-              <w:right w:w="70" w:type="dxa"/>
-            </w:tcMar>
-            <w:vAlign w:val="center"/>
-          </w:tcPr>
-          <w:p>
-            <w:pPr>
-              <w:spacing w:line="256" w:lineRule="auto"/>
-              <w:rPr>
-                <w:rFonts w:cs="Arial"/>
-                <w:b/>
-                <w:bCs/>
-                <w:sz w:val="20"/>
-                <w:szCs w:val="20"/>
-                <w:lang w:val="es-GT"/>
-              </w:rPr>
-            </w:pPr>
-          </w:p>
-          <w:p>
-            <w:pPr>
-              <w:spacing w:line="256" w:lineRule="auto"/>
-              <w:rPr>
-                <w:rFonts w:cs="Arial"/>
-                <w:b/>
-                <w:bCs/>
-                <w:sz w:val="20"/>
-                <w:szCs w:val="20"/>
-                <w:lang w:val="es-GT"/>
-              </w:rPr>
-            </w:pPr>
-            <w:r>
-              <w:rPr>
-                <w:rFonts w:cs="Arial"/>
-                <w:b/>
-                <w:bCs/>
-                <w:sz w:val="20"/>
-                <w:szCs w:val="20"/>
-                <w:lang w:val="es-GT"/>
-              </w:rPr>
-              <w:t>Jonathan Guamuch</w:t>
-            </w:r>
-          </w:p>
-        </w:tc>
-      </w:tr>
-      <w:tr>
-        <w:trPr>
-          <w:trHeight w:val="503"/>
-          <w:jc w:val="center"/>
-        </w:trPr>
-        <w:tc>
-          <w:tcPr>
-            <w:tcW w:w="5711" w:type="dxa"/>
-            <w:gridSpan w:val="2"/>
-            <w:vMerge/>
-            <w:tcBorders>
-              <w:top w:val="single" w:sz="6" w:space="0" w:color="000000"/>
-              <w:left w:val="single" w:sz="6" w:space="0" w:color="000000"/>
-              <w:bottom w:val="single" w:sz="6" w:space="0" w:color="000000"/>
-              <w:right w:val="single" w:sz="4" w:space="0" w:color="auto"/>
-            </w:tcBorders>
-            <w:vAlign w:val="center"/>
-            <w:hideMark/>
-          </w:tcPr>
-          <w:p>
-            <w:pPr>
-              <w:spacing w:line="256" w:lineRule="auto"/>
-              <w:rPr>
-                <w:rFonts w:eastAsia="Times New Roman" w:cs="Arial"/>
-                <w:b/>
-                <w:bCs/>
-                <w:i/>
-                <w:sz w:val="20"/>
-                <w:szCs w:val="20"/>
-                <w:lang w:val="es-MX" w:eastAsia="es-ES"/>
-              </w:rPr>
-            </w:pPr>
-          </w:p>
-        </w:tc>
-        <w:tc>
-          <w:tcPr>
-            <w:tcW w:w="4624" w:type="dxa"/>
-            <w:gridSpan w:val="4"/>
-            <w:tcBorders>
-              <w:top w:val="single" w:sz="4" w:space="0" w:color="auto"/>
-              <w:left w:val="single" w:sz="4" w:space="0" w:color="auto"/>
-              <w:bottom w:val="single" w:sz="6" w:space="0" w:color="000000"/>
-              <w:right w:val="single" w:sz="6" w:space="0" w:color="000000"/>
-            </w:tcBorders>
-            <w:tcMar>
-              <w:top w:w="0" w:type="dxa"/>
-              <w:left w:w="70" w:type="dxa"/>
-              <w:bottom w:w="0" w:type="dxa"/>
-              <w:right w:w="70" w:type="dxa"/>
-            </w:tcMar>
-            <w:vAlign w:val="center"/>
-            <w:hideMark/>
-          </w:tcPr>
-          <w:p>
-            <w:pPr>
-              <w:spacing w:line="256" w:lineRule="auto"/>
-              <w:rPr>
-                <w:rFonts w:cs="Arial"/>
-                <w:b/>
-                <w:bCs/>
-                <w:sz w:val="20"/>
-                <w:szCs w:val="20"/>
-                <w:lang w:val="es-GT"/>
-              </w:rPr>
-            </w:pPr>
-            <w:r>
-              <w:rPr>
-                <w:rFonts w:cs="Arial"/>
-                <w:b/>
-                <w:bCs/>
-                <w:sz w:val="20"/>
-                <w:szCs w:val="20"/>
-                <w:lang w:val="es-GT"/>
-              </w:rPr>
-              <w:t>Firma:</w:t>
-            </w:r>
-          </w:p>
-          <w:p>
-            <w:pPr>
-              <w:spacing w:line="256" w:lineRule="auto"/>
-              <w:rPr>
-                <w:rFonts w:cs="Arial"/>
-                <w:b/>
-                <w:bCs/>
-                <w:sz w:val="20"/>
-                <w:szCs w:val="20"/>
-                <w:lang w:val="es-GT"/>
-              </w:rPr>
-            </w:pPr>
-            <w:r>
-              <w:rPr>
-                <w:rFonts w:cs="Arial"/>
-                <w:b/>
-                <w:bCs/>
-                <w:sz w:val="20"/>
-                <w:szCs w:val="20"/>
-                <w:lang w:val="es-GT"/>
-              </w:rPr>
-              <w:t>Nombre: Jonathan Guamuch</w:t>
-            </w:r>
-          </w:p>
-          <w:p>
-            <w:pPr>
-              <w:spacing w:line="256" w:lineRule="auto"/>
-              <w:rPr>
-                <w:rFonts w:cs="Arial"/>
-                <w:b/>
-                <w:bCs/>
-                <w:sz w:val="20"/>
-                <w:szCs w:val="20"/>
-                <w:lang w:val="es-GT"/>
-              </w:rPr>
-            </w:pPr>
-            <w:r>
-              <w:rPr>
-                <w:rFonts w:cs="Arial"/>
-                <w:b/>
-                <w:bCs/>
-                <w:sz w:val="20"/>
-                <w:szCs w:val="20"/>
-                <w:lang w:val="es-GT"/>
-              </w:rPr>
-              <w:t>Fecha:</w:t>
-            </w:r>
-            <w:r>
-              <w:rPr>
-                <w:rFonts w:cs="Arial"/>
-                <w:b/>
-                <w:bCs/>
-                <w:sz w:val="20"/>
-                <w:szCs w:val="20"/>
-                <w:lang w:val="es-GT"/>
-              </w:rPr>
-              <w:t xml:space="preserve"> 27-05-2026</w:t>
-            </w:r>
-          </w:p>
-        </w:tc>
-      </w:tr>
-    </w:tbl>
-    <w:p>
-      <w:pPr>
-        <w:spacing w:after="0" w:line="480" w:lineRule="auto"/>
-        <w:rPr>
-          <w:rFonts w:ascii="Times New Roman" w:hAnsi="Times New Roman" w:cs="Times New Roman"/>
-          <w:sz w:val="24"/>
-          <w:szCs w:val="24"/>
-          <w:lang w:val="es-GT"/>
-        </w:rPr>
-      </w:pPr>
-    </w:p>
     <w:sectPr>
-      <w:footerReference w:type="default" r:id="rId8"/>
+      <w:footerReference w:type="default" r:id="rId15"/>
       <w:type w:val="continuous"/>
       <w:pgSz w:w="12281" w:h="15882"/>
       <w:pgMar w:top="1440" w:right="1440" w:bottom="1440" w:left="1440" w:header="0" w:footer="0" w:gutter="0"/>
@@ -9112,6 +6585,119 @@
     </w:lvl>
   </w:abstractNum>
   <w:abstractNum w:abstractNumId="3" w15:restartNumberingAfterBreak="0">
+    <w:nsid w:val="0E017841"/>
+    <w:multiLevelType w:val="hybridMultilevel"/>
+    <w:tmpl w:val="5E2C3632"/>
+    <w:lvl w:ilvl="0" w:tplc="100A0001">
+      <w:start w:val="1"/>
+      <w:numFmt w:val="bullet"/>
+      <w:lvlText w:val=""/>
+      <w:lvlJc w:val="left"/>
+      <w:pPr>
+        <w:ind w:left="720" w:hanging="360"/>
+      </w:pPr>
+      <w:rPr>
+        <w:rFonts w:ascii="Symbol" w:hAnsi="Symbol" w:hint="default"/>
+      </w:rPr>
+    </w:lvl>
+    <w:lvl w:ilvl="1" w:tplc="100A0003" w:tentative="1">
+      <w:start w:val="1"/>
+      <w:numFmt w:val="bullet"/>
+      <w:lvlText w:val="o"/>
+      <w:lvlJc w:val="left"/>
+      <w:pPr>
+        <w:ind w:left="1440" w:hanging="360"/>
+      </w:pPr>
+      <w:rPr>
+        <w:rFonts w:ascii="Courier New" w:hAnsi="Courier New" w:cs="Courier New" w:hint="default"/>
+      </w:rPr>
+    </w:lvl>
+    <w:lvl w:ilvl="2" w:tplc="100A0005" w:tentative="1">
+      <w:start w:val="1"/>
+      <w:numFmt w:val="bullet"/>
+      <w:lvlText w:val=""/>
+      <w:lvlJc w:val="left"/>
+      <w:pPr>
+        <w:ind w:left="2160" w:hanging="360"/>
+      </w:pPr>
+      <w:rPr>
+        <w:rFonts w:ascii="Wingdings" w:hAnsi="Wingdings" w:hint="default"/>
+      </w:rPr>
+    </w:lvl>
+    <w:lvl w:ilvl="3" w:tplc="100A0001" w:tentative="1">
+      <w:start w:val="1"/>
+      <w:numFmt w:val="bullet"/>
+      <w:lvlText w:val=""/>
+      <w:lvlJc w:val="left"/>
+      <w:pPr>
+        <w:ind w:left="2880" w:hanging="360"/>
+      </w:pPr>
+      <w:rPr>
+        <w:rFonts w:ascii="Symbol" w:hAnsi="Symbol" w:hint="default"/>
+      </w:rPr>
+    </w:lvl>
+    <w:lvl w:ilvl="4" w:tplc="100A0003" w:tentative="1">
+      <w:start w:val="1"/>
+      <w:numFmt w:val="bullet"/>
+      <w:lvlText w:val="o"/>
+      <w:lvlJc w:val="left"/>
+      <w:pPr>
+        <w:ind w:left="3600" w:hanging="360"/>
+      </w:pPr>
+      <w:rPr>
+        <w:rFonts w:ascii="Courier New" w:hAnsi="Courier New" w:cs="Courier New" w:hint="default"/>
+      </w:rPr>
+    </w:lvl>
+    <w:lvl w:ilvl="5" w:tplc="100A0005" w:tentative="1">
+      <w:start w:val="1"/>
+      <w:numFmt w:val="bullet"/>
+      <w:lvlText w:val=""/>
+      <w:lvlJc w:val="left"/>
+      <w:pPr>
+        <w:ind w:left="4320" w:hanging="360"/>
+      </w:pPr>
+      <w:rPr>
+        <w:rFonts w:ascii="Wingdings" w:hAnsi="Wingdings" w:hint="default"/>
+      </w:rPr>
+    </w:lvl>
+    <w:lvl w:ilvl="6" w:tplc="100A0001" w:tentative="1">
+      <w:start w:val="1"/>
+      <w:numFmt w:val="bullet"/>
+      <w:lvlText w:val=""/>
+      <w:lvlJc w:val="left"/>
+      <w:pPr>
+        <w:ind w:left="5040" w:hanging="360"/>
+      </w:pPr>
+      <w:rPr>
+        <w:rFonts w:ascii="Symbol" w:hAnsi="Symbol" w:hint="default"/>
+      </w:rPr>
+    </w:lvl>
+    <w:lvl w:ilvl="7" w:tplc="100A0003" w:tentative="1">
+      <w:start w:val="1"/>
+      <w:numFmt w:val="bullet"/>
+      <w:lvlText w:val="o"/>
+      <w:lvlJc w:val="left"/>
+      <w:pPr>
+        <w:ind w:left="5760" w:hanging="360"/>
+      </w:pPr>
+      <w:rPr>
+        <w:rFonts w:ascii="Courier New" w:hAnsi="Courier New" w:cs="Courier New" w:hint="default"/>
+      </w:rPr>
+    </w:lvl>
+    <w:lvl w:ilvl="8" w:tplc="100A0005" w:tentative="1">
+      <w:start w:val="1"/>
+      <w:numFmt w:val="bullet"/>
+      <w:lvlText w:val=""/>
+      <w:lvlJc w:val="left"/>
+      <w:pPr>
+        <w:ind w:left="6480" w:hanging="360"/>
+      </w:pPr>
+      <w:rPr>
+        <w:rFonts w:ascii="Wingdings" w:hAnsi="Wingdings" w:hint="default"/>
+      </w:rPr>
+    </w:lvl>
+  </w:abstractNum>
+  <w:abstractNum w:abstractNumId="4" w15:restartNumberingAfterBreak="0">
     <w:nsid w:val="116C7FF3"/>
     <w:multiLevelType w:val="hybridMultilevel"/>
     <w:tmpl w:val="B40C9F90"/>
@@ -9224,7 +6810,7 @@
       </w:rPr>
     </w:lvl>
   </w:abstractNum>
-  <w:abstractNum w:abstractNumId="4" w15:restartNumberingAfterBreak="0">
+  <w:abstractNum w:abstractNumId="5" w15:restartNumberingAfterBreak="0">
     <w:nsid w:val="11B90AD8"/>
     <w:multiLevelType w:val="hybridMultilevel"/>
     <w:tmpl w:val="62B2D600"/>
@@ -9337,7 +6923,7 @@
       </w:rPr>
     </w:lvl>
   </w:abstractNum>
-  <w:abstractNum w:abstractNumId="5" w15:restartNumberingAfterBreak="0">
+  <w:abstractNum w:abstractNumId="6" w15:restartNumberingAfterBreak="0">
     <w:nsid w:val="1B9D10EF"/>
     <w:multiLevelType w:val="hybridMultilevel"/>
     <w:tmpl w:val="AEA0CCE8"/>
@@ -9450,7 +7036,7 @@
       </w:rPr>
     </w:lvl>
   </w:abstractNum>
-  <w:abstractNum w:abstractNumId="6" w15:restartNumberingAfterBreak="0">
+  <w:abstractNum w:abstractNumId="7" w15:restartNumberingAfterBreak="0">
     <w:nsid w:val="203B3D20"/>
     <w:multiLevelType w:val="hybridMultilevel"/>
     <w:tmpl w:val="FF806C16"/>
@@ -9536,7 +7122,7 @@
       </w:pPr>
     </w:lvl>
   </w:abstractNum>
-  <w:abstractNum w:abstractNumId="7" w15:restartNumberingAfterBreak="0">
+  <w:abstractNum w:abstractNumId="8" w15:restartNumberingAfterBreak="0">
     <w:nsid w:val="515E443C"/>
     <w:multiLevelType w:val="hybridMultilevel"/>
     <w:tmpl w:val="EFBEE4C2"/>
@@ -9649,7 +7235,7 @@
       </w:rPr>
     </w:lvl>
   </w:abstractNum>
-  <w:abstractNum w:abstractNumId="8" w15:restartNumberingAfterBreak="0">
+  <w:abstractNum w:abstractNumId="9" w15:restartNumberingAfterBreak="0">
     <w:nsid w:val="54CD0EDB"/>
     <w:multiLevelType w:val="hybridMultilevel"/>
     <w:tmpl w:val="2BDCE1BA"/>
@@ -9763,7 +7349,7 @@
     </w:lvl>
   </w:abstractNum>
   <w:num w:numId="1" w16cid:durableId="314533654">
-    <w:abstractNumId w:val="6"/>
+    <w:abstractNumId w:val="7"/>
     <w:lvlOverride w:ilvl="0">
       <w:startOverride w:val="1"/>
     </w:lvlOverride>
@@ -9823,7 +7409,7 @@
     </w:lvlOverride>
   </w:num>
   <w:num w:numId="3" w16cid:durableId="1596547171">
-    <w:abstractNumId w:val="4"/>
+    <w:abstractNumId w:val="5"/>
   </w:num>
   <w:num w:numId="4" w16cid:durableId="412046498">
     <w:abstractNumId w:val="0"/>
@@ -9832,15 +7418,18 @@
     <w:abstractNumId w:val="1"/>
   </w:num>
   <w:num w:numId="6" w16cid:durableId="1187207852">
-    <w:abstractNumId w:val="7"/>
+    <w:abstractNumId w:val="8"/>
   </w:num>
   <w:num w:numId="7" w16cid:durableId="393360729">
-    <w:abstractNumId w:val="8"/>
+    <w:abstractNumId w:val="9"/>
   </w:num>
   <w:num w:numId="8" w16cid:durableId="465316536">
-    <w:abstractNumId w:val="5"/>
+    <w:abstractNumId w:val="6"/>
   </w:num>
   <w:num w:numId="9" w16cid:durableId="221526823">
+    <w:abstractNumId w:val="4"/>
+  </w:num>
+  <w:num w:numId="10" w16cid:durableId="2132701264">
     <w:abstractNumId w:val="3"/>
   </w:num>
   <w:numIdMacAtCleanup w:val="8"/>
@@ -10358,7 +7947,6 @@
   <w:style w:type="character" w:default="1" w:styleId="Fuentedeprrafopredeter">
     <w:name w:val="Default Paragraph Font"/>
     <w:uiPriority w:val="1"/>
-    <w:semiHidden/>
     <w:unhideWhenUsed/>
   </w:style>
   <w:style w:type="table" w:default="1" w:styleId="Tablanormal">
